--- a/KenAdenijiResume.docx
+++ b/KenAdenijiResume.docx
@@ -1061,7 +1061,7 @@
       </w:r>
     </w:p>
     <w:bookmarkEnd w:id="56"/>
-    <w:bookmarkStart w:id="58" w:name="Xe621a272b2e3ebd65efd913dd20c1c43d7c3de8"/>
+    <w:bookmarkStart w:id="58" w:name="Xcb285883aa25839e9efa32b4912083424db33f9"/>
     <w:p>
       <w:pPr>
         <w:pStyle w:val="Heading3"/>
@@ -1095,7 +1095,7 @@
         <w:t xml:space="preserve"> </w:t>
       </w:r>
       <w:r>
-        <w:t xml:space="preserve">Contract Consultant (October 1995 to February 1996)</w:t>
+        <w:t xml:space="preserve">Contract Consultant (October 1995 to 1996-02-14)</w:t>
       </w:r>
     </w:p>
     <w:p>

--- a/KenAdenijiResume.docx
+++ b/KenAdenijiResume.docx
@@ -18,7 +18,7 @@
         <w:t xml:space="preserve">Ken Adeniji</w:t>
       </w:r>
     </w:p>
-    <w:bookmarkStart w:id="23" w:name="ken-adeniji"/>
+    <w:bookmarkStart w:id="26" w:name="ken-adeniji"/>
     <w:p>
       <w:pPr>
         <w:pStyle w:val="Heading1"/>
@@ -97,7 +97,62 @@
         <w:br/>
       </w:r>
     </w:p>
-    <w:bookmarkEnd w:id="23"/>
+    <w:p>
+      <w:pPr>
+        <w:pStyle w:val="CaptionedFigure"/>
+      </w:pPr>
+      <w:r>
+        <w:drawing>
+          <wp:inline>
+            <wp:extent cx="5334000" cy="5334000"/>
+            <wp:effectExtent b="0" l="0" r="0" t="0"/>
+            <wp:docPr descr="2026-04-16 passport picture Walgreen Co. | District 823 | Fremont/Oakland. 3860 Decoto Road, Fremont, CA 94555. Telephone 510 793 9798" title="" id="24" name="Picture"/>
+            <a:graphic>
+              <a:graphicData uri="http://schemas.openxmlformats.org/drawingml/2006/picture">
+                <pic:pic>
+                  <pic:nvPicPr>
+                    <pic:cNvPr descr="https://kenadeniji.github.io/Github/2026-05-12Walgreens_-_digital-passport_-_KenAdeniji.jpg" id="25" name="Picture"/>
+                    <pic:cNvPicPr>
+                      <a:picLocks noChangeArrowheads="1" noChangeAspect="1"/>
+                    </pic:cNvPicPr>
+                  </pic:nvPicPr>
+                  <pic:blipFill>
+                    <a:blip r:embed="rId23"/>
+                    <a:stretch>
+                      <a:fillRect/>
+                    </a:stretch>
+                  </pic:blipFill>
+                  <pic:spPr bwMode="auto">
+                    <a:xfrm>
+                      <a:off x="0" y="0"/>
+                      <a:ext cx="5334000" cy="5334000"/>
+                    </a:xfrm>
+                    <a:prstGeom prst="rect">
+                      <a:avLst/>
+                    </a:prstGeom>
+                    <a:noFill/>
+                    <a:ln w="9525">
+                      <a:noFill/>
+                      <a:headEnd/>
+                      <a:tailEnd/>
+                    </a:ln>
+                  </pic:spPr>
+                </pic:pic>
+              </a:graphicData>
+            </a:graphic>
+          </wp:inline>
+        </w:drawing>
+      </w:r>
+    </w:p>
+    <w:p>
+      <w:pPr>
+        <w:pStyle w:val="ImageCaption"/>
+      </w:pPr>
+      <w:r>
+        <w:t xml:space="preserve">2026-04-16 passport picture Walgreen Co. | District 823 | Fremont/Oakland. 3860 Decoto Road, Fremont, CA 94555. Telephone 510 793 9798</w:t>
+      </w:r>
+    </w:p>
+    <w:bookmarkEnd w:id="26"/>
     <w:p>
       <w:pPr>
         <w:pStyle w:val="BodyText"/>
@@ -110,7 +165,7 @@
       <w:pPr>
         <w:pStyle w:val="BodyText"/>
       </w:pPr>
-      <w:hyperlink r:id="rId24">
+      <w:hyperlink r:id="rId27">
         <w:r>
           <w:rPr>
             <w:rStyle w:val="Hyperlink"/>
@@ -238,7 +293,7 @@
         </w:r>
       </w:hyperlink>
     </w:p>
-    <w:bookmarkStart w:id="25" w:name="objective"/>
+    <w:bookmarkStart w:id="28" w:name="objective"/>
     <w:p>
       <w:pPr>
         <w:pStyle w:val="Heading2"/>
@@ -255,8 +310,8 @@
         <w:t xml:space="preserve">A software engineer role in an organization that will offer an opportunity to develop products and services that will add-value to the customers, shareholders, and community.</w:t>
       </w:r>
     </w:p>
-    <w:bookmarkEnd w:id="25"/>
-    <w:bookmarkStart w:id="34" w:name="careerSummary"/>
+    <w:bookmarkEnd w:id="28"/>
+    <w:bookmarkStart w:id="37" w:name="careerSummary"/>
     <w:p>
       <w:pPr>
         <w:pStyle w:val="Heading2"/>
@@ -279,7 +334,7 @@
       <w:r>
         <w:t xml:space="preserve"> </w:t>
       </w:r>
-      <w:hyperlink r:id="rId26">
+      <w:hyperlink r:id="rId29">
         <w:r>
           <w:rPr>
             <w:rStyle w:val="Hyperlink"/>
@@ -302,7 +357,7 @@
       <w:r>
         <w:t xml:space="preserve"> </w:t>
       </w:r>
-      <w:hyperlink r:id="rId27">
+      <w:hyperlink r:id="rId30">
         <w:r>
           <w:rPr>
             <w:rStyle w:val="Hyperlink"/>
@@ -340,7 +395,7 @@
       <w:r>
         <w:t xml:space="preserve"> </w:t>
       </w:r>
-      <w:hyperlink r:id="rId28">
+      <w:hyperlink r:id="rId31">
         <w:r>
           <w:rPr>
             <w:rStyle w:val="Hyperlink"/>
@@ -372,7 +427,7 @@
       <w:r>
         <w:t xml:space="preserve"> </w:t>
       </w:r>
-      <w:hyperlink r:id="rId29">
+      <w:hyperlink r:id="rId32">
         <w:r>
           <w:rPr>
             <w:rStyle w:val="Hyperlink"/>
@@ -395,7 +450,7 @@
       <w:r>
         <w:t xml:space="preserve"> </w:t>
       </w:r>
-      <w:hyperlink r:id="rId30">
+      <w:hyperlink r:id="rId33">
         <w:r>
           <w:rPr>
             <w:rStyle w:val="Hyperlink"/>
@@ -417,7 +472,7 @@
       <w:r>
         <w:t xml:space="preserve"> </w:t>
       </w:r>
-      <w:hyperlink r:id="rId31">
+      <w:hyperlink r:id="rId34">
         <w:r>
           <w:rPr>
             <w:rStyle w:val="Hyperlink"/>
@@ -485,7 +540,7 @@
           <w:numId w:val="1002"/>
         </w:numPr>
       </w:pPr>
-      <w:hyperlink r:id="rId32">
+      <w:hyperlink r:id="rId35">
         <w:r>
           <w:rPr>
             <w:rStyle w:val="Hyperlink"/>
@@ -505,7 +560,7 @@
       <w:r>
         <w:t xml:space="preserve"> </w:t>
       </w:r>
-      <w:hyperlink r:id="rId33">
+      <w:hyperlink r:id="rId36">
         <w:r>
           <w:rPr>
             <w:rStyle w:val="Hyperlink"/>
@@ -553,8 +608,8 @@
         <w:t xml:space="preserve">First position in the last year of primary school, primary five, examination.</w:t>
       </w:r>
     </w:p>
-    <w:bookmarkEnd w:id="34"/>
-    <w:bookmarkStart w:id="37" w:name="Xbecde2755c53d4e4e0c7f34917a18469f130ec8"/>
+    <w:bookmarkEnd w:id="37"/>
+    <w:bookmarkStart w:id="40" w:name="Xbecde2755c53d4e4e0c7f34917a18469f130ec8"/>
     <w:p>
       <w:pPr>
         <w:pStyle w:val="Heading2"/>
@@ -571,7 +626,7 @@
           <w:numId w:val="1003"/>
         </w:numPr>
       </w:pPr>
-      <w:hyperlink r:id="rId35">
+      <w:hyperlink r:id="rId38">
         <w:r>
           <w:rPr>
             <w:rStyle w:val="Hyperlink"/>
@@ -588,7 +643,7 @@
           <w:numId w:val="1003"/>
         </w:numPr>
       </w:pPr>
-      <w:hyperlink r:id="rId36">
+      <w:hyperlink r:id="rId39">
         <w:r>
           <w:rPr>
             <w:rStyle w:val="Hyperlink"/>
@@ -597,15 +652,15 @@
         </w:r>
       </w:hyperlink>
     </w:p>
-    <w:bookmarkEnd w:id="37"/>
+    <w:bookmarkEnd w:id="40"/>
     <w:p>
       <w:pPr>
         <w:pStyle w:val="FirstParagraph"/>
       </w:pPr>
-      <w:bookmarkStart w:id="38" w:name="jobDescriptions"/>
-      <w:bookmarkEnd w:id="38"/>
-    </w:p>
-    <w:bookmarkStart w:id="69" w:name="job-descriptions"/>
+      <w:bookmarkStart w:id="41" w:name="jobDescriptions"/>
+      <w:bookmarkEnd w:id="41"/>
+    </w:p>
+    <w:bookmarkStart w:id="72" w:name="job-descriptions"/>
     <w:p>
       <w:pPr>
         <w:pStyle w:val="Heading2"/>
@@ -614,12 +669,12 @@
         <w:t xml:space="preserve">JOB DESCRIPTIONS</w:t>
       </w:r>
     </w:p>
-    <w:bookmarkStart w:id="40" w:name="X7c8ba991b1bea05422621c704ad0e0ec781947d"/>
+    <w:bookmarkStart w:id="43" w:name="X7c8ba991b1bea05422621c704ad0e0ec781947d"/>
     <w:p>
       <w:pPr>
         <w:pStyle w:val="Heading3"/>
       </w:pPr>
-      <w:hyperlink r:id="rId39">
+      <w:hyperlink r:id="rId42">
         <w:r>
           <w:rPr>
             <w:rStyle w:val="Hyperlink"/>
@@ -670,13 +725,13 @@
         <w:t xml:space="preserve">Achieve re-use, efficient queries, mitigate the risk of SQL injection by writing stored procedures and user defined functions.</w:t>
       </w:r>
     </w:p>
-    <w:bookmarkEnd w:id="40"/>
-    <w:bookmarkStart w:id="43" w:name="Xe22390f454a751b87fe330a9676eb848cfedb67"/>
+    <w:bookmarkEnd w:id="43"/>
+    <w:bookmarkStart w:id="46" w:name="Xe22390f454a751b87fe330a9676eb848cfedb67"/>
     <w:p>
       <w:pPr>
         <w:pStyle w:val="Heading3"/>
       </w:pPr>
-      <w:hyperlink r:id="rId41">
+      <w:hyperlink r:id="rId44">
         <w:r>
           <w:rPr>
             <w:rStyle w:val="Hyperlink"/>
@@ -717,7 +772,7 @@
       <w:r>
         <w:t xml:space="preserve"> </w:t>
       </w:r>
-      <w:hyperlink r:id="rId42">
+      <w:hyperlink r:id="rId45">
         <w:r>
           <w:rPr>
             <w:rStyle w:val="Hyperlink"/>
@@ -729,13 +784,13 @@
         <w:t xml:space="preserve">.</w:t>
       </w:r>
     </w:p>
-    <w:bookmarkEnd w:id="43"/>
-    <w:bookmarkStart w:id="46" w:name="X847050a9b26983b2458d165ad2a19c60b2ad8dc"/>
+    <w:bookmarkEnd w:id="46"/>
+    <w:bookmarkStart w:id="49" w:name="X847050a9b26983b2458d165ad2a19c60b2ad8dc"/>
     <w:p>
       <w:pPr>
         <w:pStyle w:val="Heading3"/>
       </w:pPr>
-      <w:hyperlink r:id="rId44">
+      <w:hyperlink r:id="rId47">
         <w:r>
           <w:rPr>
             <w:rStyle w:val="Hyperlink"/>
@@ -776,7 +831,7 @@
       <w:r>
         <w:t xml:space="preserve"> </w:t>
       </w:r>
-      <w:hyperlink r:id="rId45">
+      <w:hyperlink r:id="rId48">
         <w:r>
           <w:rPr>
             <w:rStyle w:val="Hyperlink"/>
@@ -788,13 +843,13 @@
         <w:t xml:space="preserve">, Parramatta.</w:t>
       </w:r>
     </w:p>
-    <w:bookmarkEnd w:id="46"/>
-    <w:bookmarkStart w:id="48" w:name="X00c65edaf0b66280992eb1096c1956071260af2"/>
+    <w:bookmarkEnd w:id="49"/>
+    <w:bookmarkStart w:id="51" w:name="X00c65edaf0b66280992eb1096c1956071260af2"/>
     <w:p>
       <w:pPr>
         <w:pStyle w:val="Heading3"/>
       </w:pPr>
-      <w:hyperlink r:id="rId47">
+      <w:hyperlink r:id="rId50">
         <w:r>
           <w:rPr>
             <w:rStyle w:val="Hyperlink"/>
@@ -833,13 +888,13 @@
         <w:t xml:space="preserve">Applications include Westpac Investment Risk Management and Tactical Asset Allocation.</w:t>
       </w:r>
     </w:p>
-    <w:bookmarkEnd w:id="48"/>
-    <w:bookmarkStart w:id="50" w:name="X47338435b5bb60a718756252091d7ced6c248d8"/>
+    <w:bookmarkEnd w:id="51"/>
+    <w:bookmarkStart w:id="53" w:name="X47338435b5bb60a718756252091d7ced6c248d8"/>
     <w:p>
       <w:pPr>
         <w:pStyle w:val="Heading3"/>
       </w:pPr>
-      <w:hyperlink r:id="rId49">
+      <w:hyperlink r:id="rId52">
         <w:r>
           <w:rPr>
             <w:rStyle w:val="Hyperlink"/>
@@ -890,13 +945,13 @@
         <w:t xml:space="preserve">Replicate data between central and remote locations using Internet messaging services.</w:t>
       </w:r>
     </w:p>
-    <w:bookmarkEnd w:id="50"/>
-    <w:bookmarkStart w:id="52" w:name="Xa68e9ed2b84b7cc18b5f7c96462ddecca01cb45"/>
+    <w:bookmarkEnd w:id="53"/>
+    <w:bookmarkStart w:id="55" w:name="Xa68e9ed2b84b7cc18b5f7c96462ddecca01cb45"/>
     <w:p>
       <w:pPr>
         <w:pStyle w:val="Heading3"/>
       </w:pPr>
-      <w:hyperlink r:id="rId51">
+      <w:hyperlink r:id="rId54">
         <w:r>
           <w:rPr>
             <w:rStyle w:val="Hyperlink"/>
@@ -923,8 +978,8 @@
         <w:t xml:space="preserve">Develop mortgage system; focus on product changes and payments.</w:t>
       </w:r>
     </w:p>
-    <w:bookmarkEnd w:id="52"/>
-    <w:bookmarkStart w:id="53" w:name="X71cbb401abc4c994853f02dc35f8675c094c679"/>
+    <w:bookmarkEnd w:id="55"/>
+    <w:bookmarkStart w:id="56" w:name="X71cbb401abc4c994853f02dc35f8675c094c679"/>
     <w:p>
       <w:pPr>
         <w:pStyle w:val="Heading3"/>
@@ -975,13 +1030,13 @@
         <w:t xml:space="preserve">Workflow will delegate tasks to personnel based on roles, availability, work load, and expertise.</w:t>
       </w:r>
     </w:p>
-    <w:bookmarkEnd w:id="53"/>
-    <w:bookmarkStart w:id="55" w:name="X33ba5731ad71615fa1ddca9738418b8399ba12d"/>
+    <w:bookmarkEnd w:id="56"/>
+    <w:bookmarkStart w:id="58" w:name="X33ba5731ad71615fa1ddca9738418b8399ba12d"/>
     <w:p>
       <w:pPr>
         <w:pStyle w:val="Heading3"/>
       </w:pPr>
-      <w:hyperlink r:id="rId54">
+      <w:hyperlink r:id="rId57">
         <w:r>
           <w:rPr>
             <w:rStyle w:val="Hyperlink"/>
@@ -1032,8 +1087,8 @@
         <w:t xml:space="preserve">Use OMNI Gateway to collate data.</w:t>
       </w:r>
     </w:p>
-    <w:bookmarkEnd w:id="55"/>
-    <w:bookmarkStart w:id="56" w:name="X9e4848fe1750a0f84e1d55835d57e2ad67053c0"/>
+    <w:bookmarkEnd w:id="58"/>
+    <w:bookmarkStart w:id="59" w:name="X9e4848fe1750a0f84e1d55835d57e2ad67053c0"/>
     <w:p>
       <w:pPr>
         <w:pStyle w:val="Heading3"/>
@@ -1060,13 +1115,13 @@
         <w:t xml:space="preserve">Design and develop workflow applications for the processing of trainee and apprenticeship programs.</w:t>
       </w:r>
     </w:p>
-    <w:bookmarkEnd w:id="56"/>
-    <w:bookmarkStart w:id="58" w:name="Xcb285883aa25839e9efa32b4912083424db33f9"/>
+    <w:bookmarkEnd w:id="59"/>
+    <w:bookmarkStart w:id="61" w:name="Xcb285883aa25839e9efa32b4912083424db33f9"/>
     <w:p>
       <w:pPr>
         <w:pStyle w:val="Heading3"/>
       </w:pPr>
-      <w:hyperlink r:id="rId57">
+      <w:hyperlink r:id="rId60">
         <w:r>
           <w:rPr>
             <w:rStyle w:val="Hyperlink"/>
@@ -1083,7 +1138,7 @@
       <w:r>
         <w:t xml:space="preserve"> </w:t>
       </w:r>
-      <w:hyperlink r:id="rId47">
+      <w:hyperlink r:id="rId50">
         <w:r>
           <w:rPr>
             <w:rStyle w:val="Hyperlink"/>
@@ -1110,13 +1165,13 @@
         <w:t xml:space="preserve">Replicate database between central (Informix) and remote locations (Sybase SQL Anywhere).</w:t>
       </w:r>
     </w:p>
-    <w:bookmarkEnd w:id="58"/>
-    <w:bookmarkStart w:id="60" w:name="X59ef651d5849c15382a56219c4a05aa721d25c5"/>
+    <w:bookmarkEnd w:id="61"/>
+    <w:bookmarkStart w:id="63" w:name="X59ef651d5849c15382a56219c4a05aa721d25c5"/>
     <w:p>
       <w:pPr>
         <w:pStyle w:val="Heading3"/>
       </w:pPr>
-      <w:hyperlink r:id="rId59">
+      <w:hyperlink r:id="rId62">
         <w:r>
           <w:rPr>
             <w:rStyle w:val="Hyperlink"/>
@@ -1143,13 +1198,13 @@
         <w:t xml:space="preserve">Advise clients on how-to use software for developing distributed applications.</w:t>
       </w:r>
     </w:p>
-    <w:bookmarkEnd w:id="60"/>
-    <w:bookmarkStart w:id="63" w:name="Xafb98839f6596774c5de4ac49f4cf6542ab8539"/>
+    <w:bookmarkEnd w:id="63"/>
+    <w:bookmarkStart w:id="66" w:name="Xafb98839f6596774c5de4ac49f4cf6542ab8539"/>
     <w:p>
       <w:pPr>
         <w:pStyle w:val="Heading3"/>
       </w:pPr>
-      <w:hyperlink r:id="rId61">
+      <w:hyperlink r:id="rId64">
         <w:r>
           <w:rPr>
             <w:rStyle w:val="Hyperlink"/>
@@ -1178,7 +1233,7 @@
       <w:r>
         <w:t xml:space="preserve"> </w:t>
       </w:r>
-      <w:hyperlink r:id="rId62">
+      <w:hyperlink r:id="rId65">
         <w:r>
           <w:rPr>
             <w:rStyle w:val="Hyperlink"/>
@@ -1205,8 +1260,8 @@
         <w:t xml:space="preserve">Convert legacy systems into client-server infrastructure.</w:t>
       </w:r>
     </w:p>
-    <w:bookmarkEnd w:id="63"/>
-    <w:bookmarkStart w:id="64" w:name="X78389547433163e07c792fdc87e376db6b9eaac"/>
+    <w:bookmarkEnd w:id="66"/>
+    <w:bookmarkStart w:id="67" w:name="X78389547433163e07c792fdc87e376db6b9eaac"/>
     <w:p>
       <w:pPr>
         <w:pStyle w:val="Heading3"/>
@@ -1233,13 +1288,13 @@
         <w:t xml:space="preserve">Match products and services with advertisements.</w:t>
       </w:r>
     </w:p>
-    <w:bookmarkEnd w:id="64"/>
-    <w:bookmarkStart w:id="68" w:name="X367b581eb513fa6d23849496f54874d6e79e494"/>
+    <w:bookmarkEnd w:id="67"/>
+    <w:bookmarkStart w:id="71" w:name="X367b581eb513fa6d23849496f54874d6e79e494"/>
     <w:p>
       <w:pPr>
         <w:pStyle w:val="Heading3"/>
       </w:pPr>
-      <w:hyperlink r:id="rId65">
+      <w:hyperlink r:id="rId68">
         <w:r>
           <w:rPr>
             <w:rStyle w:val="Hyperlink"/>
@@ -1250,7 +1305,7 @@
       <w:r>
         <w:t xml:space="preserve"> </w:t>
       </w:r>
-      <w:hyperlink r:id="rId66">
+      <w:hyperlink r:id="rId69">
         <w:r>
           <w:rPr>
             <w:rStyle w:val="Hyperlink"/>
@@ -1285,7 +1340,7 @@
       <w:r>
         <w:t xml:space="preserve"> </w:t>
       </w:r>
-      <w:hyperlink r:id="rId67">
+      <w:hyperlink r:id="rId70">
         <w:r>
           <w:rPr>
             <w:rStyle w:val="Hyperlink"/>
@@ -1309,9 +1364,9 @@
         <w:t xml:space="preserve">Prior to joining IDS, I worked at, Headquarters Military Training Command, Suakin Drive.</w:t>
       </w:r>
     </w:p>
-    <w:bookmarkEnd w:id="68"/>
-    <w:bookmarkEnd w:id="69"/>
-    <w:bookmarkStart w:id="87" w:name="otherWorkSummary"/>
+    <w:bookmarkEnd w:id="71"/>
+    <w:bookmarkEnd w:id="72"/>
+    <w:bookmarkStart w:id="90" w:name="otherWorkSummary"/>
     <w:p>
       <w:pPr>
         <w:pStyle w:val="Heading2"/>
@@ -1328,7 +1383,7 @@
           <w:numId w:val="1018"/>
         </w:numPr>
       </w:pPr>
-      <w:hyperlink r:id="rId70">
+      <w:hyperlink r:id="rId73">
         <w:r>
           <w:rPr>
             <w:rStyle w:val="Hyperlink"/>
@@ -1348,7 +1403,7 @@
       <w:r>
         <w:t xml:space="preserve"> </w:t>
       </w:r>
-      <w:hyperlink r:id="rId71">
+      <w:hyperlink r:id="rId74">
         <w:r>
           <w:rPr>
             <w:rStyle w:val="Hyperlink"/>
@@ -1389,7 +1444,7 @@
           <w:numId w:val="1018"/>
         </w:numPr>
       </w:pPr>
-      <w:hyperlink r:id="rId72">
+      <w:hyperlink r:id="rId75">
         <w:r>
           <w:rPr>
             <w:rStyle w:val="Hyperlink"/>
@@ -1412,7 +1467,7 @@
           <w:numId w:val="1018"/>
         </w:numPr>
       </w:pPr>
-      <w:hyperlink r:id="rId73">
+      <w:hyperlink r:id="rId76">
         <w:r>
           <w:rPr>
             <w:rStyle w:val="Hyperlink"/>
@@ -1429,7 +1484,7 @@
       <w:r>
         <w:t xml:space="preserve"> </w:t>
       </w:r>
-      <w:hyperlink r:id="rId74">
+      <w:hyperlink r:id="rId77">
         <w:r>
           <w:rPr>
             <w:rStyle w:val="Hyperlink"/>
@@ -1452,7 +1507,7 @@
           <w:numId w:val="1018"/>
         </w:numPr>
       </w:pPr>
-      <w:hyperlink r:id="rId75">
+      <w:hyperlink r:id="rId78">
         <w:r>
           <w:rPr>
             <w:rStyle w:val="Hyperlink"/>
@@ -1475,7 +1530,7 @@
           <w:numId w:val="1018"/>
         </w:numPr>
       </w:pPr>
-      <w:hyperlink r:id="rId76">
+      <w:hyperlink r:id="rId79">
         <w:r>
           <w:rPr>
             <w:rStyle w:val="Hyperlink"/>
@@ -1498,7 +1553,7 @@
           <w:numId w:val="1018"/>
         </w:numPr>
       </w:pPr>
-      <w:hyperlink r:id="rId77">
+      <w:hyperlink r:id="rId80">
         <w:r>
           <w:rPr>
             <w:rStyle w:val="Hyperlink"/>
@@ -1521,7 +1576,7 @@
           <w:numId w:val="1018"/>
         </w:numPr>
       </w:pPr>
-      <w:hyperlink r:id="rId78">
+      <w:hyperlink r:id="rId81">
         <w:r>
           <w:rPr>
             <w:rStyle w:val="Hyperlink"/>
@@ -1544,7 +1599,7 @@
           <w:numId w:val="1018"/>
         </w:numPr>
       </w:pPr>
-      <w:hyperlink r:id="rId79">
+      <w:hyperlink r:id="rId82">
         <w:r>
           <w:rPr>
             <w:rStyle w:val="Hyperlink"/>
@@ -1567,7 +1622,7 @@
           <w:numId w:val="1018"/>
         </w:numPr>
       </w:pPr>
-      <w:hyperlink r:id="rId80">
+      <w:hyperlink r:id="rId83">
         <w:r>
           <w:rPr>
             <w:rStyle w:val="Hyperlink"/>
@@ -1596,7 +1651,7 @@
       <w:r>
         <w:t xml:space="preserve"> </w:t>
       </w:r>
-      <w:hyperlink r:id="rId81">
+      <w:hyperlink r:id="rId84">
         <w:r>
           <w:rPr>
             <w:rStyle w:val="Hyperlink"/>
@@ -1619,7 +1674,7 @@
           <w:numId w:val="1018"/>
         </w:numPr>
       </w:pPr>
-      <w:hyperlink r:id="rId82">
+      <w:hyperlink r:id="rId85">
         <w:r>
           <w:rPr>
             <w:rStyle w:val="Hyperlink"/>
@@ -1642,7 +1697,7 @@
           <w:numId w:val="1018"/>
         </w:numPr>
       </w:pPr>
-      <w:hyperlink r:id="rId83">
+      <w:hyperlink r:id="rId86">
         <w:r>
           <w:rPr>
             <w:rStyle w:val="Hyperlink"/>
@@ -1659,7 +1714,7 @@
       <w:r>
         <w:t xml:space="preserve"> </w:t>
       </w:r>
-      <w:hyperlink r:id="rId84">
+      <w:hyperlink r:id="rId87">
         <w:r>
           <w:rPr>
             <w:rStyle w:val="Hyperlink"/>
@@ -1682,7 +1737,7 @@
           <w:numId w:val="1018"/>
         </w:numPr>
       </w:pPr>
-      <w:hyperlink r:id="rId85">
+      <w:hyperlink r:id="rId88">
         <w:r>
           <w:rPr>
             <w:rStyle w:val="Hyperlink"/>
@@ -1699,7 +1754,7 @@
       <w:r>
         <w:t xml:space="preserve"> </w:t>
       </w:r>
-      <w:hyperlink r:id="rId86">
+      <w:hyperlink r:id="rId89">
         <w:r>
           <w:rPr>
             <w:rStyle w:val="Hyperlink"/>
@@ -1720,8 +1775,8 @@
         <w:t xml:space="preserve">New Century Video Pty Ltd with Paul and Kerry Watson</w:t>
       </w:r>
     </w:p>
-    <w:bookmarkEnd w:id="87"/>
-    <w:bookmarkStart w:id="96" w:name="nigeriaWorkExperience"/>
+    <w:bookmarkEnd w:id="90"/>
+    <w:bookmarkStart w:id="99" w:name="nigeriaWorkExperience"/>
     <w:p>
       <w:pPr>
         <w:pStyle w:val="Heading2"/>
@@ -1738,7 +1793,7 @@
           <w:numId w:val="1019"/>
         </w:numPr>
       </w:pPr>
-      <w:hyperlink r:id="rId88">
+      <w:hyperlink r:id="rId91">
         <w:r>
           <w:rPr>
             <w:rStyle w:val="Hyperlink"/>
@@ -1755,7 +1810,7 @@
       <w:r>
         <w:t xml:space="preserve"> </w:t>
       </w:r>
-      <w:hyperlink r:id="rId89">
+      <w:hyperlink r:id="rId92">
         <w:r>
           <w:rPr>
             <w:rStyle w:val="Hyperlink"/>
@@ -1769,7 +1824,7 @@
       <w:r>
         <w:t xml:space="preserve"> </w:t>
       </w:r>
-      <w:hyperlink r:id="rId90">
+      <w:hyperlink r:id="rId93">
         <w:r>
           <w:rPr>
             <w:rStyle w:val="Hyperlink"/>
@@ -1798,7 +1853,7 @@
           <w:numId w:val="1019"/>
         </w:numPr>
       </w:pPr>
-      <w:hyperlink r:id="rId91">
+      <w:hyperlink r:id="rId94">
         <w:r>
           <w:rPr>
             <w:rStyle w:val="Hyperlink"/>
@@ -1809,7 +1864,7 @@
       <w:r>
         <w:t xml:space="preserve"> </w:t>
       </w:r>
-      <w:hyperlink r:id="rId92">
+      <w:hyperlink r:id="rId95">
         <w:r>
           <w:rPr>
             <w:rStyle w:val="Hyperlink"/>
@@ -1826,36 +1881,36 @@
           <w:numId w:val="1019"/>
         </w:numPr>
       </w:pPr>
+      <w:hyperlink r:id="rId96">
+        <w:r>
+          <w:rPr>
+            <w:rStyle w:val="Hyperlink"/>
+          </w:rPr>
+          <w:t xml:space="preserve">Saap-Tech</w:t>
+        </w:r>
+      </w:hyperlink>
+      <w:r>
+        <w:t xml:space="preserve"> </w:t>
+      </w:r>
+      <w:hyperlink r:id="rId97">
+        <w:r>
+          <w:rPr>
+            <w:rStyle w:val="Hyperlink"/>
+          </w:rPr>
+          <w:t xml:space="preserve">C</w:t>
+        </w:r>
+      </w:hyperlink>
+      <w:r>
+        <w:t xml:space="preserve">,</w:t>
+      </w:r>
+      <w:r>
+        <w:t xml:space="preserve"> </w:t>
+      </w:r>
       <w:hyperlink r:id="rId93">
         <w:r>
           <w:rPr>
             <w:rStyle w:val="Hyperlink"/>
           </w:rPr>
-          <w:t xml:space="preserve">Saap-Tech</w:t>
-        </w:r>
-      </w:hyperlink>
-      <w:r>
-        <w:t xml:space="preserve"> </w:t>
-      </w:r>
-      <w:hyperlink r:id="rId94">
-        <w:r>
-          <w:rPr>
-            <w:rStyle w:val="Hyperlink"/>
-          </w:rPr>
-          <w:t xml:space="preserve">C</w:t>
-        </w:r>
-      </w:hyperlink>
-      <w:r>
-        <w:t xml:space="preserve">,</w:t>
-      </w:r>
-      <w:r>
-        <w:t xml:space="preserve"> </w:t>
-      </w:r>
-      <w:hyperlink r:id="rId90">
-        <w:r>
-          <w:rPr>
-            <w:rStyle w:val="Hyperlink"/>
-          </w:rPr>
           <w:t xml:space="preserve">Nantucket Clipper</w:t>
         </w:r>
       </w:hyperlink>
@@ -1865,7 +1920,7 @@
       <w:r>
         <w:t xml:space="preserve"> </w:t>
       </w:r>
-      <w:hyperlink r:id="rId95">
+      <w:hyperlink r:id="rId98">
         <w:r>
           <w:rPr>
             <w:rStyle w:val="Hyperlink"/>
@@ -1874,8 +1929,8 @@
         </w:r>
       </w:hyperlink>
     </w:p>
-    <w:bookmarkEnd w:id="96"/>
-    <w:bookmarkStart w:id="100" w:name="educationSummary"/>
+    <w:bookmarkEnd w:id="99"/>
+    <w:bookmarkStart w:id="103" w:name="educationSummary"/>
     <w:p>
       <w:pPr>
         <w:pStyle w:val="Heading2"/>
@@ -1903,7 +1958,7 @@
             <w:pPr>
               <w:pStyle w:val="Compact"/>
             </w:pPr>
-            <w:hyperlink r:id="rId97">
+            <w:hyperlink r:id="rId100">
               <w:r>
                 <w:rPr>
                   <w:rStyle w:val="Hyperlink"/>
@@ -1943,7 +1998,7 @@
             <w:pPr>
               <w:pStyle w:val="Compact"/>
             </w:pPr>
-            <w:hyperlink r:id="rId98">
+            <w:hyperlink r:id="rId101">
               <w:r>
                 <w:rPr>
                   <w:rStyle w:val="Hyperlink"/>
@@ -1983,7 +2038,7 @@
             <w:pPr>
               <w:pStyle w:val="Compact"/>
             </w:pPr>
-            <w:hyperlink r:id="rId30">
+            <w:hyperlink r:id="rId33">
               <w:r>
                 <w:rPr>
                   <w:rStyle w:val="Hyperlink"/>
@@ -2023,7 +2078,7 @@
             <w:pPr>
               <w:pStyle w:val="Compact"/>
             </w:pPr>
-            <w:hyperlink r:id="rId99">
+            <w:hyperlink r:id="rId102">
               <w:r>
                 <w:rPr>
                   <w:rStyle w:val="Hyperlink"/>
@@ -2115,8 +2170,8 @@
         </w:tc>
       </w:tr>
     </w:tbl>
-    <w:bookmarkEnd w:id="100"/>
-    <w:bookmarkStart w:id="398" w:name="skillsSummary"/>
+    <w:bookmarkEnd w:id="103"/>
+    <w:bookmarkStart w:id="401" w:name="skillsSummary"/>
     <w:p>
       <w:pPr>
         <w:pStyle w:val="Heading2"/>
@@ -2133,7 +2188,7 @@
           <w:numId w:val="1021"/>
         </w:numPr>
       </w:pPr>
-      <w:hyperlink r:id="rId101">
+      <w:hyperlink r:id="rId104">
         <w:r>
           <w:rPr>
             <w:rStyle w:val="Hyperlink"/>
@@ -2168,7 +2223,7 @@
           <w:numId w:val="1022"/>
         </w:numPr>
       </w:pPr>
-      <w:hyperlink r:id="rId102">
+      <w:hyperlink r:id="rId105">
         <w:r>
           <w:rPr>
             <w:rStyle w:val="Hyperlink"/>
@@ -2197,7 +2252,7 @@
           <w:numId w:val="1023"/>
         </w:numPr>
       </w:pPr>
-      <w:hyperlink r:id="rId103">
+      <w:hyperlink r:id="rId106">
         <w:r>
           <w:rPr>
             <w:rStyle w:val="Hyperlink"/>
@@ -2220,7 +2275,7 @@
       <w:r>
         <w:t xml:space="preserve"> </w:t>
       </w:r>
-      <w:hyperlink r:id="rId104">
+      <w:hyperlink r:id="rId107">
         <w:r>
           <w:rPr>
             <w:rStyle w:val="Hyperlink"/>
@@ -2231,7 +2286,7 @@
       <w:r>
         <w:t xml:space="preserve"> </w:t>
       </w:r>
-      <w:hyperlink r:id="rId105">
+      <w:hyperlink r:id="rId108">
         <w:r>
           <w:rPr>
             <w:rStyle w:val="Hyperlink"/>
@@ -2242,7 +2297,7 @@
       <w:r>
         <w:t xml:space="preserve"> </w:t>
       </w:r>
-      <w:hyperlink r:id="rId106">
+      <w:hyperlink r:id="rId109">
         <w:r>
           <w:rPr>
             <w:rStyle w:val="Hyperlink"/>
@@ -2265,7 +2320,7 @@
       <w:r>
         <w:t xml:space="preserve"> </w:t>
       </w:r>
-      <w:hyperlink r:id="rId107">
+      <w:hyperlink r:id="rId110">
         <w:r>
           <w:rPr>
             <w:rStyle w:val="Hyperlink"/>
@@ -2276,7 +2331,7 @@
       <w:r>
         <w:t xml:space="preserve"> </w:t>
       </w:r>
-      <w:hyperlink r:id="rId108">
+      <w:hyperlink r:id="rId111">
         <w:r>
           <w:rPr>
             <w:rStyle w:val="Hyperlink"/>
@@ -2293,7 +2348,7 @@
           <w:numId w:val="1022"/>
         </w:numPr>
       </w:pPr>
-      <w:hyperlink r:id="rId109">
+      <w:hyperlink r:id="rId112">
         <w:r>
           <w:rPr>
             <w:rStyle w:val="Hyperlink"/>
@@ -2316,7 +2371,7 @@
       <w:r>
         <w:t xml:space="preserve"> </w:t>
       </w:r>
-      <w:hyperlink r:id="rId110">
+      <w:hyperlink r:id="rId113">
         <w:r>
           <w:rPr>
             <w:rStyle w:val="Hyperlink"/>
@@ -2333,7 +2388,7 @@
           <w:numId w:val="1021"/>
         </w:numPr>
       </w:pPr>
-      <w:hyperlink r:id="rId111">
+      <w:hyperlink r:id="rId114">
         <w:r>
           <w:rPr>
             <w:rStyle w:val="Hyperlink"/>
@@ -2368,7 +2423,7 @@
       <w:r>
         <w:t xml:space="preserve"> </w:t>
       </w:r>
-      <w:hyperlink r:id="rId112">
+      <w:hyperlink r:id="rId115">
         <w:r>
           <w:rPr>
             <w:rStyle w:val="Hyperlink"/>
@@ -2388,7 +2443,7 @@
       <w:r>
         <w:t xml:space="preserve"> </w:t>
       </w:r>
-      <w:hyperlink r:id="rId113">
+      <w:hyperlink r:id="rId116">
         <w:r>
           <w:rPr>
             <w:rStyle w:val="Hyperlink"/>
@@ -2402,7 +2457,7 @@
       <w:r>
         <w:t xml:space="preserve"> </w:t>
       </w:r>
-      <w:hyperlink r:id="rId114">
+      <w:hyperlink r:id="rId117">
         <w:r>
           <w:rPr>
             <w:rStyle w:val="Hyperlink"/>
@@ -2416,7 +2471,7 @@
       <w:r>
         <w:t xml:space="preserve"> </w:t>
       </w:r>
-      <w:hyperlink r:id="rId115">
+      <w:hyperlink r:id="rId118">
         <w:r>
           <w:rPr>
             <w:rStyle w:val="Hyperlink"/>
@@ -2448,7 +2503,7 @@
       <w:r>
         <w:t xml:space="preserve"> </w:t>
       </w:r>
-      <w:hyperlink r:id="rId116">
+      <w:hyperlink r:id="rId119">
         <w:r>
           <w:rPr>
             <w:rStyle w:val="Hyperlink"/>
@@ -2462,7 +2517,7 @@
       <w:r>
         <w:t xml:space="preserve"> </w:t>
       </w:r>
-      <w:hyperlink r:id="rId117">
+      <w:hyperlink r:id="rId120">
         <w:r>
           <w:rPr>
             <w:rStyle w:val="Hyperlink"/>
@@ -2476,7 +2531,7 @@
       <w:r>
         <w:t xml:space="preserve"> </w:t>
       </w:r>
-      <w:hyperlink r:id="rId118">
+      <w:hyperlink r:id="rId121">
         <w:r>
           <w:rPr>
             <w:rStyle w:val="Hyperlink"/>
@@ -2490,7 +2545,7 @@
       <w:r>
         <w:t xml:space="preserve"> </w:t>
       </w:r>
-      <w:hyperlink r:id="rId119">
+      <w:hyperlink r:id="rId122">
         <w:r>
           <w:rPr>
             <w:rStyle w:val="Hyperlink"/>
@@ -2504,7 +2559,7 @@
       <w:r>
         <w:t xml:space="preserve"> </w:t>
       </w:r>
-      <w:hyperlink r:id="rId120">
+      <w:hyperlink r:id="rId123">
         <w:r>
           <w:rPr>
             <w:rStyle w:val="Hyperlink"/>
@@ -2547,7 +2602,7 @@
       <w:r>
         <w:t xml:space="preserve"> </w:t>
       </w:r>
-      <w:hyperlink r:id="rId121">
+      <w:hyperlink r:id="rId124">
         <w:r>
           <w:rPr>
             <w:rStyle w:val="Hyperlink"/>
@@ -2564,7 +2619,7 @@
           <w:numId w:val="1021"/>
         </w:numPr>
       </w:pPr>
-      <w:hyperlink r:id="rId122">
+      <w:hyperlink r:id="rId125">
         <w:r>
           <w:rPr>
             <w:rStyle w:val="Hyperlink"/>
@@ -2575,7 +2630,7 @@
       <w:r>
         <w:t xml:space="preserve"> </w:t>
       </w:r>
-      <w:hyperlink r:id="rId123">
+      <w:hyperlink r:id="rId126">
         <w:r>
           <w:rPr>
             <w:rStyle w:val="Hyperlink"/>
@@ -2586,7 +2641,7 @@
       <w:r>
         <w:t xml:space="preserve"> </w:t>
       </w:r>
-      <w:hyperlink r:id="rId124">
+      <w:hyperlink r:id="rId127">
         <w:r>
           <w:rPr>
             <w:rStyle w:val="Hyperlink"/>
@@ -2597,7 +2652,7 @@
       <w:r>
         <w:t xml:space="preserve"> </w:t>
       </w:r>
-      <w:hyperlink r:id="rId125">
+      <w:hyperlink r:id="rId128">
         <w:r>
           <w:rPr>
             <w:rStyle w:val="Hyperlink"/>
@@ -2614,7 +2669,7 @@
           <w:numId w:val="1021"/>
         </w:numPr>
       </w:pPr>
-      <w:hyperlink r:id="rId126">
+      <w:hyperlink r:id="rId129">
         <w:r>
           <w:rPr>
             <w:rStyle w:val="Hyperlink"/>
@@ -2631,7 +2686,7 @@
           <w:numId w:val="1021"/>
         </w:numPr>
       </w:pPr>
-      <w:hyperlink r:id="rId127">
+      <w:hyperlink r:id="rId130">
         <w:r>
           <w:rPr>
             <w:rStyle w:val="Hyperlink"/>
@@ -2648,7 +2703,7 @@
           <w:numId w:val="1021"/>
         </w:numPr>
       </w:pPr>
-      <w:hyperlink r:id="rId128">
+      <w:hyperlink r:id="rId131">
         <w:r>
           <w:rPr>
             <w:rStyle w:val="Hyperlink"/>
@@ -2665,7 +2720,7 @@
           <w:numId w:val="1021"/>
         </w:numPr>
       </w:pPr>
-      <w:hyperlink r:id="rId129">
+      <w:hyperlink r:id="rId132">
         <w:r>
           <w:rPr>
             <w:rStyle w:val="Hyperlink"/>
@@ -2682,7 +2737,7 @@
           <w:numId w:val="1021"/>
         </w:numPr>
       </w:pPr>
-      <w:hyperlink r:id="rId130">
+      <w:hyperlink r:id="rId133">
         <w:r>
           <w:rPr>
             <w:rStyle w:val="Hyperlink"/>
@@ -2699,7 +2754,7 @@
           <w:numId w:val="1021"/>
         </w:numPr>
       </w:pPr>
-      <w:hyperlink r:id="rId131">
+      <w:hyperlink r:id="rId134">
         <w:r>
           <w:rPr>
             <w:rStyle w:val="Hyperlink"/>
@@ -2716,7 +2771,7 @@
           <w:numId w:val="1021"/>
         </w:numPr>
       </w:pPr>
-      <w:hyperlink r:id="rId132">
+      <w:hyperlink r:id="rId135">
         <w:r>
           <w:rPr>
             <w:rStyle w:val="Hyperlink"/>
@@ -2733,7 +2788,7 @@
           <w:numId w:val="1021"/>
         </w:numPr>
       </w:pPr>
-      <w:hyperlink r:id="rId133">
+      <w:hyperlink r:id="rId136">
         <w:r>
           <w:rPr>
             <w:rStyle w:val="Hyperlink"/>
@@ -2750,7 +2805,7 @@
           <w:numId w:val="1021"/>
         </w:numPr>
       </w:pPr>
-      <w:hyperlink r:id="rId134">
+      <w:hyperlink r:id="rId137">
         <w:r>
           <w:rPr>
             <w:rStyle w:val="Hyperlink"/>
@@ -2767,7 +2822,7 @@
           <w:numId w:val="1021"/>
         </w:numPr>
       </w:pPr>
-      <w:hyperlink r:id="rId135">
+      <w:hyperlink r:id="rId138">
         <w:r>
           <w:rPr>
             <w:rStyle w:val="Hyperlink"/>
@@ -2790,7 +2845,7 @@
       <w:r>
         <w:t xml:space="preserve"> </w:t>
       </w:r>
-      <w:hyperlink r:id="rId136">
+      <w:hyperlink r:id="rId139">
         <w:r>
           <w:rPr>
             <w:rStyle w:val="Hyperlink"/>
@@ -2801,7 +2856,7 @@
       <w:r>
         <w:t xml:space="preserve"> </w:t>
       </w:r>
-      <w:hyperlink r:id="rId137">
+      <w:hyperlink r:id="rId140">
         <w:r>
           <w:rPr>
             <w:rStyle w:val="Hyperlink"/>
@@ -2812,7 +2867,7 @@
       <w:r>
         <w:t xml:space="preserve"> </w:t>
       </w:r>
-      <w:hyperlink r:id="rId138">
+      <w:hyperlink r:id="rId141">
         <w:r>
           <w:rPr>
             <w:rStyle w:val="Hyperlink"/>
@@ -2823,7 +2878,7 @@
       <w:r>
         <w:t xml:space="preserve"> </w:t>
       </w:r>
-      <w:hyperlink r:id="rId139">
+      <w:hyperlink r:id="rId142">
         <w:r>
           <w:rPr>
             <w:rStyle w:val="Hyperlink"/>
@@ -2834,7 +2889,7 @@
       <w:r>
         <w:t xml:space="preserve"> </w:t>
       </w:r>
-      <w:hyperlink r:id="rId140">
+      <w:hyperlink r:id="rId143">
         <w:r>
           <w:rPr>
             <w:rStyle w:val="Hyperlink"/>
@@ -2845,7 +2900,7 @@
       <w:r>
         <w:t xml:space="preserve"> </w:t>
       </w:r>
-      <w:hyperlink r:id="rId141">
+      <w:hyperlink r:id="rId144">
         <w:r>
           <w:rPr>
             <w:rStyle w:val="Hyperlink"/>
@@ -2856,7 +2911,7 @@
       <w:r>
         <w:t xml:space="preserve"> </w:t>
       </w:r>
-      <w:hyperlink r:id="rId142">
+      <w:hyperlink r:id="rId145">
         <w:r>
           <w:rPr>
             <w:rStyle w:val="Hyperlink"/>
@@ -2873,7 +2928,7 @@
           <w:numId w:val="1021"/>
         </w:numPr>
       </w:pPr>
-      <w:hyperlink r:id="rId143">
+      <w:hyperlink r:id="rId146">
         <w:r>
           <w:rPr>
             <w:rStyle w:val="Hyperlink"/>
@@ -2890,7 +2945,7 @@
           <w:numId w:val="1021"/>
         </w:numPr>
       </w:pPr>
-      <w:hyperlink r:id="rId144">
+      <w:hyperlink r:id="rId147">
         <w:r>
           <w:rPr>
             <w:rStyle w:val="Hyperlink"/>
@@ -2907,7 +2962,7 @@
           <w:numId w:val="1021"/>
         </w:numPr>
       </w:pPr>
-      <w:hyperlink r:id="rId145">
+      <w:hyperlink r:id="rId148">
         <w:r>
           <w:rPr>
             <w:rStyle w:val="Hyperlink"/>
@@ -2930,7 +2985,7 @@
       <w:r>
         <w:t xml:space="preserve"> </w:t>
       </w:r>
-      <w:hyperlink r:id="rId146">
+      <w:hyperlink r:id="rId149">
         <w:r>
           <w:rPr>
             <w:rStyle w:val="Hyperlink"/>
@@ -2944,7 +2999,7 @@
       <w:r>
         <w:t xml:space="preserve"> </w:t>
       </w:r>
-      <w:hyperlink r:id="rId147">
+      <w:hyperlink r:id="rId150">
         <w:r>
           <w:rPr>
             <w:rStyle w:val="Hyperlink"/>
@@ -2964,7 +3019,7 @@
       <w:r>
         <w:t xml:space="preserve"> </w:t>
       </w:r>
-      <w:hyperlink r:id="rId148">
+      <w:hyperlink r:id="rId151">
         <w:r>
           <w:rPr>
             <w:rStyle w:val="Hyperlink"/>
@@ -2978,7 +3033,7 @@
       <w:r>
         <w:t xml:space="preserve"> </w:t>
       </w:r>
-      <w:hyperlink r:id="rId149">
+      <w:hyperlink r:id="rId152">
         <w:r>
           <w:rPr>
             <w:rStyle w:val="Hyperlink"/>
@@ -2992,7 +3047,7 @@
       <w:r>
         <w:t xml:space="preserve"> </w:t>
       </w:r>
-      <w:hyperlink r:id="rId150">
+      <w:hyperlink r:id="rId153">
         <w:r>
           <w:rPr>
             <w:rStyle w:val="Hyperlink"/>
@@ -3006,7 +3061,7 @@
       <w:r>
         <w:t xml:space="preserve"> </w:t>
       </w:r>
-      <w:hyperlink r:id="rId151">
+      <w:hyperlink r:id="rId154">
         <w:r>
           <w:rPr>
             <w:rStyle w:val="Hyperlink"/>
@@ -3020,7 +3075,7 @@
       <w:r>
         <w:t xml:space="preserve"> </w:t>
       </w:r>
-      <w:hyperlink r:id="rId152">
+      <w:hyperlink r:id="rId155">
         <w:r>
           <w:rPr>
             <w:rStyle w:val="Hyperlink"/>
@@ -3034,7 +3089,7 @@
       <w:r>
         <w:t xml:space="preserve"> </w:t>
       </w:r>
-      <w:hyperlink r:id="rId153">
+      <w:hyperlink r:id="rId156">
         <w:r>
           <w:rPr>
             <w:rStyle w:val="Hyperlink"/>
@@ -3048,7 +3103,7 @@
       <w:r>
         <w:t xml:space="preserve"> </w:t>
       </w:r>
-      <w:hyperlink r:id="rId154">
+      <w:hyperlink r:id="rId157">
         <w:r>
           <w:rPr>
             <w:rStyle w:val="Hyperlink"/>
@@ -3062,7 +3117,7 @@
       <w:r>
         <w:t xml:space="preserve"> </w:t>
       </w:r>
-      <w:hyperlink r:id="rId155">
+      <w:hyperlink r:id="rId158">
         <w:r>
           <w:rPr>
             <w:rStyle w:val="Hyperlink"/>
@@ -3076,7 +3131,7 @@
       <w:r>
         <w:t xml:space="preserve"> </w:t>
       </w:r>
-      <w:hyperlink r:id="rId156">
+      <w:hyperlink r:id="rId159">
         <w:r>
           <w:rPr>
             <w:rStyle w:val="Hyperlink"/>
@@ -3090,7 +3145,7 @@
       <w:r>
         <w:t xml:space="preserve"> </w:t>
       </w:r>
-      <w:hyperlink r:id="rId157">
+      <w:hyperlink r:id="rId160">
         <w:r>
           <w:rPr>
             <w:rStyle w:val="Hyperlink"/>
@@ -3104,7 +3159,7 @@
       <w:r>
         <w:t xml:space="preserve"> </w:t>
       </w:r>
-      <w:hyperlink r:id="rId158">
+      <w:hyperlink r:id="rId161">
         <w:r>
           <w:rPr>
             <w:rStyle w:val="Hyperlink"/>
@@ -3118,7 +3173,7 @@
       <w:r>
         <w:t xml:space="preserve"> </w:t>
       </w:r>
-      <w:hyperlink r:id="rId159">
+      <w:hyperlink r:id="rId162">
         <w:r>
           <w:rPr>
             <w:rStyle w:val="Hyperlink"/>
@@ -3132,7 +3187,7 @@
       <w:r>
         <w:t xml:space="preserve"> </w:t>
       </w:r>
-      <w:hyperlink r:id="rId160">
+      <w:hyperlink r:id="rId163">
         <w:r>
           <w:rPr>
             <w:rStyle w:val="Hyperlink"/>
@@ -3146,7 +3201,7 @@
       <w:r>
         <w:t xml:space="preserve"> </w:t>
       </w:r>
-      <w:hyperlink r:id="rId161">
+      <w:hyperlink r:id="rId164">
         <w:r>
           <w:rPr>
             <w:rStyle w:val="Hyperlink"/>
@@ -3160,7 +3215,7 @@
       <w:r>
         <w:t xml:space="preserve"> </w:t>
       </w:r>
-      <w:hyperlink r:id="rId162">
+      <w:hyperlink r:id="rId165">
         <w:r>
           <w:rPr>
             <w:rStyle w:val="Hyperlink"/>
@@ -3174,7 +3229,7 @@
       <w:r>
         <w:t xml:space="preserve"> </w:t>
       </w:r>
-      <w:hyperlink r:id="rId163">
+      <w:hyperlink r:id="rId166">
         <w:r>
           <w:rPr>
             <w:rStyle w:val="Hyperlink"/>
@@ -3188,7 +3243,7 @@
       <w:r>
         <w:t xml:space="preserve"> </w:t>
       </w:r>
-      <w:hyperlink r:id="rId164">
+      <w:hyperlink r:id="rId167">
         <w:r>
           <w:rPr>
             <w:rStyle w:val="Hyperlink"/>
@@ -3202,7 +3257,7 @@
       <w:r>
         <w:t xml:space="preserve"> </w:t>
       </w:r>
-      <w:hyperlink r:id="rId165">
+      <w:hyperlink r:id="rId168">
         <w:r>
           <w:rPr>
             <w:rStyle w:val="Hyperlink"/>
@@ -3216,7 +3271,7 @@
       <w:r>
         <w:t xml:space="preserve"> </w:t>
       </w:r>
-      <w:hyperlink r:id="rId166">
+      <w:hyperlink r:id="rId169">
         <w:r>
           <w:rPr>
             <w:rStyle w:val="Hyperlink"/>
@@ -3230,7 +3285,7 @@
       <w:r>
         <w:t xml:space="preserve"> </w:t>
       </w:r>
-      <w:hyperlink r:id="rId167">
+      <w:hyperlink r:id="rId170">
         <w:r>
           <w:rPr>
             <w:rStyle w:val="Hyperlink"/>
@@ -3244,7 +3299,7 @@
       <w:r>
         <w:t xml:space="preserve"> </w:t>
       </w:r>
-      <w:hyperlink r:id="rId168">
+      <w:hyperlink r:id="rId171">
         <w:r>
           <w:rPr>
             <w:rStyle w:val="Hyperlink"/>
@@ -3258,7 +3313,7 @@
       <w:r>
         <w:t xml:space="preserve"> </w:t>
       </w:r>
-      <w:hyperlink r:id="rId169">
+      <w:hyperlink r:id="rId172">
         <w:r>
           <w:rPr>
             <w:rStyle w:val="Hyperlink"/>
@@ -3272,7 +3327,7 @@
       <w:r>
         <w:t xml:space="preserve"> </w:t>
       </w:r>
-      <w:hyperlink r:id="rId170">
+      <w:hyperlink r:id="rId173">
         <w:r>
           <w:rPr>
             <w:rStyle w:val="Hyperlink"/>
@@ -3286,7 +3341,7 @@
       <w:r>
         <w:t xml:space="preserve"> </w:t>
       </w:r>
-      <w:hyperlink r:id="rId171">
+      <w:hyperlink r:id="rId174">
         <w:r>
           <w:rPr>
             <w:rStyle w:val="Hyperlink"/>
@@ -3300,7 +3355,7 @@
       <w:r>
         <w:t xml:space="preserve"> </w:t>
       </w:r>
-      <w:hyperlink r:id="rId172">
+      <w:hyperlink r:id="rId175">
         <w:r>
           <w:rPr>
             <w:rStyle w:val="Hyperlink"/>
@@ -3314,7 +3369,7 @@
       <w:r>
         <w:t xml:space="preserve"> </w:t>
       </w:r>
-      <w:hyperlink r:id="rId173">
+      <w:hyperlink r:id="rId176">
         <w:r>
           <w:rPr>
             <w:rStyle w:val="Hyperlink"/>
@@ -3328,7 +3383,7 @@
       <w:r>
         <w:t xml:space="preserve"> </w:t>
       </w:r>
-      <w:hyperlink r:id="rId174">
+      <w:hyperlink r:id="rId177">
         <w:r>
           <w:rPr>
             <w:rStyle w:val="Hyperlink"/>
@@ -3342,7 +3397,7 @@
       <w:r>
         <w:t xml:space="preserve"> </w:t>
       </w:r>
-      <w:hyperlink r:id="rId175">
+      <w:hyperlink r:id="rId178">
         <w:r>
           <w:rPr>
             <w:rStyle w:val="Hyperlink"/>
@@ -3356,7 +3411,7 @@
       <w:r>
         <w:t xml:space="preserve"> </w:t>
       </w:r>
-      <w:hyperlink r:id="rId176">
+      <w:hyperlink r:id="rId179">
         <w:r>
           <w:rPr>
             <w:rStyle w:val="Hyperlink"/>
@@ -3370,7 +3425,7 @@
       <w:r>
         <w:t xml:space="preserve"> </w:t>
       </w:r>
-      <w:hyperlink r:id="rId177">
+      <w:hyperlink r:id="rId180">
         <w:r>
           <w:rPr>
             <w:rStyle w:val="Hyperlink"/>
@@ -3384,7 +3439,7 @@
       <w:r>
         <w:t xml:space="preserve"> </w:t>
       </w:r>
-      <w:hyperlink r:id="rId178">
+      <w:hyperlink r:id="rId181">
         <w:r>
           <w:rPr>
             <w:rStyle w:val="Hyperlink"/>
@@ -3398,7 +3453,7 @@
       <w:r>
         <w:t xml:space="preserve"> </w:t>
       </w:r>
-      <w:hyperlink r:id="rId179">
+      <w:hyperlink r:id="rId182">
         <w:r>
           <w:rPr>
             <w:rStyle w:val="Hyperlink"/>
@@ -3412,7 +3467,7 @@
       <w:r>
         <w:t xml:space="preserve"> </w:t>
       </w:r>
-      <w:hyperlink r:id="rId180">
+      <w:hyperlink r:id="rId183">
         <w:r>
           <w:rPr>
             <w:rStyle w:val="Hyperlink"/>
@@ -3426,7 +3481,7 @@
       <w:r>
         <w:t xml:space="preserve"> </w:t>
       </w:r>
-      <w:hyperlink r:id="rId181">
+      <w:hyperlink r:id="rId184">
         <w:r>
           <w:rPr>
             <w:rStyle w:val="Hyperlink"/>
@@ -3440,7 +3495,7 @@
       <w:r>
         <w:t xml:space="preserve"> </w:t>
       </w:r>
-      <w:hyperlink r:id="rId182">
+      <w:hyperlink r:id="rId185">
         <w:r>
           <w:rPr>
             <w:rStyle w:val="Hyperlink"/>
@@ -3454,7 +3509,7 @@
       <w:r>
         <w:t xml:space="preserve"> </w:t>
       </w:r>
-      <w:hyperlink r:id="rId183">
+      <w:hyperlink r:id="rId186">
         <w:r>
           <w:rPr>
             <w:rStyle w:val="Hyperlink"/>
@@ -3468,7 +3523,7 @@
       <w:r>
         <w:t xml:space="preserve"> </w:t>
       </w:r>
-      <w:hyperlink r:id="rId184">
+      <w:hyperlink r:id="rId187">
         <w:r>
           <w:rPr>
             <w:rStyle w:val="Hyperlink"/>
@@ -3482,7 +3537,7 @@
       <w:r>
         <w:t xml:space="preserve"> </w:t>
       </w:r>
-      <w:hyperlink r:id="rId185">
+      <w:hyperlink r:id="rId188">
         <w:r>
           <w:rPr>
             <w:rStyle w:val="Hyperlink"/>
@@ -3496,7 +3551,7 @@
       <w:r>
         <w:t xml:space="preserve"> </w:t>
       </w:r>
-      <w:hyperlink r:id="rId186">
+      <w:hyperlink r:id="rId189">
         <w:r>
           <w:rPr>
             <w:rStyle w:val="Hyperlink"/>
@@ -3510,7 +3565,7 @@
       <w:r>
         <w:t xml:space="preserve"> </w:t>
       </w:r>
-      <w:hyperlink r:id="rId187">
+      <w:hyperlink r:id="rId190">
         <w:r>
           <w:rPr>
             <w:rStyle w:val="Hyperlink"/>
@@ -3524,7 +3579,7 @@
       <w:r>
         <w:t xml:space="preserve"> </w:t>
       </w:r>
-      <w:hyperlink r:id="rId188">
+      <w:hyperlink r:id="rId191">
         <w:r>
           <w:rPr>
             <w:rStyle w:val="Hyperlink"/>
@@ -3538,7 +3593,7 @@
       <w:r>
         <w:t xml:space="preserve"> </w:t>
       </w:r>
-      <w:hyperlink r:id="rId189">
+      <w:hyperlink r:id="rId192">
         <w:r>
           <w:rPr>
             <w:rStyle w:val="Hyperlink"/>
@@ -3552,7 +3607,7 @@
       <w:r>
         <w:t xml:space="preserve"> </w:t>
       </w:r>
-      <w:hyperlink r:id="rId190">
+      <w:hyperlink r:id="rId193">
         <w:r>
           <w:rPr>
             <w:rStyle w:val="Hyperlink"/>
@@ -3566,7 +3621,7 @@
       <w:r>
         <w:t xml:space="preserve"> </w:t>
       </w:r>
-      <w:hyperlink r:id="rId191">
+      <w:hyperlink r:id="rId194">
         <w:r>
           <w:rPr>
             <w:rStyle w:val="Hyperlink"/>
@@ -3580,7 +3635,7 @@
       <w:r>
         <w:t xml:space="preserve"> </w:t>
       </w:r>
-      <w:hyperlink r:id="rId192">
+      <w:hyperlink r:id="rId195">
         <w:r>
           <w:rPr>
             <w:rStyle w:val="Hyperlink"/>
@@ -3594,7 +3649,7 @@
       <w:r>
         <w:t xml:space="preserve"> </w:t>
       </w:r>
-      <w:hyperlink r:id="rId193">
+      <w:hyperlink r:id="rId196">
         <w:r>
           <w:rPr>
             <w:rStyle w:val="Hyperlink"/>
@@ -3608,7 +3663,7 @@
       <w:r>
         <w:t xml:space="preserve"> </w:t>
       </w:r>
-      <w:hyperlink r:id="rId194">
+      <w:hyperlink r:id="rId197">
         <w:r>
           <w:rPr>
             <w:rStyle w:val="Hyperlink"/>
@@ -3622,7 +3677,7 @@
       <w:r>
         <w:t xml:space="preserve"> </w:t>
       </w:r>
-      <w:hyperlink r:id="rId195">
+      <w:hyperlink r:id="rId198">
         <w:r>
           <w:rPr>
             <w:rStyle w:val="Hyperlink"/>
@@ -3636,7 +3691,7 @@
       <w:r>
         <w:t xml:space="preserve"> </w:t>
       </w:r>
-      <w:hyperlink r:id="rId196">
+      <w:hyperlink r:id="rId199">
         <w:r>
           <w:rPr>
             <w:rStyle w:val="Hyperlink"/>
@@ -3650,7 +3705,7 @@
       <w:r>
         <w:t xml:space="preserve"> </w:t>
       </w:r>
-      <w:hyperlink r:id="rId197">
+      <w:hyperlink r:id="rId200">
         <w:r>
           <w:rPr>
             <w:rStyle w:val="Hyperlink"/>
@@ -3664,7 +3719,7 @@
       <w:r>
         <w:t xml:space="preserve"> </w:t>
       </w:r>
-      <w:hyperlink r:id="rId198">
+      <w:hyperlink r:id="rId201">
         <w:r>
           <w:rPr>
             <w:rStyle w:val="Hyperlink"/>
@@ -3678,7 +3733,7 @@
       <w:r>
         <w:t xml:space="preserve"> </w:t>
       </w:r>
-      <w:hyperlink r:id="rId199">
+      <w:hyperlink r:id="rId202">
         <w:r>
           <w:rPr>
             <w:rStyle w:val="Hyperlink"/>
@@ -3692,7 +3747,7 @@
       <w:r>
         <w:t xml:space="preserve"> </w:t>
       </w:r>
-      <w:hyperlink r:id="rId200">
+      <w:hyperlink r:id="rId203">
         <w:r>
           <w:rPr>
             <w:rStyle w:val="Hyperlink"/>
@@ -3706,7 +3761,7 @@
       <w:r>
         <w:t xml:space="preserve"> </w:t>
       </w:r>
-      <w:hyperlink r:id="rId201">
+      <w:hyperlink r:id="rId204">
         <w:r>
           <w:rPr>
             <w:rStyle w:val="Hyperlink"/>
@@ -3720,7 +3775,7 @@
       <w:r>
         <w:t xml:space="preserve"> </w:t>
       </w:r>
-      <w:hyperlink r:id="rId202">
+      <w:hyperlink r:id="rId205">
         <w:r>
           <w:rPr>
             <w:rStyle w:val="Hyperlink"/>
@@ -3734,7 +3789,7 @@
       <w:r>
         <w:t xml:space="preserve"> </w:t>
       </w:r>
-      <w:hyperlink r:id="rId203">
+      <w:hyperlink r:id="rId206">
         <w:r>
           <w:rPr>
             <w:rStyle w:val="Hyperlink"/>
@@ -3748,7 +3803,7 @@
       <w:r>
         <w:t xml:space="preserve"> </w:t>
       </w:r>
-      <w:hyperlink r:id="rId204">
+      <w:hyperlink r:id="rId207">
         <w:r>
           <w:rPr>
             <w:rStyle w:val="Hyperlink"/>
@@ -3762,7 +3817,7 @@
       <w:r>
         <w:t xml:space="preserve"> </w:t>
       </w:r>
-      <w:hyperlink r:id="rId205">
+      <w:hyperlink r:id="rId208">
         <w:r>
           <w:rPr>
             <w:rStyle w:val="Hyperlink"/>
@@ -3776,7 +3831,7 @@
       <w:r>
         <w:t xml:space="preserve"> </w:t>
       </w:r>
-      <w:hyperlink r:id="rId206">
+      <w:hyperlink r:id="rId209">
         <w:r>
           <w:rPr>
             <w:rStyle w:val="Hyperlink"/>
@@ -3790,7 +3845,7 @@
       <w:r>
         <w:t xml:space="preserve"> </w:t>
       </w:r>
-      <w:hyperlink r:id="rId207">
+      <w:hyperlink r:id="rId210">
         <w:r>
           <w:rPr>
             <w:rStyle w:val="Hyperlink"/>
@@ -3804,7 +3859,7 @@
       <w:r>
         <w:t xml:space="preserve"> </w:t>
       </w:r>
-      <w:hyperlink r:id="rId208">
+      <w:hyperlink r:id="rId211">
         <w:r>
           <w:rPr>
             <w:rStyle w:val="Hyperlink"/>
@@ -3818,7 +3873,7 @@
       <w:r>
         <w:t xml:space="preserve"> </w:t>
       </w:r>
-      <w:hyperlink r:id="rId209">
+      <w:hyperlink r:id="rId212">
         <w:r>
           <w:rPr>
             <w:rStyle w:val="Hyperlink"/>
@@ -3832,7 +3887,7 @@
       <w:r>
         <w:t xml:space="preserve"> </w:t>
       </w:r>
-      <w:hyperlink r:id="rId210">
+      <w:hyperlink r:id="rId213">
         <w:r>
           <w:rPr>
             <w:rStyle w:val="Hyperlink"/>
@@ -3846,7 +3901,7 @@
       <w:r>
         <w:t xml:space="preserve"> </w:t>
       </w:r>
-      <w:hyperlink r:id="rId211">
+      <w:hyperlink r:id="rId214">
         <w:r>
           <w:rPr>
             <w:rStyle w:val="Hyperlink"/>
@@ -3860,7 +3915,7 @@
       <w:r>
         <w:t xml:space="preserve"> </w:t>
       </w:r>
-      <w:hyperlink r:id="rId212">
+      <w:hyperlink r:id="rId215">
         <w:r>
           <w:rPr>
             <w:rStyle w:val="Hyperlink"/>
@@ -3874,7 +3929,7 @@
       <w:r>
         <w:t xml:space="preserve"> </w:t>
       </w:r>
-      <w:hyperlink r:id="rId213">
+      <w:hyperlink r:id="rId216">
         <w:r>
           <w:rPr>
             <w:rStyle w:val="Hyperlink"/>
@@ -3888,7 +3943,7 @@
       <w:r>
         <w:t xml:space="preserve"> </w:t>
       </w:r>
-      <w:hyperlink r:id="rId214">
+      <w:hyperlink r:id="rId217">
         <w:r>
           <w:rPr>
             <w:rStyle w:val="Hyperlink"/>
@@ -3902,7 +3957,7 @@
       <w:r>
         <w:t xml:space="preserve"> </w:t>
       </w:r>
-      <w:hyperlink r:id="rId215">
+      <w:hyperlink r:id="rId218">
         <w:r>
           <w:rPr>
             <w:rStyle w:val="Hyperlink"/>
@@ -3916,7 +3971,7 @@
       <w:r>
         <w:t xml:space="preserve"> </w:t>
       </w:r>
-      <w:hyperlink r:id="rId216">
+      <w:hyperlink r:id="rId219">
         <w:r>
           <w:rPr>
             <w:rStyle w:val="Hyperlink"/>
@@ -3930,7 +3985,7 @@
       <w:r>
         <w:t xml:space="preserve"> </w:t>
       </w:r>
-      <w:hyperlink r:id="rId217">
+      <w:hyperlink r:id="rId220">
         <w:r>
           <w:rPr>
             <w:rStyle w:val="Hyperlink"/>
@@ -3944,7 +3999,7 @@
       <w:r>
         <w:t xml:space="preserve"> </w:t>
       </w:r>
-      <w:hyperlink r:id="rId218">
+      <w:hyperlink r:id="rId221">
         <w:r>
           <w:rPr>
             <w:rStyle w:val="Hyperlink"/>
@@ -3958,7 +4013,7 @@
       <w:r>
         <w:t xml:space="preserve"> </w:t>
       </w:r>
-      <w:hyperlink r:id="rId219">
+      <w:hyperlink r:id="rId222">
         <w:r>
           <w:rPr>
             <w:rStyle w:val="Hyperlink"/>
@@ -3972,7 +4027,7 @@
       <w:r>
         <w:t xml:space="preserve"> </w:t>
       </w:r>
-      <w:hyperlink r:id="rId220">
+      <w:hyperlink r:id="rId223">
         <w:r>
           <w:rPr>
             <w:rStyle w:val="Hyperlink"/>
@@ -3986,7 +4041,7 @@
       <w:r>
         <w:t xml:space="preserve"> </w:t>
       </w:r>
-      <w:hyperlink r:id="rId221">
+      <w:hyperlink r:id="rId224">
         <w:r>
           <w:rPr>
             <w:rStyle w:val="Hyperlink"/>
@@ -4000,7 +4055,7 @@
       <w:r>
         <w:t xml:space="preserve"> </w:t>
       </w:r>
-      <w:hyperlink r:id="rId222">
+      <w:hyperlink r:id="rId225">
         <w:r>
           <w:rPr>
             <w:rStyle w:val="Hyperlink"/>
@@ -4014,7 +4069,7 @@
       <w:r>
         <w:t xml:space="preserve"> </w:t>
       </w:r>
-      <w:hyperlink r:id="rId223">
+      <w:hyperlink r:id="rId226">
         <w:r>
           <w:rPr>
             <w:rStyle w:val="Hyperlink"/>
@@ -4028,7 +4083,7 @@
       <w:r>
         <w:t xml:space="preserve"> </w:t>
       </w:r>
-      <w:hyperlink r:id="rId224">
+      <w:hyperlink r:id="rId227">
         <w:r>
           <w:rPr>
             <w:rStyle w:val="Hyperlink"/>
@@ -4051,7 +4106,7 @@
       <w:r>
         <w:t xml:space="preserve"> </w:t>
       </w:r>
-      <w:hyperlink r:id="rId225">
+      <w:hyperlink r:id="rId228">
         <w:r>
           <w:rPr>
             <w:rStyle w:val="Hyperlink"/>
@@ -4062,7 +4117,7 @@
       <w:r>
         <w:t xml:space="preserve"> </w:t>
       </w:r>
-      <w:hyperlink r:id="rId226">
+      <w:hyperlink r:id="rId229">
         <w:r>
           <w:rPr>
             <w:rStyle w:val="Hyperlink"/>
@@ -4073,7 +4128,7 @@
       <w:r>
         <w:t xml:space="preserve"> </w:t>
       </w:r>
-      <w:hyperlink r:id="rId227">
+      <w:hyperlink r:id="rId230">
         <w:r>
           <w:rPr>
             <w:rStyle w:val="Hyperlink"/>
@@ -4084,7 +4139,7 @@
       <w:r>
         <w:t xml:space="preserve"> </w:t>
       </w:r>
-      <w:hyperlink r:id="rId228">
+      <w:hyperlink r:id="rId231">
         <w:r>
           <w:rPr>
             <w:rStyle w:val="Hyperlink"/>
@@ -4095,7 +4150,7 @@
       <w:r>
         <w:t xml:space="preserve"> </w:t>
       </w:r>
-      <w:hyperlink r:id="rId229">
+      <w:hyperlink r:id="rId232">
         <w:r>
           <w:rPr>
             <w:rStyle w:val="Hyperlink"/>
@@ -4106,7 +4161,7 @@
       <w:r>
         <w:t xml:space="preserve"> </w:t>
       </w:r>
-      <w:hyperlink r:id="rId230">
+      <w:hyperlink r:id="rId233">
         <w:r>
           <w:rPr>
             <w:rStyle w:val="Hyperlink"/>
@@ -4117,7 +4172,7 @@
       <w:r>
         <w:t xml:space="preserve"> </w:t>
       </w:r>
-      <w:hyperlink r:id="rId231">
+      <w:hyperlink r:id="rId234">
         <w:r>
           <w:rPr>
             <w:rStyle w:val="Hyperlink"/>
@@ -4128,7 +4183,7 @@
       <w:r>
         <w:t xml:space="preserve"> </w:t>
       </w:r>
-      <w:hyperlink r:id="rId232">
+      <w:hyperlink r:id="rId235">
         <w:r>
           <w:rPr>
             <w:rStyle w:val="Hyperlink"/>
@@ -4139,7 +4194,7 @@
       <w:r>
         <w:t xml:space="preserve"> </w:t>
       </w:r>
-      <w:hyperlink r:id="rId233">
+      <w:hyperlink r:id="rId236">
         <w:r>
           <w:rPr>
             <w:rStyle w:val="Hyperlink"/>
@@ -4150,7 +4205,7 @@
       <w:r>
         <w:t xml:space="preserve"> </w:t>
       </w:r>
-      <w:hyperlink r:id="rId234">
+      <w:hyperlink r:id="rId237">
         <w:r>
           <w:rPr>
             <w:rStyle w:val="Hyperlink"/>
@@ -4161,7 +4216,7 @@
       <w:r>
         <w:t xml:space="preserve"> </w:t>
       </w:r>
-      <w:hyperlink r:id="rId235">
+      <w:hyperlink r:id="rId238">
         <w:r>
           <w:rPr>
             <w:rStyle w:val="Hyperlink"/>
@@ -4190,7 +4245,7 @@
       <w:r>
         <w:t xml:space="preserve"> </w:t>
       </w:r>
-      <w:hyperlink r:id="rId236">
+      <w:hyperlink r:id="rId239">
         <w:r>
           <w:rPr>
             <w:rStyle w:val="Hyperlink"/>
@@ -4201,7 +4256,7 @@
       <w:r>
         <w:t xml:space="preserve"> </w:t>
       </w:r>
-      <w:hyperlink r:id="rId237">
+      <w:hyperlink r:id="rId240">
         <w:r>
           <w:rPr>
             <w:rStyle w:val="Hyperlink"/>
@@ -4212,7 +4267,7 @@
       <w:r>
         <w:t xml:space="preserve"> </w:t>
       </w:r>
-      <w:hyperlink r:id="rId238">
+      <w:hyperlink r:id="rId241">
         <w:r>
           <w:rPr>
             <w:rStyle w:val="Hyperlink"/>
@@ -4235,7 +4290,7 @@
       <w:r>
         <w:t xml:space="preserve"> </w:t>
       </w:r>
-      <w:hyperlink r:id="rId239">
+      <w:hyperlink r:id="rId242">
         <w:r>
           <w:rPr>
             <w:rStyle w:val="Hyperlink"/>
@@ -4246,7 +4301,7 @@
       <w:r>
         <w:t xml:space="preserve"> </w:t>
       </w:r>
-      <w:hyperlink r:id="rId240">
+      <w:hyperlink r:id="rId243">
         <w:r>
           <w:rPr>
             <w:rStyle w:val="Hyperlink"/>
@@ -4263,7 +4318,7 @@
           <w:numId w:val="1021"/>
         </w:numPr>
       </w:pPr>
-      <w:hyperlink r:id="rId241">
+      <w:hyperlink r:id="rId244">
         <w:r>
           <w:rPr>
             <w:rStyle w:val="Hyperlink"/>
@@ -4286,7 +4341,7 @@
       <w:r>
         <w:t xml:space="preserve"> </w:t>
       </w:r>
-      <w:hyperlink r:id="rId242">
+      <w:hyperlink r:id="rId245">
         <w:r>
           <w:rPr>
             <w:rStyle w:val="Hyperlink"/>
@@ -4306,7 +4361,7 @@
       <w:r>
         <w:t xml:space="preserve"> </w:t>
       </w:r>
-      <w:hyperlink r:id="rId243">
+      <w:hyperlink r:id="rId246">
         <w:r>
           <w:rPr>
             <w:rStyle w:val="Hyperlink"/>
@@ -4326,7 +4381,7 @@
       <w:r>
         <w:t xml:space="preserve"> </w:t>
       </w:r>
-      <w:hyperlink r:id="rId244">
+      <w:hyperlink r:id="rId247">
         <w:r>
           <w:rPr>
             <w:rStyle w:val="Hyperlink"/>
@@ -4346,7 +4401,7 @@
       <w:r>
         <w:t xml:space="preserve"> </w:t>
       </w:r>
-      <w:hyperlink r:id="rId245">
+      <w:hyperlink r:id="rId248">
         <w:r>
           <w:rPr>
             <w:rStyle w:val="Hyperlink"/>
@@ -4360,7 +4415,7 @@
       <w:r>
         <w:t xml:space="preserve"> </w:t>
       </w:r>
-      <w:hyperlink r:id="rId246">
+      <w:hyperlink r:id="rId249">
         <w:r>
           <w:rPr>
             <w:rStyle w:val="Hyperlink"/>
@@ -4386,7 +4441,7 @@
       <w:r>
         <w:t xml:space="preserve"> </w:t>
       </w:r>
-      <w:hyperlink r:id="rId247">
+      <w:hyperlink r:id="rId250">
         <w:r>
           <w:rPr>
             <w:rStyle w:val="Hyperlink"/>
@@ -4400,7 +4455,7 @@
       <w:r>
         <w:t xml:space="preserve"> </w:t>
       </w:r>
-      <w:hyperlink r:id="rId248">
+      <w:hyperlink r:id="rId251">
         <w:r>
           <w:rPr>
             <w:rStyle w:val="Hyperlink"/>
@@ -4414,7 +4469,7 @@
       <w:r>
         <w:t xml:space="preserve"> </w:t>
       </w:r>
-      <w:hyperlink r:id="rId249">
+      <w:hyperlink r:id="rId252">
         <w:r>
           <w:rPr>
             <w:rStyle w:val="Hyperlink"/>
@@ -4428,7 +4483,7 @@
       <w:r>
         <w:t xml:space="preserve"> </w:t>
       </w:r>
-      <w:hyperlink r:id="rId250">
+      <w:hyperlink r:id="rId253">
         <w:r>
           <w:rPr>
             <w:rStyle w:val="Hyperlink"/>
@@ -4442,7 +4497,7 @@
       <w:r>
         <w:t xml:space="preserve"> </w:t>
       </w:r>
-      <w:hyperlink r:id="rId251">
+      <w:hyperlink r:id="rId254">
         <w:r>
           <w:rPr>
             <w:rStyle w:val="Hyperlink"/>
@@ -4456,7 +4511,7 @@
       <w:r>
         <w:t xml:space="preserve"> </w:t>
       </w:r>
-      <w:hyperlink r:id="rId252">
+      <w:hyperlink r:id="rId255">
         <w:r>
           <w:rPr>
             <w:rStyle w:val="Hyperlink"/>
@@ -4470,7 +4525,7 @@
       <w:r>
         <w:t xml:space="preserve"> </w:t>
       </w:r>
-      <w:hyperlink r:id="rId253">
+      <w:hyperlink r:id="rId256">
         <w:r>
           <w:rPr>
             <w:rStyle w:val="Hyperlink"/>
@@ -4484,7 +4539,7 @@
       <w:r>
         <w:t xml:space="preserve"> </w:t>
       </w:r>
-      <w:hyperlink r:id="rId254">
+      <w:hyperlink r:id="rId257">
         <w:r>
           <w:rPr>
             <w:rStyle w:val="Hyperlink"/>
@@ -4498,7 +4553,7 @@
       <w:r>
         <w:t xml:space="preserve"> </w:t>
       </w:r>
-      <w:hyperlink r:id="rId255">
+      <w:hyperlink r:id="rId258">
         <w:r>
           <w:rPr>
             <w:rStyle w:val="Hyperlink"/>
@@ -4512,7 +4567,7 @@
       <w:r>
         <w:t xml:space="preserve"> </w:t>
       </w:r>
-      <w:hyperlink r:id="rId256">
+      <w:hyperlink r:id="rId259">
         <w:r>
           <w:rPr>
             <w:rStyle w:val="Hyperlink"/>
@@ -4526,7 +4581,7 @@
       <w:r>
         <w:t xml:space="preserve"> </w:t>
       </w:r>
-      <w:hyperlink r:id="rId257">
+      <w:hyperlink r:id="rId260">
         <w:r>
           <w:rPr>
             <w:rStyle w:val="Hyperlink"/>
@@ -4540,7 +4595,7 @@
       <w:r>
         <w:t xml:space="preserve"> </w:t>
       </w:r>
-      <w:hyperlink r:id="rId258">
+      <w:hyperlink r:id="rId261">
         <w:r>
           <w:rPr>
             <w:rStyle w:val="Hyperlink"/>
@@ -4554,7 +4609,7 @@
       <w:r>
         <w:t xml:space="preserve"> </w:t>
       </w:r>
-      <w:hyperlink r:id="rId259">
+      <w:hyperlink r:id="rId262">
         <w:r>
           <w:rPr>
             <w:rStyle w:val="Hyperlink"/>
@@ -4568,7 +4623,7 @@
       <w:r>
         <w:t xml:space="preserve"> </w:t>
       </w:r>
-      <w:hyperlink r:id="rId260">
+      <w:hyperlink r:id="rId263">
         <w:r>
           <w:rPr>
             <w:rStyle w:val="Hyperlink"/>
@@ -4582,7 +4637,7 @@
       <w:r>
         <w:t xml:space="preserve"> </w:t>
       </w:r>
-      <w:hyperlink r:id="rId261">
+      <w:hyperlink r:id="rId264">
         <w:r>
           <w:rPr>
             <w:rStyle w:val="Hyperlink"/>
@@ -4596,7 +4651,7 @@
       <w:r>
         <w:t xml:space="preserve"> </w:t>
       </w:r>
-      <w:hyperlink r:id="rId262">
+      <w:hyperlink r:id="rId265">
         <w:r>
           <w:rPr>
             <w:rStyle w:val="Hyperlink"/>
@@ -4610,7 +4665,7 @@
       <w:r>
         <w:t xml:space="preserve"> </w:t>
       </w:r>
-      <w:hyperlink r:id="rId263">
+      <w:hyperlink r:id="rId266">
         <w:r>
           <w:rPr>
             <w:rStyle w:val="Hyperlink"/>
@@ -4624,7 +4679,7 @@
       <w:r>
         <w:t xml:space="preserve"> </w:t>
       </w:r>
-      <w:hyperlink r:id="rId264">
+      <w:hyperlink r:id="rId267">
         <w:r>
           <w:rPr>
             <w:rStyle w:val="Hyperlink"/>
@@ -4638,7 +4693,7 @@
       <w:r>
         <w:t xml:space="preserve"> </w:t>
       </w:r>
-      <w:hyperlink r:id="rId265">
+      <w:hyperlink r:id="rId268">
         <w:r>
           <w:rPr>
             <w:rStyle w:val="Hyperlink"/>
@@ -4652,7 +4707,7 @@
       <w:r>
         <w:t xml:space="preserve"> </w:t>
       </w:r>
-      <w:hyperlink r:id="rId266">
+      <w:hyperlink r:id="rId269">
         <w:r>
           <w:rPr>
             <w:rStyle w:val="Hyperlink"/>
@@ -4666,7 +4721,7 @@
       <w:r>
         <w:t xml:space="preserve"> </w:t>
       </w:r>
-      <w:hyperlink r:id="rId267">
+      <w:hyperlink r:id="rId270">
         <w:r>
           <w:rPr>
             <w:rStyle w:val="Hyperlink"/>
@@ -4680,7 +4735,7 @@
       <w:r>
         <w:t xml:space="preserve"> </w:t>
       </w:r>
-      <w:hyperlink r:id="rId268">
+      <w:hyperlink r:id="rId271">
         <w:r>
           <w:rPr>
             <w:rStyle w:val="Hyperlink"/>
@@ -4694,7 +4749,7 @@
       <w:r>
         <w:t xml:space="preserve"> </w:t>
       </w:r>
-      <w:hyperlink r:id="rId269">
+      <w:hyperlink r:id="rId272">
         <w:r>
           <w:rPr>
             <w:rStyle w:val="Hyperlink"/>
@@ -4708,7 +4763,7 @@
       <w:r>
         <w:t xml:space="preserve"> </w:t>
       </w:r>
-      <w:hyperlink r:id="rId270">
+      <w:hyperlink r:id="rId273">
         <w:r>
           <w:rPr>
             <w:rStyle w:val="Hyperlink"/>
@@ -4722,7 +4777,7 @@
       <w:r>
         <w:t xml:space="preserve"> </w:t>
       </w:r>
-      <w:hyperlink r:id="rId271">
+      <w:hyperlink r:id="rId274">
         <w:r>
           <w:rPr>
             <w:rStyle w:val="Hyperlink"/>
@@ -4736,7 +4791,7 @@
       <w:r>
         <w:t xml:space="preserve"> </w:t>
       </w:r>
-      <w:hyperlink r:id="rId272">
+      <w:hyperlink r:id="rId275">
         <w:r>
           <w:rPr>
             <w:rStyle w:val="Hyperlink"/>
@@ -4750,7 +4805,7 @@
       <w:r>
         <w:t xml:space="preserve"> </w:t>
       </w:r>
-      <w:hyperlink r:id="rId273">
+      <w:hyperlink r:id="rId276">
         <w:r>
           <w:rPr>
             <w:rStyle w:val="Hyperlink"/>
@@ -4764,7 +4819,7 @@
       <w:r>
         <w:t xml:space="preserve"> </w:t>
       </w:r>
-      <w:hyperlink r:id="rId274">
+      <w:hyperlink r:id="rId277">
         <w:r>
           <w:rPr>
             <w:rStyle w:val="Hyperlink"/>
@@ -4778,7 +4833,7 @@
       <w:r>
         <w:t xml:space="preserve"> </w:t>
       </w:r>
-      <w:hyperlink r:id="rId275">
+      <w:hyperlink r:id="rId278">
         <w:r>
           <w:rPr>
             <w:rStyle w:val="Hyperlink"/>
@@ -4792,7 +4847,7 @@
       <w:r>
         <w:t xml:space="preserve"> </w:t>
       </w:r>
-      <w:hyperlink r:id="rId276">
+      <w:hyperlink r:id="rId279">
         <w:r>
           <w:rPr>
             <w:rStyle w:val="Hyperlink"/>
@@ -4806,7 +4861,7 @@
       <w:r>
         <w:t xml:space="preserve"> </w:t>
       </w:r>
-      <w:hyperlink r:id="rId277">
+      <w:hyperlink r:id="rId280">
         <w:r>
           <w:rPr>
             <w:rStyle w:val="Hyperlink"/>
@@ -4820,7 +4875,7 @@
       <w:r>
         <w:t xml:space="preserve"> </w:t>
       </w:r>
-      <w:hyperlink r:id="rId278">
+      <w:hyperlink r:id="rId281">
         <w:r>
           <w:rPr>
             <w:rStyle w:val="Hyperlink"/>
@@ -4834,7 +4889,7 @@
       <w:r>
         <w:t xml:space="preserve"> </w:t>
       </w:r>
-      <w:hyperlink r:id="rId279">
+      <w:hyperlink r:id="rId282">
         <w:r>
           <w:rPr>
             <w:rStyle w:val="Hyperlink"/>
@@ -4848,7 +4903,7 @@
       <w:r>
         <w:t xml:space="preserve"> </w:t>
       </w:r>
-      <w:hyperlink r:id="rId280">
+      <w:hyperlink r:id="rId283">
         <w:r>
           <w:rPr>
             <w:rStyle w:val="Hyperlink"/>
@@ -4862,7 +4917,7 @@
       <w:r>
         <w:t xml:space="preserve"> </w:t>
       </w:r>
-      <w:hyperlink r:id="rId281">
+      <w:hyperlink r:id="rId284">
         <w:r>
           <w:rPr>
             <w:rStyle w:val="Hyperlink"/>
@@ -4876,7 +4931,7 @@
       <w:r>
         <w:t xml:space="preserve"> </w:t>
       </w:r>
-      <w:hyperlink r:id="rId282">
+      <w:hyperlink r:id="rId285">
         <w:r>
           <w:rPr>
             <w:rStyle w:val="Hyperlink"/>
@@ -4890,7 +4945,7 @@
       <w:r>
         <w:t xml:space="preserve"> </w:t>
       </w:r>
-      <w:hyperlink r:id="rId283">
+      <w:hyperlink r:id="rId286">
         <w:r>
           <w:rPr>
             <w:rStyle w:val="Hyperlink"/>
@@ -4904,7 +4959,7 @@
       <w:r>
         <w:t xml:space="preserve"> </w:t>
       </w:r>
-      <w:hyperlink r:id="rId284">
+      <w:hyperlink r:id="rId287">
         <w:r>
           <w:rPr>
             <w:rStyle w:val="Hyperlink"/>
@@ -4918,7 +4973,7 @@
       <w:r>
         <w:t xml:space="preserve"> </w:t>
       </w:r>
-      <w:hyperlink r:id="rId285">
+      <w:hyperlink r:id="rId288">
         <w:r>
           <w:rPr>
             <w:rStyle w:val="Hyperlink"/>
@@ -4932,7 +4987,7 @@
       <w:r>
         <w:t xml:space="preserve"> </w:t>
       </w:r>
-      <w:hyperlink r:id="rId286">
+      <w:hyperlink r:id="rId289">
         <w:r>
           <w:rPr>
             <w:rStyle w:val="Hyperlink"/>
@@ -4946,7 +5001,7 @@
       <w:r>
         <w:t xml:space="preserve"> </w:t>
       </w:r>
-      <w:hyperlink r:id="rId287">
+      <w:hyperlink r:id="rId290">
         <w:r>
           <w:rPr>
             <w:rStyle w:val="Hyperlink"/>
@@ -4960,7 +5015,7 @@
       <w:r>
         <w:t xml:space="preserve"> </w:t>
       </w:r>
-      <w:hyperlink r:id="rId288">
+      <w:hyperlink r:id="rId291">
         <w:r>
           <w:rPr>
             <w:rStyle w:val="Hyperlink"/>
@@ -4974,7 +5029,7 @@
       <w:r>
         <w:t xml:space="preserve"> </w:t>
       </w:r>
-      <w:hyperlink r:id="rId289">
+      <w:hyperlink r:id="rId292">
         <w:r>
           <w:rPr>
             <w:rStyle w:val="Hyperlink"/>
@@ -4988,7 +5043,7 @@
       <w:r>
         <w:t xml:space="preserve"> </w:t>
       </w:r>
-      <w:hyperlink r:id="rId290">
+      <w:hyperlink r:id="rId293">
         <w:r>
           <w:rPr>
             <w:rStyle w:val="Hyperlink"/>
@@ -5002,7 +5057,7 @@
       <w:r>
         <w:t xml:space="preserve"> </w:t>
       </w:r>
-      <w:hyperlink r:id="rId291">
+      <w:hyperlink r:id="rId294">
         <w:r>
           <w:rPr>
             <w:rStyle w:val="Hyperlink"/>
@@ -5016,7 +5071,7 @@
       <w:r>
         <w:t xml:space="preserve"> </w:t>
       </w:r>
-      <w:hyperlink r:id="rId292">
+      <w:hyperlink r:id="rId295">
         <w:r>
           <w:rPr>
             <w:rStyle w:val="Hyperlink"/>
@@ -5030,7 +5085,7 @@
       <w:r>
         <w:t xml:space="preserve"> </w:t>
       </w:r>
-      <w:hyperlink r:id="rId293">
+      <w:hyperlink r:id="rId296">
         <w:r>
           <w:rPr>
             <w:rStyle w:val="Hyperlink"/>
@@ -5044,7 +5099,7 @@
       <w:r>
         <w:t xml:space="preserve"> </w:t>
       </w:r>
-      <w:hyperlink r:id="rId294">
+      <w:hyperlink r:id="rId297">
         <w:r>
           <w:rPr>
             <w:rStyle w:val="Hyperlink"/>
@@ -5058,7 +5113,7 @@
       <w:r>
         <w:t xml:space="preserve"> </w:t>
       </w:r>
-      <w:hyperlink r:id="rId295">
+      <w:hyperlink r:id="rId298">
         <w:r>
           <w:rPr>
             <w:rStyle w:val="Hyperlink"/>
@@ -5072,7 +5127,7 @@
       <w:r>
         <w:t xml:space="preserve"> </w:t>
       </w:r>
-      <w:hyperlink r:id="rId296">
+      <w:hyperlink r:id="rId299">
         <w:r>
           <w:rPr>
             <w:rStyle w:val="Hyperlink"/>
@@ -5086,7 +5141,7 @@
       <w:r>
         <w:t xml:space="preserve"> </w:t>
       </w:r>
-      <w:hyperlink r:id="rId297">
+      <w:hyperlink r:id="rId300">
         <w:r>
           <w:rPr>
             <w:rStyle w:val="Hyperlink"/>
@@ -5100,7 +5155,7 @@
       <w:r>
         <w:t xml:space="preserve"> </w:t>
       </w:r>
-      <w:hyperlink r:id="rId298">
+      <w:hyperlink r:id="rId301">
         <w:r>
           <w:rPr>
             <w:rStyle w:val="Hyperlink"/>
@@ -5114,7 +5169,7 @@
       <w:r>
         <w:t xml:space="preserve"> </w:t>
       </w:r>
-      <w:hyperlink r:id="rId299">
+      <w:hyperlink r:id="rId302">
         <w:r>
           <w:rPr>
             <w:rStyle w:val="Hyperlink"/>
@@ -5128,7 +5183,7 @@
       <w:r>
         <w:t xml:space="preserve"> </w:t>
       </w:r>
-      <w:hyperlink r:id="rId300">
+      <w:hyperlink r:id="rId303">
         <w:r>
           <w:rPr>
             <w:rStyle w:val="Hyperlink"/>
@@ -5142,7 +5197,7 @@
       <w:r>
         <w:t xml:space="preserve"> </w:t>
       </w:r>
-      <w:hyperlink r:id="rId301">
+      <w:hyperlink r:id="rId304">
         <w:r>
           <w:rPr>
             <w:rStyle w:val="Hyperlink"/>
@@ -5168,7 +5223,7 @@
       <w:r>
         <w:t xml:space="preserve"> </w:t>
       </w:r>
-      <w:hyperlink r:id="rId302">
+      <w:hyperlink r:id="rId305">
         <w:r>
           <w:rPr>
             <w:rStyle w:val="Hyperlink"/>
@@ -5182,7 +5237,7 @@
       <w:r>
         <w:t xml:space="preserve"> </w:t>
       </w:r>
-      <w:hyperlink r:id="rId303">
+      <w:hyperlink r:id="rId306">
         <w:r>
           <w:rPr>
             <w:rStyle w:val="Hyperlink"/>
@@ -5196,7 +5251,7 @@
       <w:r>
         <w:t xml:space="preserve"> </w:t>
       </w:r>
-      <w:hyperlink r:id="rId304">
+      <w:hyperlink r:id="rId307">
         <w:r>
           <w:rPr>
             <w:rStyle w:val="Hyperlink"/>
@@ -5216,7 +5271,7 @@
           <w:numId w:val="1021"/>
         </w:numPr>
       </w:pPr>
-      <w:hyperlink r:id="rId305">
+      <w:hyperlink r:id="rId308">
         <w:r>
           <w:rPr>
             <w:rStyle w:val="Hyperlink"/>
@@ -5242,7 +5297,7 @@
           <w:numId w:val="1021"/>
         </w:numPr>
       </w:pPr>
-      <w:hyperlink r:id="rId306">
+      <w:hyperlink r:id="rId309">
         <w:r>
           <w:rPr>
             <w:rStyle w:val="Hyperlink"/>
@@ -5256,7 +5311,7 @@
       <w:r>
         <w:t xml:space="preserve"> </w:t>
       </w:r>
-      <w:hyperlink r:id="rId307">
+      <w:hyperlink r:id="rId310">
         <w:r>
           <w:rPr>
             <w:rStyle w:val="Hyperlink"/>
@@ -5270,7 +5325,7 @@
       <w:r>
         <w:t xml:space="preserve"> </w:t>
       </w:r>
-      <w:hyperlink r:id="rId308">
+      <w:hyperlink r:id="rId311">
         <w:r>
           <w:rPr>
             <w:rStyle w:val="Hyperlink"/>
@@ -5314,7 +5369,7 @@
           <w:numId w:val="1021"/>
         </w:numPr>
       </w:pPr>
-      <w:hyperlink r:id="rId309">
+      <w:hyperlink r:id="rId312">
         <w:r>
           <w:rPr>
             <w:rStyle w:val="Hyperlink"/>
@@ -5328,7 +5383,7 @@
       <w:r>
         <w:t xml:space="preserve"> </w:t>
       </w:r>
-      <w:hyperlink r:id="rId310">
+      <w:hyperlink r:id="rId313">
         <w:r>
           <w:rPr>
             <w:rStyle w:val="Hyperlink"/>
@@ -5354,7 +5409,7 @@
           <w:numId w:val="1021"/>
         </w:numPr>
       </w:pPr>
-      <w:hyperlink r:id="rId311">
+      <w:hyperlink r:id="rId314">
         <w:r>
           <w:rPr>
             <w:rStyle w:val="Hyperlink"/>
@@ -5365,7 +5420,7 @@
       <w:r>
         <w:t xml:space="preserve"> </w:t>
       </w:r>
-      <w:hyperlink r:id="rId312">
+      <w:hyperlink r:id="rId315">
         <w:r>
           <w:rPr>
             <w:rStyle w:val="Hyperlink"/>
@@ -5379,7 +5434,7 @@
       <w:r>
         <w:t xml:space="preserve"> </w:t>
       </w:r>
-      <w:hyperlink r:id="rId313">
+      <w:hyperlink r:id="rId316">
         <w:r>
           <w:rPr>
             <w:rStyle w:val="Hyperlink"/>
@@ -5405,7 +5460,7 @@
       <w:r>
         <w:t xml:space="preserve"> </w:t>
       </w:r>
-      <w:hyperlink r:id="rId314">
+      <w:hyperlink r:id="rId317">
         <w:r>
           <w:rPr>
             <w:rStyle w:val="Hyperlink"/>
@@ -5425,7 +5480,7 @@
           <w:numId w:val="1021"/>
         </w:numPr>
       </w:pPr>
-      <w:hyperlink r:id="rId315">
+      <w:hyperlink r:id="rId318">
         <w:r>
           <w:rPr>
             <w:rStyle w:val="Hyperlink"/>
@@ -5439,7 +5494,7 @@
       <w:r>
         <w:t xml:space="preserve"> </w:t>
       </w:r>
-      <w:hyperlink r:id="rId316">
+      <w:hyperlink r:id="rId319">
         <w:r>
           <w:rPr>
             <w:rStyle w:val="Hyperlink"/>
@@ -5453,7 +5508,7 @@
       <w:r>
         <w:t xml:space="preserve"> </w:t>
       </w:r>
-      <w:hyperlink r:id="rId317">
+      <w:hyperlink r:id="rId320">
         <w:r>
           <w:rPr>
             <w:rStyle w:val="Hyperlink"/>
@@ -5467,7 +5522,7 @@
       <w:r>
         <w:t xml:space="preserve"> </w:t>
       </w:r>
-      <w:hyperlink r:id="rId318">
+      <w:hyperlink r:id="rId321">
         <w:r>
           <w:rPr>
             <w:rStyle w:val="Hyperlink"/>
@@ -5481,7 +5536,7 @@
       <w:r>
         <w:t xml:space="preserve"> </w:t>
       </w:r>
-      <w:hyperlink r:id="rId319">
+      <w:hyperlink r:id="rId322">
         <w:r>
           <w:rPr>
             <w:rStyle w:val="Hyperlink"/>
@@ -5495,7 +5550,7 @@
       <w:r>
         <w:t xml:space="preserve"> </w:t>
       </w:r>
-      <w:hyperlink r:id="rId320">
+      <w:hyperlink r:id="rId323">
         <w:r>
           <w:rPr>
             <w:rStyle w:val="Hyperlink"/>
@@ -5509,7 +5564,7 @@
       <w:r>
         <w:t xml:space="preserve"> </w:t>
       </w:r>
-      <w:hyperlink r:id="rId321">
+      <w:hyperlink r:id="rId324">
         <w:r>
           <w:rPr>
             <w:rStyle w:val="Hyperlink"/>
@@ -5523,7 +5578,7 @@
       <w:r>
         <w:t xml:space="preserve"> </w:t>
       </w:r>
-      <w:hyperlink r:id="rId322">
+      <w:hyperlink r:id="rId325">
         <w:r>
           <w:rPr>
             <w:rStyle w:val="Hyperlink"/>
@@ -5537,7 +5592,7 @@
       <w:r>
         <w:t xml:space="preserve"> </w:t>
       </w:r>
-      <w:hyperlink r:id="rId323">
+      <w:hyperlink r:id="rId326">
         <w:r>
           <w:rPr>
             <w:rStyle w:val="Hyperlink"/>
@@ -5551,7 +5606,7 @@
       <w:r>
         <w:t xml:space="preserve"> </w:t>
       </w:r>
-      <w:hyperlink r:id="rId324">
+      <w:hyperlink r:id="rId327">
         <w:r>
           <w:rPr>
             <w:rStyle w:val="Hyperlink"/>
@@ -5565,7 +5620,7 @@
       <w:r>
         <w:t xml:space="preserve"> </w:t>
       </w:r>
-      <w:hyperlink r:id="rId325">
+      <w:hyperlink r:id="rId328">
         <w:r>
           <w:rPr>
             <w:rStyle w:val="Hyperlink"/>
@@ -5579,7 +5634,7 @@
       <w:r>
         <w:t xml:space="preserve"> </w:t>
       </w:r>
-      <w:hyperlink r:id="rId326">
+      <w:hyperlink r:id="rId329">
         <w:r>
           <w:rPr>
             <w:rStyle w:val="Hyperlink"/>
@@ -5593,7 +5648,7 @@
       <w:r>
         <w:t xml:space="preserve"> </w:t>
       </w:r>
-      <w:hyperlink r:id="rId327">
+      <w:hyperlink r:id="rId330">
         <w:r>
           <w:rPr>
             <w:rStyle w:val="Hyperlink"/>
@@ -5607,7 +5662,7 @@
       <w:r>
         <w:t xml:space="preserve"> </w:t>
       </w:r>
-      <w:hyperlink r:id="rId328">
+      <w:hyperlink r:id="rId331">
         <w:r>
           <w:rPr>
             <w:rStyle w:val="Hyperlink"/>
@@ -5621,7 +5676,7 @@
       <w:r>
         <w:t xml:space="preserve"> </w:t>
       </w:r>
-      <w:hyperlink r:id="rId329">
+      <w:hyperlink r:id="rId332">
         <w:r>
           <w:rPr>
             <w:rStyle w:val="Hyperlink"/>
@@ -5635,7 +5690,7 @@
       <w:r>
         <w:t xml:space="preserve"> </w:t>
       </w:r>
-      <w:hyperlink r:id="rId330">
+      <w:hyperlink r:id="rId333">
         <w:r>
           <w:rPr>
             <w:rStyle w:val="Hyperlink"/>
@@ -5649,7 +5704,7 @@
       <w:r>
         <w:t xml:space="preserve"> </w:t>
       </w:r>
-      <w:hyperlink r:id="rId331">
+      <w:hyperlink r:id="rId334">
         <w:r>
           <w:rPr>
             <w:rStyle w:val="Hyperlink"/>
@@ -5663,7 +5718,7 @@
       <w:r>
         <w:t xml:space="preserve"> </w:t>
       </w:r>
-      <w:hyperlink r:id="rId332">
+      <w:hyperlink r:id="rId335">
         <w:r>
           <w:rPr>
             <w:rStyle w:val="Hyperlink"/>
@@ -5677,7 +5732,7 @@
       <w:r>
         <w:t xml:space="preserve"> </w:t>
       </w:r>
-      <w:hyperlink r:id="rId333">
+      <w:hyperlink r:id="rId336">
         <w:r>
           <w:rPr>
             <w:rStyle w:val="Hyperlink"/>
@@ -5691,7 +5746,7 @@
       <w:r>
         <w:t xml:space="preserve"> </w:t>
       </w:r>
-      <w:hyperlink r:id="rId334">
+      <w:hyperlink r:id="rId337">
         <w:r>
           <w:rPr>
             <w:rStyle w:val="Hyperlink"/>
@@ -5705,7 +5760,7 @@
       <w:r>
         <w:t xml:space="preserve"> </w:t>
       </w:r>
-      <w:hyperlink r:id="rId335">
+      <w:hyperlink r:id="rId338">
         <w:r>
           <w:rPr>
             <w:rStyle w:val="Hyperlink"/>
@@ -5719,7 +5774,7 @@
       <w:r>
         <w:t xml:space="preserve"> </w:t>
       </w:r>
-      <w:hyperlink r:id="rId336">
+      <w:hyperlink r:id="rId339">
         <w:r>
           <w:rPr>
             <w:rStyle w:val="Hyperlink"/>
@@ -5733,7 +5788,7 @@
       <w:r>
         <w:t xml:space="preserve"> </w:t>
       </w:r>
-      <w:hyperlink r:id="rId337">
+      <w:hyperlink r:id="rId340">
         <w:r>
           <w:rPr>
             <w:rStyle w:val="Hyperlink"/>
@@ -5747,7 +5802,7 @@
       <w:r>
         <w:t xml:space="preserve"> </w:t>
       </w:r>
-      <w:hyperlink r:id="rId338">
+      <w:hyperlink r:id="rId341">
         <w:r>
           <w:rPr>
             <w:rStyle w:val="Hyperlink"/>
@@ -5761,7 +5816,7 @@
       <w:r>
         <w:t xml:space="preserve"> </w:t>
       </w:r>
-      <w:hyperlink r:id="rId339">
+      <w:hyperlink r:id="rId342">
         <w:r>
           <w:rPr>
             <w:rStyle w:val="Hyperlink"/>
@@ -5775,7 +5830,7 @@
       <w:r>
         <w:t xml:space="preserve"> </w:t>
       </w:r>
-      <w:hyperlink r:id="rId340">
+      <w:hyperlink r:id="rId343">
         <w:r>
           <w:rPr>
             <w:rStyle w:val="Hyperlink"/>
@@ -5789,7 +5844,7 @@
       <w:r>
         <w:t xml:space="preserve"> </w:t>
       </w:r>
-      <w:hyperlink r:id="rId341">
+      <w:hyperlink r:id="rId344">
         <w:r>
           <w:rPr>
             <w:rStyle w:val="Hyperlink"/>
@@ -5809,7 +5864,7 @@
           <w:numId w:val="1021"/>
         </w:numPr>
       </w:pPr>
-      <w:hyperlink r:id="rId342">
+      <w:hyperlink r:id="rId345">
         <w:r>
           <w:rPr>
             <w:rStyle w:val="Hyperlink"/>
@@ -5823,7 +5878,7 @@
       <w:r>
         <w:t xml:space="preserve"> </w:t>
       </w:r>
-      <w:hyperlink r:id="rId343">
+      <w:hyperlink r:id="rId346">
         <w:r>
           <w:rPr>
             <w:rStyle w:val="Hyperlink"/>
@@ -5837,7 +5892,7 @@
       <w:r>
         <w:t xml:space="preserve"> </w:t>
       </w:r>
-      <w:hyperlink r:id="rId344">
+      <w:hyperlink r:id="rId347">
         <w:r>
           <w:rPr>
             <w:rStyle w:val="Hyperlink"/>
@@ -5851,7 +5906,7 @@
       <w:r>
         <w:t xml:space="preserve"> </w:t>
       </w:r>
-      <w:hyperlink r:id="rId345">
+      <w:hyperlink r:id="rId348">
         <w:r>
           <w:rPr>
             <w:rStyle w:val="Hyperlink"/>
@@ -5901,7 +5956,7 @@
           <w:numId w:val="1021"/>
         </w:numPr>
       </w:pPr>
-      <w:hyperlink r:id="rId346">
+      <w:hyperlink r:id="rId349">
         <w:r>
           <w:rPr>
             <w:rStyle w:val="Hyperlink"/>
@@ -5915,7 +5970,7 @@
       <w:r>
         <w:t xml:space="preserve"> </w:t>
       </w:r>
-      <w:hyperlink r:id="rId347">
+      <w:hyperlink r:id="rId350">
         <w:r>
           <w:rPr>
             <w:rStyle w:val="Hyperlink"/>
@@ -5935,7 +5990,7 @@
           <w:numId w:val="1021"/>
         </w:numPr>
       </w:pPr>
-      <w:hyperlink r:id="rId348">
+      <w:hyperlink r:id="rId351">
         <w:r>
           <w:rPr>
             <w:rStyle w:val="Hyperlink"/>
@@ -5949,7 +6004,7 @@
       <w:r>
         <w:t xml:space="preserve"> </w:t>
       </w:r>
-      <w:hyperlink r:id="rId349">
+      <w:hyperlink r:id="rId352">
         <w:r>
           <w:rPr>
             <w:rStyle w:val="Hyperlink"/>
@@ -5963,7 +6018,7 @@
       <w:r>
         <w:t xml:space="preserve"> </w:t>
       </w:r>
-      <w:hyperlink r:id="rId350">
+      <w:hyperlink r:id="rId353">
         <w:r>
           <w:rPr>
             <w:rStyle w:val="Hyperlink"/>
@@ -5977,7 +6032,7 @@
       <w:r>
         <w:t xml:space="preserve"> </w:t>
       </w:r>
-      <w:hyperlink r:id="rId351">
+      <w:hyperlink r:id="rId354">
         <w:r>
           <w:rPr>
             <w:rStyle w:val="Hyperlink"/>
@@ -5991,7 +6046,7 @@
       <w:r>
         <w:t xml:space="preserve"> </w:t>
       </w:r>
-      <w:hyperlink r:id="rId352">
+      <w:hyperlink r:id="rId355">
         <w:r>
           <w:rPr>
             <w:rStyle w:val="Hyperlink"/>
@@ -6005,7 +6060,7 @@
       <w:r>
         <w:t xml:space="preserve"> </w:t>
       </w:r>
-      <w:hyperlink r:id="rId353">
+      <w:hyperlink r:id="rId356">
         <w:r>
           <w:rPr>
             <w:rStyle w:val="Hyperlink"/>
@@ -6019,7 +6074,7 @@
       <w:r>
         <w:t xml:space="preserve"> </w:t>
       </w:r>
-      <w:hyperlink r:id="rId354">
+      <w:hyperlink r:id="rId357">
         <w:r>
           <w:rPr>
             <w:rStyle w:val="Hyperlink"/>
@@ -6033,7 +6088,7 @@
       <w:r>
         <w:t xml:space="preserve"> </w:t>
       </w:r>
-      <w:hyperlink r:id="rId355">
+      <w:hyperlink r:id="rId358">
         <w:r>
           <w:rPr>
             <w:rStyle w:val="Hyperlink"/>
@@ -6047,7 +6102,7 @@
       <w:r>
         <w:t xml:space="preserve"> </w:t>
       </w:r>
-      <w:hyperlink r:id="rId356">
+      <w:hyperlink r:id="rId359">
         <w:r>
           <w:rPr>
             <w:rStyle w:val="Hyperlink"/>
@@ -6061,7 +6116,7 @@
       <w:r>
         <w:t xml:space="preserve"> </w:t>
       </w:r>
-      <w:hyperlink r:id="rId357">
+      <w:hyperlink r:id="rId360">
         <w:r>
           <w:rPr>
             <w:rStyle w:val="Hyperlink"/>
@@ -6075,7 +6130,7 @@
       <w:r>
         <w:t xml:space="preserve"> </w:t>
       </w:r>
-      <w:hyperlink r:id="rId358">
+      <w:hyperlink r:id="rId361">
         <w:r>
           <w:rPr>
             <w:rStyle w:val="Hyperlink"/>
@@ -6089,7 +6144,7 @@
       <w:r>
         <w:t xml:space="preserve"> </w:t>
       </w:r>
-      <w:hyperlink r:id="rId359">
+      <w:hyperlink r:id="rId362">
         <w:r>
           <w:rPr>
             <w:rStyle w:val="Hyperlink"/>
@@ -6103,7 +6158,7 @@
       <w:r>
         <w:t xml:space="preserve"> </w:t>
       </w:r>
-      <w:hyperlink r:id="rId360">
+      <w:hyperlink r:id="rId363">
         <w:r>
           <w:rPr>
             <w:rStyle w:val="Hyperlink"/>
@@ -6117,7 +6172,7 @@
       <w:r>
         <w:t xml:space="preserve"> </w:t>
       </w:r>
-      <w:hyperlink r:id="rId361">
+      <w:hyperlink r:id="rId364">
         <w:r>
           <w:rPr>
             <w:rStyle w:val="Hyperlink"/>
@@ -6131,7 +6186,7 @@
       <w:r>
         <w:t xml:space="preserve"> </w:t>
       </w:r>
-      <w:hyperlink r:id="rId362">
+      <w:hyperlink r:id="rId365">
         <w:r>
           <w:rPr>
             <w:rStyle w:val="Hyperlink"/>
@@ -6145,7 +6200,7 @@
       <w:r>
         <w:t xml:space="preserve"> </w:t>
       </w:r>
-      <w:hyperlink r:id="rId363">
+      <w:hyperlink r:id="rId366">
         <w:r>
           <w:rPr>
             <w:rStyle w:val="Hyperlink"/>
@@ -6159,7 +6214,7 @@
       <w:r>
         <w:t xml:space="preserve"> </w:t>
       </w:r>
-      <w:hyperlink r:id="rId364">
+      <w:hyperlink r:id="rId367">
         <w:r>
           <w:rPr>
             <w:rStyle w:val="Hyperlink"/>
@@ -6173,7 +6228,7 @@
       <w:r>
         <w:t xml:space="preserve"> </w:t>
       </w:r>
-      <w:hyperlink r:id="rId365">
+      <w:hyperlink r:id="rId368">
         <w:r>
           <w:rPr>
             <w:rStyle w:val="Hyperlink"/>
@@ -6187,7 +6242,7 @@
       <w:r>
         <w:t xml:space="preserve"> </w:t>
       </w:r>
-      <w:hyperlink r:id="rId366">
+      <w:hyperlink r:id="rId369">
         <w:r>
           <w:rPr>
             <w:rStyle w:val="Hyperlink"/>
@@ -6201,7 +6256,7 @@
       <w:r>
         <w:t xml:space="preserve"> </w:t>
       </w:r>
-      <w:hyperlink r:id="rId367">
+      <w:hyperlink r:id="rId370">
         <w:r>
           <w:rPr>
             <w:rStyle w:val="Hyperlink"/>
@@ -6215,7 +6270,7 @@
       <w:r>
         <w:t xml:space="preserve"> </w:t>
       </w:r>
-      <w:hyperlink r:id="rId368">
+      <w:hyperlink r:id="rId371">
         <w:r>
           <w:rPr>
             <w:rStyle w:val="Hyperlink"/>
@@ -6229,7 +6284,7 @@
       <w:r>
         <w:t xml:space="preserve"> </w:t>
       </w:r>
-      <w:hyperlink r:id="rId369">
+      <w:hyperlink r:id="rId372">
         <w:r>
           <w:rPr>
             <w:rStyle w:val="Hyperlink"/>
@@ -6243,7 +6298,7 @@
       <w:r>
         <w:t xml:space="preserve"> </w:t>
       </w:r>
-      <w:hyperlink r:id="rId370">
+      <w:hyperlink r:id="rId373">
         <w:r>
           <w:rPr>
             <w:rStyle w:val="Hyperlink"/>
@@ -6257,7 +6312,7 @@
       <w:r>
         <w:t xml:space="preserve"> </w:t>
       </w:r>
-      <w:hyperlink r:id="rId371">
+      <w:hyperlink r:id="rId374">
         <w:r>
           <w:rPr>
             <w:rStyle w:val="Hyperlink"/>
@@ -6271,7 +6326,7 @@
       <w:r>
         <w:t xml:space="preserve"> </w:t>
       </w:r>
-      <w:hyperlink r:id="rId372">
+      <w:hyperlink r:id="rId375">
         <w:r>
           <w:rPr>
             <w:rStyle w:val="Hyperlink"/>
@@ -6285,7 +6340,7 @@
       <w:r>
         <w:t xml:space="preserve"> </w:t>
       </w:r>
-      <w:hyperlink r:id="rId373">
+      <w:hyperlink r:id="rId376">
         <w:r>
           <w:rPr>
             <w:rStyle w:val="Hyperlink"/>
@@ -6299,7 +6354,7 @@
       <w:r>
         <w:t xml:space="preserve"> </w:t>
       </w:r>
-      <w:hyperlink r:id="rId374">
+      <w:hyperlink r:id="rId377">
         <w:r>
           <w:rPr>
             <w:rStyle w:val="Hyperlink"/>
@@ -6313,7 +6368,7 @@
       <w:r>
         <w:t xml:space="preserve"> </w:t>
       </w:r>
-      <w:hyperlink r:id="rId375">
+      <w:hyperlink r:id="rId378">
         <w:r>
           <w:rPr>
             <w:rStyle w:val="Hyperlink"/>
@@ -6333,7 +6388,7 @@
           <w:numId w:val="1021"/>
         </w:numPr>
       </w:pPr>
-      <w:hyperlink r:id="rId376">
+      <w:hyperlink r:id="rId379">
         <w:r>
           <w:rPr>
             <w:rStyle w:val="Hyperlink"/>
@@ -6347,7 +6402,7 @@
       <w:r>
         <w:t xml:space="preserve"> </w:t>
       </w:r>
-      <w:hyperlink r:id="rId377">
+      <w:hyperlink r:id="rId380">
         <w:r>
           <w:rPr>
             <w:rStyle w:val="Hyperlink"/>
@@ -6361,7 +6416,7 @@
       <w:r>
         <w:t xml:space="preserve"> </w:t>
       </w:r>
-      <w:hyperlink r:id="rId378">
+      <w:hyperlink r:id="rId381">
         <w:r>
           <w:rPr>
             <w:rStyle w:val="Hyperlink"/>
@@ -6381,7 +6436,7 @@
           <w:numId w:val="1021"/>
         </w:numPr>
       </w:pPr>
-      <w:hyperlink r:id="rId379">
+      <w:hyperlink r:id="rId382">
         <w:r>
           <w:rPr>
             <w:rStyle w:val="Hyperlink"/>
@@ -6404,7 +6459,7 @@
       <w:r>
         <w:t xml:space="preserve"> </w:t>
       </w:r>
-      <w:hyperlink r:id="rId380">
+      <w:hyperlink r:id="rId383">
         <w:r>
           <w:rPr>
             <w:rStyle w:val="Hyperlink"/>
@@ -6427,7 +6482,7 @@
       <w:r>
         <w:t xml:space="preserve"> </w:t>
       </w:r>
-      <w:hyperlink r:id="rId381">
+      <w:hyperlink r:id="rId384">
         <w:r>
           <w:rPr>
             <w:rStyle w:val="Hyperlink"/>
@@ -6441,7 +6496,7 @@
       <w:r>
         <w:t xml:space="preserve"> </w:t>
       </w:r>
-      <w:hyperlink r:id="rId382">
+      <w:hyperlink r:id="rId385">
         <w:r>
           <w:rPr>
             <w:rStyle w:val="Hyperlink"/>
@@ -6455,7 +6510,7 @@
       <w:r>
         <w:t xml:space="preserve"> </w:t>
       </w:r>
-      <w:hyperlink r:id="rId383">
+      <w:hyperlink r:id="rId386">
         <w:r>
           <w:rPr>
             <w:rStyle w:val="Hyperlink"/>
@@ -6469,7 +6524,7 @@
       <w:r>
         <w:t xml:space="preserve"> </w:t>
       </w:r>
-      <w:hyperlink r:id="rId384">
+      <w:hyperlink r:id="rId387">
         <w:r>
           <w:rPr>
             <w:rStyle w:val="Hyperlink"/>
@@ -6483,7 +6538,7 @@
       <w:r>
         <w:t xml:space="preserve"> </w:t>
       </w:r>
-      <w:hyperlink r:id="rId385">
+      <w:hyperlink r:id="rId388">
         <w:r>
           <w:rPr>
             <w:rStyle w:val="Hyperlink"/>
@@ -6497,7 +6552,7 @@
       <w:r>
         <w:t xml:space="preserve"> </w:t>
       </w:r>
-      <w:hyperlink r:id="rId386">
+      <w:hyperlink r:id="rId389">
         <w:r>
           <w:rPr>
             <w:rStyle w:val="Hyperlink"/>
@@ -6547,7 +6602,7 @@
       <w:r>
         <w:t xml:space="preserve"> </w:t>
       </w:r>
-      <w:hyperlink r:id="rId387">
+      <w:hyperlink r:id="rId390">
         <w:r>
           <w:rPr>
             <w:rStyle w:val="Hyperlink"/>
@@ -6561,7 +6616,7 @@
       <w:r>
         <w:t xml:space="preserve"> </w:t>
       </w:r>
-      <w:hyperlink r:id="rId388">
+      <w:hyperlink r:id="rId391">
         <w:r>
           <w:rPr>
             <w:rStyle w:val="Hyperlink"/>
@@ -6584,7 +6639,7 @@
           <w:numId w:val="1021"/>
         </w:numPr>
       </w:pPr>
-      <w:hyperlink r:id="rId389">
+      <w:hyperlink r:id="rId392">
         <w:r>
           <w:rPr>
             <w:rStyle w:val="Hyperlink"/>
@@ -6616,7 +6671,7 @@
           <w:numId w:val="1021"/>
         </w:numPr>
       </w:pPr>
-      <w:hyperlink r:id="rId390">
+      <w:hyperlink r:id="rId393">
         <w:r>
           <w:rPr>
             <w:rStyle w:val="Hyperlink"/>
@@ -6627,7 +6682,7 @@
       <w:r>
         <w:t xml:space="preserve"> </w:t>
       </w:r>
-      <w:hyperlink r:id="rId391">
+      <w:hyperlink r:id="rId394">
         <w:r>
           <w:rPr>
             <w:rStyle w:val="Hyperlink"/>
@@ -6638,7 +6693,7 @@
       <w:r>
         <w:t xml:space="preserve"> </w:t>
       </w:r>
-      <w:hyperlink r:id="rId392">
+      <w:hyperlink r:id="rId395">
         <w:r>
           <w:rPr>
             <w:rStyle w:val="Hyperlink"/>
@@ -6649,7 +6704,7 @@
       <w:r>
         <w:t xml:space="preserve"> </w:t>
       </w:r>
-      <w:hyperlink r:id="rId393">
+      <w:hyperlink r:id="rId396">
         <w:r>
           <w:rPr>
             <w:rStyle w:val="Hyperlink"/>
@@ -6660,7 +6715,7 @@
       <w:r>
         <w:t xml:space="preserve"> </w:t>
       </w:r>
-      <w:hyperlink r:id="rId394">
+      <w:hyperlink r:id="rId397">
         <w:r>
           <w:rPr>
             <w:rStyle w:val="Hyperlink"/>
@@ -6671,7 +6726,7 @@
       <w:r>
         <w:t xml:space="preserve"> </w:t>
       </w:r>
-      <w:hyperlink r:id="rId395">
+      <w:hyperlink r:id="rId398">
         <w:r>
           <w:rPr>
             <w:rStyle w:val="Hyperlink"/>
@@ -6682,7 +6737,7 @@
       <w:r>
         <w:t xml:space="preserve"> </w:t>
       </w:r>
-      <w:hyperlink r:id="rId396">
+      <w:hyperlink r:id="rId399">
         <w:r>
           <w:rPr>
             <w:rStyle w:val="Hyperlink"/>
@@ -6693,7 +6748,7 @@
       <w:r>
         <w:t xml:space="preserve"> </w:t>
       </w:r>
-      <w:hyperlink r:id="rId397">
+      <w:hyperlink r:id="rId400">
         <w:r>
           <w:rPr>
             <w:rStyle w:val="Hyperlink"/>
@@ -6702,7 +6757,7 @@
         </w:r>
       </w:hyperlink>
     </w:p>
-    <w:bookmarkEnd w:id="398"/>
+    <w:bookmarkEnd w:id="401"/>
     <w:sectPr/>
   </w:body>
 </w:document>

--- a/KenAdenijiResume.docx
+++ b/KenAdenijiResume.docx
@@ -7,7 +7,7 @@
         <w:pStyle w:val="Title"/>
       </w:pPr>
       <w:r>
-        <w:t xml:space="preserve">Ken Adeniji Resume</w:t>
+        <w:t xml:space="preserve">Kehinde (Ken) Adewumi Adeniji Resume</w:t>
       </w:r>
     </w:p>
     <w:p>
@@ -15,16 +15,16 @@
         <w:pStyle w:val="Author"/>
       </w:pPr>
       <w:r>
-        <w:t xml:space="preserve">Ken Adeniji</w:t>
-      </w:r>
-    </w:p>
-    <w:bookmarkStart w:id="26" w:name="ken-adeniji"/>
+        <w:t xml:space="preserve">Kehinde (Ken) Adewumi Adeniji</w:t>
+      </w:r>
+    </w:p>
+    <w:bookmarkStart w:id="26" w:name="kehinde-ken-adewumi-adeniji"/>
     <w:p>
       <w:pPr>
         <w:pStyle w:val="Heading1"/>
       </w:pPr>
       <w:r>
-        <w:t xml:space="preserve">Ken Adeniji</w:t>
+        <w:t xml:space="preserve">Kehinde (Ken) Adewumi Adeniji</w:t>
       </w:r>
     </w:p>
     <w:p>
@@ -157,6 +157,20 @@
       <w:pPr>
         <w:pStyle w:val="BodyText"/>
       </w:pPr>
+      <w:hyperlink r:id="rId27"/>
+    </w:p>
+    <w:p>
+      <w:pPr>
+        <w:pStyle w:val="BodyText"/>
+      </w:pPr>
+      <w:r>
+        <w:t xml:space="preserve">Translate English... Yoruba</w:t>
+      </w:r>
+    </w:p>
+    <w:p>
+      <w:pPr>
+        <w:pStyle w:val="BodyText"/>
+      </w:pPr>
       <w:r>
         <w:t xml:space="preserve">The browser cannot play this audio content.</w:t>
       </w:r>
@@ -165,7 +179,7 @@
       <w:pPr>
         <w:pStyle w:val="BodyText"/>
       </w:pPr>
-      <w:hyperlink r:id="rId27">
+      <w:hyperlink r:id="rId28">
         <w:r>
           <w:rPr>
             <w:rStyle w:val="Hyperlink"/>
@@ -293,7 +307,7 @@
         </w:r>
       </w:hyperlink>
     </w:p>
-    <w:bookmarkStart w:id="28" w:name="objective"/>
+    <w:bookmarkStart w:id="29" w:name="objective"/>
     <w:p>
       <w:pPr>
         <w:pStyle w:val="Heading2"/>
@@ -310,8 +324,8 @@
         <w:t xml:space="preserve">A software engineer role in an organization that will offer an opportunity to develop products and services that will add-value to the customers, shareholders, and community.</w:t>
       </w:r>
     </w:p>
-    <w:bookmarkEnd w:id="28"/>
-    <w:bookmarkStart w:id="37" w:name="careerSummary"/>
+    <w:bookmarkEnd w:id="29"/>
+    <w:bookmarkStart w:id="38" w:name="careerSummary"/>
     <w:p>
       <w:pPr>
         <w:pStyle w:val="Heading2"/>
@@ -334,7 +348,7 @@
       <w:r>
         <w:t xml:space="preserve"> </w:t>
       </w:r>
-      <w:hyperlink r:id="rId29">
+      <w:hyperlink r:id="rId30">
         <w:r>
           <w:rPr>
             <w:rStyle w:val="Hyperlink"/>
@@ -357,7 +371,7 @@
       <w:r>
         <w:t xml:space="preserve"> </w:t>
       </w:r>
-      <w:hyperlink r:id="rId30">
+      <w:hyperlink r:id="rId31">
         <w:r>
           <w:rPr>
             <w:rStyle w:val="Hyperlink"/>
@@ -395,7 +409,7 @@
       <w:r>
         <w:t xml:space="preserve"> </w:t>
       </w:r>
-      <w:hyperlink r:id="rId31">
+      <w:hyperlink r:id="rId32">
         <w:r>
           <w:rPr>
             <w:rStyle w:val="Hyperlink"/>
@@ -427,7 +441,7 @@
       <w:r>
         <w:t xml:space="preserve"> </w:t>
       </w:r>
-      <w:hyperlink r:id="rId32">
+      <w:hyperlink r:id="rId33">
         <w:r>
           <w:rPr>
             <w:rStyle w:val="Hyperlink"/>
@@ -450,7 +464,7 @@
       <w:r>
         <w:t xml:space="preserve"> </w:t>
       </w:r>
-      <w:hyperlink r:id="rId33">
+      <w:hyperlink r:id="rId34">
         <w:r>
           <w:rPr>
             <w:rStyle w:val="Hyperlink"/>
@@ -472,7 +486,7 @@
       <w:r>
         <w:t xml:space="preserve"> </w:t>
       </w:r>
-      <w:hyperlink r:id="rId34">
+      <w:hyperlink r:id="rId35">
         <w:r>
           <w:rPr>
             <w:rStyle w:val="Hyperlink"/>
@@ -540,7 +554,7 @@
           <w:numId w:val="1002"/>
         </w:numPr>
       </w:pPr>
-      <w:hyperlink r:id="rId35">
+      <w:hyperlink r:id="rId36">
         <w:r>
           <w:rPr>
             <w:rStyle w:val="Hyperlink"/>
@@ -560,7 +574,7 @@
       <w:r>
         <w:t xml:space="preserve"> </w:t>
       </w:r>
-      <w:hyperlink r:id="rId36">
+      <w:hyperlink r:id="rId37">
         <w:r>
           <w:rPr>
             <w:rStyle w:val="Hyperlink"/>
@@ -608,8 +622,8 @@
         <w:t xml:space="preserve">First position in the last year of primary school, primary five, examination.</w:t>
       </w:r>
     </w:p>
-    <w:bookmarkEnd w:id="37"/>
-    <w:bookmarkStart w:id="40" w:name="Xbecde2755c53d4e4e0c7f34917a18469f130ec8"/>
+    <w:bookmarkEnd w:id="38"/>
+    <w:bookmarkStart w:id="41" w:name="Xbecde2755c53d4e4e0c7f34917a18469f130ec8"/>
     <w:p>
       <w:pPr>
         <w:pStyle w:val="Heading2"/>
@@ -626,7 +640,7 @@
           <w:numId w:val="1003"/>
         </w:numPr>
       </w:pPr>
-      <w:hyperlink r:id="rId38">
+      <w:hyperlink r:id="rId39">
         <w:r>
           <w:rPr>
             <w:rStyle w:val="Hyperlink"/>
@@ -643,7 +657,7 @@
           <w:numId w:val="1003"/>
         </w:numPr>
       </w:pPr>
-      <w:hyperlink r:id="rId39">
+      <w:hyperlink r:id="rId40">
         <w:r>
           <w:rPr>
             <w:rStyle w:val="Hyperlink"/>
@@ -652,15 +666,15 @@
         </w:r>
       </w:hyperlink>
     </w:p>
-    <w:bookmarkEnd w:id="40"/>
+    <w:bookmarkEnd w:id="41"/>
     <w:p>
       <w:pPr>
         <w:pStyle w:val="FirstParagraph"/>
       </w:pPr>
-      <w:bookmarkStart w:id="41" w:name="jobDescriptions"/>
-      <w:bookmarkEnd w:id="41"/>
-    </w:p>
-    <w:bookmarkStart w:id="72" w:name="job-descriptions"/>
+      <w:bookmarkStart w:id="42" w:name="jobDescriptions"/>
+      <w:bookmarkEnd w:id="42"/>
+    </w:p>
+    <w:bookmarkStart w:id="73" w:name="job-descriptions"/>
     <w:p>
       <w:pPr>
         <w:pStyle w:val="Heading2"/>
@@ -669,12 +683,12 @@
         <w:t xml:space="preserve">JOB DESCRIPTIONS</w:t>
       </w:r>
     </w:p>
-    <w:bookmarkStart w:id="43" w:name="X7c8ba991b1bea05422621c704ad0e0ec781947d"/>
+    <w:bookmarkStart w:id="44" w:name="X7c8ba991b1bea05422621c704ad0e0ec781947d"/>
     <w:p>
       <w:pPr>
         <w:pStyle w:val="Heading3"/>
       </w:pPr>
-      <w:hyperlink r:id="rId42">
+      <w:hyperlink r:id="rId43">
         <w:r>
           <w:rPr>
             <w:rStyle w:val="Hyperlink"/>
@@ -725,13 +739,13 @@
         <w:t xml:space="preserve">Achieve re-use, efficient queries, mitigate the risk of SQL injection by writing stored procedures and user defined functions.</w:t>
       </w:r>
     </w:p>
-    <w:bookmarkEnd w:id="43"/>
-    <w:bookmarkStart w:id="46" w:name="Xe22390f454a751b87fe330a9676eb848cfedb67"/>
+    <w:bookmarkEnd w:id="44"/>
+    <w:bookmarkStart w:id="47" w:name="Xe22390f454a751b87fe330a9676eb848cfedb67"/>
     <w:p>
       <w:pPr>
         <w:pStyle w:val="Heading3"/>
       </w:pPr>
-      <w:hyperlink r:id="rId44">
+      <w:hyperlink r:id="rId45">
         <w:r>
           <w:rPr>
             <w:rStyle w:val="Hyperlink"/>
@@ -772,7 +786,7 @@
       <w:r>
         <w:t xml:space="preserve"> </w:t>
       </w:r>
-      <w:hyperlink r:id="rId45">
+      <w:hyperlink r:id="rId46">
         <w:r>
           <w:rPr>
             <w:rStyle w:val="Hyperlink"/>
@@ -784,13 +798,13 @@
         <w:t xml:space="preserve">.</w:t>
       </w:r>
     </w:p>
-    <w:bookmarkEnd w:id="46"/>
-    <w:bookmarkStart w:id="49" w:name="X847050a9b26983b2458d165ad2a19c60b2ad8dc"/>
+    <w:bookmarkEnd w:id="47"/>
+    <w:bookmarkStart w:id="50" w:name="X847050a9b26983b2458d165ad2a19c60b2ad8dc"/>
     <w:p>
       <w:pPr>
         <w:pStyle w:val="Heading3"/>
       </w:pPr>
-      <w:hyperlink r:id="rId47">
+      <w:hyperlink r:id="rId48">
         <w:r>
           <w:rPr>
             <w:rStyle w:val="Hyperlink"/>
@@ -831,7 +845,7 @@
       <w:r>
         <w:t xml:space="preserve"> </w:t>
       </w:r>
-      <w:hyperlink r:id="rId48">
+      <w:hyperlink r:id="rId49">
         <w:r>
           <w:rPr>
             <w:rStyle w:val="Hyperlink"/>
@@ -843,13 +857,13 @@
         <w:t xml:space="preserve">, Parramatta.</w:t>
       </w:r>
     </w:p>
-    <w:bookmarkEnd w:id="49"/>
-    <w:bookmarkStart w:id="51" w:name="X00c65edaf0b66280992eb1096c1956071260af2"/>
+    <w:bookmarkEnd w:id="50"/>
+    <w:bookmarkStart w:id="52" w:name="X00c65edaf0b66280992eb1096c1956071260af2"/>
     <w:p>
       <w:pPr>
         <w:pStyle w:val="Heading3"/>
       </w:pPr>
-      <w:hyperlink r:id="rId50">
+      <w:hyperlink r:id="rId51">
         <w:r>
           <w:rPr>
             <w:rStyle w:val="Hyperlink"/>
@@ -888,13 +902,13 @@
         <w:t xml:space="preserve">Applications include Westpac Investment Risk Management and Tactical Asset Allocation.</w:t>
       </w:r>
     </w:p>
-    <w:bookmarkEnd w:id="51"/>
-    <w:bookmarkStart w:id="53" w:name="X47338435b5bb60a718756252091d7ced6c248d8"/>
+    <w:bookmarkEnd w:id="52"/>
+    <w:bookmarkStart w:id="54" w:name="X47338435b5bb60a718756252091d7ced6c248d8"/>
     <w:p>
       <w:pPr>
         <w:pStyle w:val="Heading3"/>
       </w:pPr>
-      <w:hyperlink r:id="rId52">
+      <w:hyperlink r:id="rId53">
         <w:r>
           <w:rPr>
             <w:rStyle w:val="Hyperlink"/>
@@ -945,13 +959,13 @@
         <w:t xml:space="preserve">Replicate data between central and remote locations using Internet messaging services.</w:t>
       </w:r>
     </w:p>
-    <w:bookmarkEnd w:id="53"/>
-    <w:bookmarkStart w:id="55" w:name="Xa68e9ed2b84b7cc18b5f7c96462ddecca01cb45"/>
+    <w:bookmarkEnd w:id="54"/>
+    <w:bookmarkStart w:id="56" w:name="Xa68e9ed2b84b7cc18b5f7c96462ddecca01cb45"/>
     <w:p>
       <w:pPr>
         <w:pStyle w:val="Heading3"/>
       </w:pPr>
-      <w:hyperlink r:id="rId54">
+      <w:hyperlink r:id="rId55">
         <w:r>
           <w:rPr>
             <w:rStyle w:val="Hyperlink"/>
@@ -978,8 +992,8 @@
         <w:t xml:space="preserve">Develop mortgage system; focus on product changes and payments.</w:t>
       </w:r>
     </w:p>
-    <w:bookmarkEnd w:id="55"/>
-    <w:bookmarkStart w:id="56" w:name="X71cbb401abc4c994853f02dc35f8675c094c679"/>
+    <w:bookmarkEnd w:id="56"/>
+    <w:bookmarkStart w:id="57" w:name="X71cbb401abc4c994853f02dc35f8675c094c679"/>
     <w:p>
       <w:pPr>
         <w:pStyle w:val="Heading3"/>
@@ -1030,13 +1044,13 @@
         <w:t xml:space="preserve">Workflow will delegate tasks to personnel based on roles, availability, work load, and expertise.</w:t>
       </w:r>
     </w:p>
-    <w:bookmarkEnd w:id="56"/>
-    <w:bookmarkStart w:id="58" w:name="X33ba5731ad71615fa1ddca9738418b8399ba12d"/>
+    <w:bookmarkEnd w:id="57"/>
+    <w:bookmarkStart w:id="59" w:name="X33ba5731ad71615fa1ddca9738418b8399ba12d"/>
     <w:p>
       <w:pPr>
         <w:pStyle w:val="Heading3"/>
       </w:pPr>
-      <w:hyperlink r:id="rId57">
+      <w:hyperlink r:id="rId58">
         <w:r>
           <w:rPr>
             <w:rStyle w:val="Hyperlink"/>
@@ -1087,8 +1101,8 @@
         <w:t xml:space="preserve">Use OMNI Gateway to collate data.</w:t>
       </w:r>
     </w:p>
-    <w:bookmarkEnd w:id="58"/>
-    <w:bookmarkStart w:id="59" w:name="X9e4848fe1750a0f84e1d55835d57e2ad67053c0"/>
+    <w:bookmarkEnd w:id="59"/>
+    <w:bookmarkStart w:id="60" w:name="X9e4848fe1750a0f84e1d55835d57e2ad67053c0"/>
     <w:p>
       <w:pPr>
         <w:pStyle w:val="Heading3"/>
@@ -1115,13 +1129,13 @@
         <w:t xml:space="preserve">Design and develop workflow applications for the processing of trainee and apprenticeship programs.</w:t>
       </w:r>
     </w:p>
-    <w:bookmarkEnd w:id="59"/>
-    <w:bookmarkStart w:id="61" w:name="Xcb285883aa25839e9efa32b4912083424db33f9"/>
+    <w:bookmarkEnd w:id="60"/>
+    <w:bookmarkStart w:id="62" w:name="Xcb285883aa25839e9efa32b4912083424db33f9"/>
     <w:p>
       <w:pPr>
         <w:pStyle w:val="Heading3"/>
       </w:pPr>
-      <w:hyperlink r:id="rId60">
+      <w:hyperlink r:id="rId61">
         <w:r>
           <w:rPr>
             <w:rStyle w:val="Hyperlink"/>
@@ -1138,7 +1152,7 @@
       <w:r>
         <w:t xml:space="preserve"> </w:t>
       </w:r>
-      <w:hyperlink r:id="rId50">
+      <w:hyperlink r:id="rId51">
         <w:r>
           <w:rPr>
             <w:rStyle w:val="Hyperlink"/>
@@ -1165,13 +1179,13 @@
         <w:t xml:space="preserve">Replicate database between central (Informix) and remote locations (Sybase SQL Anywhere).</w:t>
       </w:r>
     </w:p>
-    <w:bookmarkEnd w:id="61"/>
-    <w:bookmarkStart w:id="63" w:name="X59ef651d5849c15382a56219c4a05aa721d25c5"/>
+    <w:bookmarkEnd w:id="62"/>
+    <w:bookmarkStart w:id="64" w:name="X59ef651d5849c15382a56219c4a05aa721d25c5"/>
     <w:p>
       <w:pPr>
         <w:pStyle w:val="Heading3"/>
       </w:pPr>
-      <w:hyperlink r:id="rId62">
+      <w:hyperlink r:id="rId63">
         <w:r>
           <w:rPr>
             <w:rStyle w:val="Hyperlink"/>
@@ -1198,13 +1212,13 @@
         <w:t xml:space="preserve">Advise clients on how-to use software for developing distributed applications.</w:t>
       </w:r>
     </w:p>
-    <w:bookmarkEnd w:id="63"/>
-    <w:bookmarkStart w:id="66" w:name="Xafb98839f6596774c5de4ac49f4cf6542ab8539"/>
+    <w:bookmarkEnd w:id="64"/>
+    <w:bookmarkStart w:id="67" w:name="Xafb98839f6596774c5de4ac49f4cf6542ab8539"/>
     <w:p>
       <w:pPr>
         <w:pStyle w:val="Heading3"/>
       </w:pPr>
-      <w:hyperlink r:id="rId64">
+      <w:hyperlink r:id="rId65">
         <w:r>
           <w:rPr>
             <w:rStyle w:val="Hyperlink"/>
@@ -1233,7 +1247,7 @@
       <w:r>
         <w:t xml:space="preserve"> </w:t>
       </w:r>
-      <w:hyperlink r:id="rId65">
+      <w:hyperlink r:id="rId66">
         <w:r>
           <w:rPr>
             <w:rStyle w:val="Hyperlink"/>
@@ -1260,8 +1274,8 @@
         <w:t xml:space="preserve">Convert legacy systems into client-server infrastructure.</w:t>
       </w:r>
     </w:p>
-    <w:bookmarkEnd w:id="66"/>
-    <w:bookmarkStart w:id="67" w:name="X78389547433163e07c792fdc87e376db6b9eaac"/>
+    <w:bookmarkEnd w:id="67"/>
+    <w:bookmarkStart w:id="68" w:name="X78389547433163e07c792fdc87e376db6b9eaac"/>
     <w:p>
       <w:pPr>
         <w:pStyle w:val="Heading3"/>
@@ -1288,13 +1302,13 @@
         <w:t xml:space="preserve">Match products and services with advertisements.</w:t>
       </w:r>
     </w:p>
-    <w:bookmarkEnd w:id="67"/>
-    <w:bookmarkStart w:id="71" w:name="X367b581eb513fa6d23849496f54874d6e79e494"/>
+    <w:bookmarkEnd w:id="68"/>
+    <w:bookmarkStart w:id="72" w:name="X367b581eb513fa6d23849496f54874d6e79e494"/>
     <w:p>
       <w:pPr>
         <w:pStyle w:val="Heading3"/>
       </w:pPr>
-      <w:hyperlink r:id="rId68">
+      <w:hyperlink r:id="rId69">
         <w:r>
           <w:rPr>
             <w:rStyle w:val="Hyperlink"/>
@@ -1305,7 +1319,7 @@
       <w:r>
         <w:t xml:space="preserve"> </w:t>
       </w:r>
-      <w:hyperlink r:id="rId69">
+      <w:hyperlink r:id="rId70">
         <w:r>
           <w:rPr>
             <w:rStyle w:val="Hyperlink"/>
@@ -1340,7 +1354,7 @@
       <w:r>
         <w:t xml:space="preserve"> </w:t>
       </w:r>
-      <w:hyperlink r:id="rId70">
+      <w:hyperlink r:id="rId71">
         <w:r>
           <w:rPr>
             <w:rStyle w:val="Hyperlink"/>
@@ -1364,9 +1378,9 @@
         <w:t xml:space="preserve">Prior to joining IDS, I worked at, Headquarters Military Training Command, Suakin Drive.</w:t>
       </w:r>
     </w:p>
-    <w:bookmarkEnd w:id="71"/>
     <w:bookmarkEnd w:id="72"/>
-    <w:bookmarkStart w:id="90" w:name="otherWorkSummary"/>
+    <w:bookmarkEnd w:id="73"/>
+    <w:bookmarkStart w:id="91" w:name="otherWorkSummary"/>
     <w:p>
       <w:pPr>
         <w:pStyle w:val="Heading2"/>
@@ -1383,7 +1397,7 @@
           <w:numId w:val="1018"/>
         </w:numPr>
       </w:pPr>
-      <w:hyperlink r:id="rId73">
+      <w:hyperlink r:id="rId74">
         <w:r>
           <w:rPr>
             <w:rStyle w:val="Hyperlink"/>
@@ -1403,7 +1417,7 @@
       <w:r>
         <w:t xml:space="preserve"> </w:t>
       </w:r>
-      <w:hyperlink r:id="rId74">
+      <w:hyperlink r:id="rId75">
         <w:r>
           <w:rPr>
             <w:rStyle w:val="Hyperlink"/>
@@ -1444,7 +1458,7 @@
           <w:numId w:val="1018"/>
         </w:numPr>
       </w:pPr>
-      <w:hyperlink r:id="rId75">
+      <w:hyperlink r:id="rId76">
         <w:r>
           <w:rPr>
             <w:rStyle w:val="Hyperlink"/>
@@ -1467,7 +1481,7 @@
           <w:numId w:val="1018"/>
         </w:numPr>
       </w:pPr>
-      <w:hyperlink r:id="rId76">
+      <w:hyperlink r:id="rId77">
         <w:r>
           <w:rPr>
             <w:rStyle w:val="Hyperlink"/>
@@ -1484,7 +1498,7 @@
       <w:r>
         <w:t xml:space="preserve"> </w:t>
       </w:r>
-      <w:hyperlink r:id="rId77">
+      <w:hyperlink r:id="rId78">
         <w:r>
           <w:rPr>
             <w:rStyle w:val="Hyperlink"/>
@@ -1507,7 +1521,7 @@
           <w:numId w:val="1018"/>
         </w:numPr>
       </w:pPr>
-      <w:hyperlink r:id="rId78">
+      <w:hyperlink r:id="rId79">
         <w:r>
           <w:rPr>
             <w:rStyle w:val="Hyperlink"/>
@@ -1530,7 +1544,7 @@
           <w:numId w:val="1018"/>
         </w:numPr>
       </w:pPr>
-      <w:hyperlink r:id="rId79">
+      <w:hyperlink r:id="rId80">
         <w:r>
           <w:rPr>
             <w:rStyle w:val="Hyperlink"/>
@@ -1553,7 +1567,7 @@
           <w:numId w:val="1018"/>
         </w:numPr>
       </w:pPr>
-      <w:hyperlink r:id="rId80">
+      <w:hyperlink r:id="rId81">
         <w:r>
           <w:rPr>
             <w:rStyle w:val="Hyperlink"/>
@@ -1576,7 +1590,7 @@
           <w:numId w:val="1018"/>
         </w:numPr>
       </w:pPr>
-      <w:hyperlink r:id="rId81">
+      <w:hyperlink r:id="rId82">
         <w:r>
           <w:rPr>
             <w:rStyle w:val="Hyperlink"/>
@@ -1599,7 +1613,7 @@
           <w:numId w:val="1018"/>
         </w:numPr>
       </w:pPr>
-      <w:hyperlink r:id="rId82">
+      <w:hyperlink r:id="rId83">
         <w:r>
           <w:rPr>
             <w:rStyle w:val="Hyperlink"/>
@@ -1622,7 +1636,7 @@
           <w:numId w:val="1018"/>
         </w:numPr>
       </w:pPr>
-      <w:hyperlink r:id="rId83">
+      <w:hyperlink r:id="rId84">
         <w:r>
           <w:rPr>
             <w:rStyle w:val="Hyperlink"/>
@@ -1651,7 +1665,7 @@
       <w:r>
         <w:t xml:space="preserve"> </w:t>
       </w:r>
-      <w:hyperlink r:id="rId84">
+      <w:hyperlink r:id="rId85">
         <w:r>
           <w:rPr>
             <w:rStyle w:val="Hyperlink"/>
@@ -1674,7 +1688,7 @@
           <w:numId w:val="1018"/>
         </w:numPr>
       </w:pPr>
-      <w:hyperlink r:id="rId85">
+      <w:hyperlink r:id="rId86">
         <w:r>
           <w:rPr>
             <w:rStyle w:val="Hyperlink"/>
@@ -1697,7 +1711,7 @@
           <w:numId w:val="1018"/>
         </w:numPr>
       </w:pPr>
-      <w:hyperlink r:id="rId86">
+      <w:hyperlink r:id="rId87">
         <w:r>
           <w:rPr>
             <w:rStyle w:val="Hyperlink"/>
@@ -1714,7 +1728,7 @@
       <w:r>
         <w:t xml:space="preserve"> </w:t>
       </w:r>
-      <w:hyperlink r:id="rId87">
+      <w:hyperlink r:id="rId88">
         <w:r>
           <w:rPr>
             <w:rStyle w:val="Hyperlink"/>
@@ -1737,7 +1751,7 @@
           <w:numId w:val="1018"/>
         </w:numPr>
       </w:pPr>
-      <w:hyperlink r:id="rId88">
+      <w:hyperlink r:id="rId89">
         <w:r>
           <w:rPr>
             <w:rStyle w:val="Hyperlink"/>
@@ -1754,7 +1768,7 @@
       <w:r>
         <w:t xml:space="preserve"> </w:t>
       </w:r>
-      <w:hyperlink r:id="rId89">
+      <w:hyperlink r:id="rId90">
         <w:r>
           <w:rPr>
             <w:rStyle w:val="Hyperlink"/>
@@ -1775,8 +1789,8 @@
         <w:t xml:space="preserve">New Century Video Pty Ltd with Paul and Kerry Watson</w:t>
       </w:r>
     </w:p>
-    <w:bookmarkEnd w:id="90"/>
-    <w:bookmarkStart w:id="99" w:name="nigeriaWorkExperience"/>
+    <w:bookmarkEnd w:id="91"/>
+    <w:bookmarkStart w:id="100" w:name="nigeriaWorkExperience"/>
     <w:p>
       <w:pPr>
         <w:pStyle w:val="Heading2"/>
@@ -1793,7 +1807,7 @@
           <w:numId w:val="1019"/>
         </w:numPr>
       </w:pPr>
-      <w:hyperlink r:id="rId91">
+      <w:hyperlink r:id="rId92">
         <w:r>
           <w:rPr>
             <w:rStyle w:val="Hyperlink"/>
@@ -1810,7 +1824,7 @@
       <w:r>
         <w:t xml:space="preserve"> </w:t>
       </w:r>
-      <w:hyperlink r:id="rId92">
+      <w:hyperlink r:id="rId93">
         <w:r>
           <w:rPr>
             <w:rStyle w:val="Hyperlink"/>
@@ -1824,7 +1838,7 @@
       <w:r>
         <w:t xml:space="preserve"> </w:t>
       </w:r>
-      <w:hyperlink r:id="rId93">
+      <w:hyperlink r:id="rId94">
         <w:r>
           <w:rPr>
             <w:rStyle w:val="Hyperlink"/>
@@ -1853,64 +1867,64 @@
           <w:numId w:val="1019"/>
         </w:numPr>
       </w:pPr>
+      <w:hyperlink r:id="rId95">
+        <w:r>
+          <w:rPr>
+            <w:rStyle w:val="Hyperlink"/>
+          </w:rPr>
+          <w:t xml:space="preserve">Union Bank of Nigeria (UBN)</w:t>
+        </w:r>
+      </w:hyperlink>
+      <w:r>
+        <w:t xml:space="preserve"> </w:t>
+      </w:r>
+      <w:hyperlink r:id="rId96">
+        <w:r>
+          <w:rPr>
+            <w:rStyle w:val="Hyperlink"/>
+          </w:rPr>
+          <w:t xml:space="preserve">Santa Cruz Operation (SCO) Xenix</w:t>
+        </w:r>
+      </w:hyperlink>
+    </w:p>
+    <w:p>
+      <w:pPr>
+        <w:pStyle w:val="Compact"/>
+        <w:numPr>
+          <w:ilvl w:val="0"/>
+          <w:numId w:val="1019"/>
+        </w:numPr>
+      </w:pPr>
+      <w:hyperlink r:id="rId97">
+        <w:r>
+          <w:rPr>
+            <w:rStyle w:val="Hyperlink"/>
+          </w:rPr>
+          <w:t xml:space="preserve">Saap-Tech</w:t>
+        </w:r>
+      </w:hyperlink>
+      <w:r>
+        <w:t xml:space="preserve"> </w:t>
+      </w:r>
+      <w:hyperlink r:id="rId98">
+        <w:r>
+          <w:rPr>
+            <w:rStyle w:val="Hyperlink"/>
+          </w:rPr>
+          <w:t xml:space="preserve">C</w:t>
+        </w:r>
+      </w:hyperlink>
+      <w:r>
+        <w:t xml:space="preserve">,</w:t>
+      </w:r>
+      <w:r>
+        <w:t xml:space="preserve"> </w:t>
+      </w:r>
       <w:hyperlink r:id="rId94">
         <w:r>
           <w:rPr>
             <w:rStyle w:val="Hyperlink"/>
           </w:rPr>
-          <w:t xml:space="preserve">Union Bank of Nigeria (UBN)</w:t>
-        </w:r>
-      </w:hyperlink>
-      <w:r>
-        <w:t xml:space="preserve"> </w:t>
-      </w:r>
-      <w:hyperlink r:id="rId95">
-        <w:r>
-          <w:rPr>
-            <w:rStyle w:val="Hyperlink"/>
-          </w:rPr>
-          <w:t xml:space="preserve">Santa Cruz Operation (SCO) Xenix</w:t>
-        </w:r>
-      </w:hyperlink>
-    </w:p>
-    <w:p>
-      <w:pPr>
-        <w:pStyle w:val="Compact"/>
-        <w:numPr>
-          <w:ilvl w:val="0"/>
-          <w:numId w:val="1019"/>
-        </w:numPr>
-      </w:pPr>
-      <w:hyperlink r:id="rId96">
-        <w:r>
-          <w:rPr>
-            <w:rStyle w:val="Hyperlink"/>
-          </w:rPr>
-          <w:t xml:space="preserve">Saap-Tech</w:t>
-        </w:r>
-      </w:hyperlink>
-      <w:r>
-        <w:t xml:space="preserve"> </w:t>
-      </w:r>
-      <w:hyperlink r:id="rId97">
-        <w:r>
-          <w:rPr>
-            <w:rStyle w:val="Hyperlink"/>
-          </w:rPr>
-          <w:t xml:space="preserve">C</w:t>
-        </w:r>
-      </w:hyperlink>
-      <w:r>
-        <w:t xml:space="preserve">,</w:t>
-      </w:r>
-      <w:r>
-        <w:t xml:space="preserve"> </w:t>
-      </w:r>
-      <w:hyperlink r:id="rId93">
-        <w:r>
-          <w:rPr>
-            <w:rStyle w:val="Hyperlink"/>
-          </w:rPr>
           <w:t xml:space="preserve">Nantucket Clipper</w:t>
         </w:r>
       </w:hyperlink>
@@ -1920,7 +1934,7 @@
       <w:r>
         <w:t xml:space="preserve"> </w:t>
       </w:r>
-      <w:hyperlink r:id="rId98">
+      <w:hyperlink r:id="rId99">
         <w:r>
           <w:rPr>
             <w:rStyle w:val="Hyperlink"/>
@@ -1929,8 +1943,8 @@
         </w:r>
       </w:hyperlink>
     </w:p>
-    <w:bookmarkEnd w:id="99"/>
-    <w:bookmarkStart w:id="103" w:name="educationSummary"/>
+    <w:bookmarkEnd w:id="100"/>
+    <w:bookmarkStart w:id="104" w:name="educationSummary"/>
     <w:p>
       <w:pPr>
         <w:pStyle w:val="Heading2"/>
@@ -1958,7 +1972,7 @@
             <w:pPr>
               <w:pStyle w:val="Compact"/>
             </w:pPr>
-            <w:hyperlink r:id="rId100">
+            <w:hyperlink r:id="rId101">
               <w:r>
                 <w:rPr>
                   <w:rStyle w:val="Hyperlink"/>
@@ -1998,7 +2012,7 @@
             <w:pPr>
               <w:pStyle w:val="Compact"/>
             </w:pPr>
-            <w:hyperlink r:id="rId101">
+            <w:hyperlink r:id="rId102">
               <w:r>
                 <w:rPr>
                   <w:rStyle w:val="Hyperlink"/>
@@ -2038,7 +2052,7 @@
             <w:pPr>
               <w:pStyle w:val="Compact"/>
             </w:pPr>
-            <w:hyperlink r:id="rId33">
+            <w:hyperlink r:id="rId34">
               <w:r>
                 <w:rPr>
                   <w:rStyle w:val="Hyperlink"/>
@@ -2078,7 +2092,7 @@
             <w:pPr>
               <w:pStyle w:val="Compact"/>
             </w:pPr>
-            <w:hyperlink r:id="rId102">
+            <w:hyperlink r:id="rId103">
               <w:r>
                 <w:rPr>
                   <w:rStyle w:val="Hyperlink"/>
@@ -2170,8 +2184,8 @@
         </w:tc>
       </w:tr>
     </w:tbl>
-    <w:bookmarkEnd w:id="103"/>
-    <w:bookmarkStart w:id="401" w:name="skillsSummary"/>
+    <w:bookmarkEnd w:id="104"/>
+    <w:bookmarkStart w:id="402" w:name="skillsSummary"/>
     <w:p>
       <w:pPr>
         <w:pStyle w:val="Heading2"/>
@@ -2188,7 +2202,7 @@
           <w:numId w:val="1021"/>
         </w:numPr>
       </w:pPr>
-      <w:hyperlink r:id="rId104">
+      <w:hyperlink r:id="rId105">
         <w:r>
           <w:rPr>
             <w:rStyle w:val="Hyperlink"/>
@@ -2223,7 +2237,7 @@
           <w:numId w:val="1022"/>
         </w:numPr>
       </w:pPr>
-      <w:hyperlink r:id="rId105">
+      <w:hyperlink r:id="rId106">
         <w:r>
           <w:rPr>
             <w:rStyle w:val="Hyperlink"/>
@@ -2252,7 +2266,7 @@
           <w:numId w:val="1023"/>
         </w:numPr>
       </w:pPr>
-      <w:hyperlink r:id="rId106">
+      <w:hyperlink r:id="rId107">
         <w:r>
           <w:rPr>
             <w:rStyle w:val="Hyperlink"/>
@@ -2275,7 +2289,7 @@
       <w:r>
         <w:t xml:space="preserve"> </w:t>
       </w:r>
-      <w:hyperlink r:id="rId107">
+      <w:hyperlink r:id="rId108">
         <w:r>
           <w:rPr>
             <w:rStyle w:val="Hyperlink"/>
@@ -2286,7 +2300,7 @@
       <w:r>
         <w:t xml:space="preserve"> </w:t>
       </w:r>
-      <w:hyperlink r:id="rId108">
+      <w:hyperlink r:id="rId109">
         <w:r>
           <w:rPr>
             <w:rStyle w:val="Hyperlink"/>
@@ -2297,7 +2311,7 @@
       <w:r>
         <w:t xml:space="preserve"> </w:t>
       </w:r>
-      <w:hyperlink r:id="rId109">
+      <w:hyperlink r:id="rId110">
         <w:r>
           <w:rPr>
             <w:rStyle w:val="Hyperlink"/>
@@ -2320,7 +2334,7 @@
       <w:r>
         <w:t xml:space="preserve"> </w:t>
       </w:r>
-      <w:hyperlink r:id="rId110">
+      <w:hyperlink r:id="rId111">
         <w:r>
           <w:rPr>
             <w:rStyle w:val="Hyperlink"/>
@@ -2331,7 +2345,7 @@
       <w:r>
         <w:t xml:space="preserve"> </w:t>
       </w:r>
-      <w:hyperlink r:id="rId111">
+      <w:hyperlink r:id="rId112">
         <w:r>
           <w:rPr>
             <w:rStyle w:val="Hyperlink"/>
@@ -2348,7 +2362,7 @@
           <w:numId w:val="1022"/>
         </w:numPr>
       </w:pPr>
-      <w:hyperlink r:id="rId112">
+      <w:hyperlink r:id="rId113">
         <w:r>
           <w:rPr>
             <w:rStyle w:val="Hyperlink"/>
@@ -2371,7 +2385,7 @@
       <w:r>
         <w:t xml:space="preserve"> </w:t>
       </w:r>
-      <w:hyperlink r:id="rId113">
+      <w:hyperlink r:id="rId114">
         <w:r>
           <w:rPr>
             <w:rStyle w:val="Hyperlink"/>
@@ -2388,7 +2402,7 @@
           <w:numId w:val="1021"/>
         </w:numPr>
       </w:pPr>
-      <w:hyperlink r:id="rId114">
+      <w:hyperlink r:id="rId115">
         <w:r>
           <w:rPr>
             <w:rStyle w:val="Hyperlink"/>
@@ -2423,7 +2437,7 @@
       <w:r>
         <w:t xml:space="preserve"> </w:t>
       </w:r>
-      <w:hyperlink r:id="rId115">
+      <w:hyperlink r:id="rId116">
         <w:r>
           <w:rPr>
             <w:rStyle w:val="Hyperlink"/>
@@ -2443,7 +2457,7 @@
       <w:r>
         <w:t xml:space="preserve"> </w:t>
       </w:r>
-      <w:hyperlink r:id="rId116">
+      <w:hyperlink r:id="rId117">
         <w:r>
           <w:rPr>
             <w:rStyle w:val="Hyperlink"/>
@@ -2457,7 +2471,7 @@
       <w:r>
         <w:t xml:space="preserve"> </w:t>
       </w:r>
-      <w:hyperlink r:id="rId117">
+      <w:hyperlink r:id="rId118">
         <w:r>
           <w:rPr>
             <w:rStyle w:val="Hyperlink"/>
@@ -2471,7 +2485,7 @@
       <w:r>
         <w:t xml:space="preserve"> </w:t>
       </w:r>
-      <w:hyperlink r:id="rId118">
+      <w:hyperlink r:id="rId119">
         <w:r>
           <w:rPr>
             <w:rStyle w:val="Hyperlink"/>
@@ -2503,7 +2517,7 @@
       <w:r>
         <w:t xml:space="preserve"> </w:t>
       </w:r>
-      <w:hyperlink r:id="rId119">
+      <w:hyperlink r:id="rId120">
         <w:r>
           <w:rPr>
             <w:rStyle w:val="Hyperlink"/>
@@ -2517,7 +2531,7 @@
       <w:r>
         <w:t xml:space="preserve"> </w:t>
       </w:r>
-      <w:hyperlink r:id="rId120">
+      <w:hyperlink r:id="rId121">
         <w:r>
           <w:rPr>
             <w:rStyle w:val="Hyperlink"/>
@@ -2531,7 +2545,7 @@
       <w:r>
         <w:t xml:space="preserve"> </w:t>
       </w:r>
-      <w:hyperlink r:id="rId121">
+      <w:hyperlink r:id="rId122">
         <w:r>
           <w:rPr>
             <w:rStyle w:val="Hyperlink"/>
@@ -2545,7 +2559,7 @@
       <w:r>
         <w:t xml:space="preserve"> </w:t>
       </w:r>
-      <w:hyperlink r:id="rId122">
+      <w:hyperlink r:id="rId123">
         <w:r>
           <w:rPr>
             <w:rStyle w:val="Hyperlink"/>
@@ -2559,7 +2573,7 @@
       <w:r>
         <w:t xml:space="preserve"> </w:t>
       </w:r>
-      <w:hyperlink r:id="rId123">
+      <w:hyperlink r:id="rId124">
         <w:r>
           <w:rPr>
             <w:rStyle w:val="Hyperlink"/>
@@ -2602,7 +2616,7 @@
       <w:r>
         <w:t xml:space="preserve"> </w:t>
       </w:r>
-      <w:hyperlink r:id="rId124">
+      <w:hyperlink r:id="rId125">
         <w:r>
           <w:rPr>
             <w:rStyle w:val="Hyperlink"/>
@@ -2619,7 +2633,7 @@
           <w:numId w:val="1021"/>
         </w:numPr>
       </w:pPr>
-      <w:hyperlink r:id="rId125">
+      <w:hyperlink r:id="rId126">
         <w:r>
           <w:rPr>
             <w:rStyle w:val="Hyperlink"/>
@@ -2630,7 +2644,7 @@
       <w:r>
         <w:t xml:space="preserve"> </w:t>
       </w:r>
-      <w:hyperlink r:id="rId126">
+      <w:hyperlink r:id="rId127">
         <w:r>
           <w:rPr>
             <w:rStyle w:val="Hyperlink"/>
@@ -2641,7 +2655,7 @@
       <w:r>
         <w:t xml:space="preserve"> </w:t>
       </w:r>
-      <w:hyperlink r:id="rId127">
+      <w:hyperlink r:id="rId128">
         <w:r>
           <w:rPr>
             <w:rStyle w:val="Hyperlink"/>
@@ -2652,7 +2666,7 @@
       <w:r>
         <w:t xml:space="preserve"> </w:t>
       </w:r>
-      <w:hyperlink r:id="rId128">
+      <w:hyperlink r:id="rId129">
         <w:r>
           <w:rPr>
             <w:rStyle w:val="Hyperlink"/>
@@ -2669,7 +2683,7 @@
           <w:numId w:val="1021"/>
         </w:numPr>
       </w:pPr>
-      <w:hyperlink r:id="rId129">
+      <w:hyperlink r:id="rId130">
         <w:r>
           <w:rPr>
             <w:rStyle w:val="Hyperlink"/>
@@ -2686,7 +2700,7 @@
           <w:numId w:val="1021"/>
         </w:numPr>
       </w:pPr>
-      <w:hyperlink r:id="rId130">
+      <w:hyperlink r:id="rId131">
         <w:r>
           <w:rPr>
             <w:rStyle w:val="Hyperlink"/>
@@ -2703,7 +2717,7 @@
           <w:numId w:val="1021"/>
         </w:numPr>
       </w:pPr>
-      <w:hyperlink r:id="rId131">
+      <w:hyperlink r:id="rId132">
         <w:r>
           <w:rPr>
             <w:rStyle w:val="Hyperlink"/>
@@ -2720,7 +2734,7 @@
           <w:numId w:val="1021"/>
         </w:numPr>
       </w:pPr>
-      <w:hyperlink r:id="rId132">
+      <w:hyperlink r:id="rId133">
         <w:r>
           <w:rPr>
             <w:rStyle w:val="Hyperlink"/>
@@ -2737,7 +2751,7 @@
           <w:numId w:val="1021"/>
         </w:numPr>
       </w:pPr>
-      <w:hyperlink r:id="rId133">
+      <w:hyperlink r:id="rId134">
         <w:r>
           <w:rPr>
             <w:rStyle w:val="Hyperlink"/>
@@ -2754,7 +2768,7 @@
           <w:numId w:val="1021"/>
         </w:numPr>
       </w:pPr>
-      <w:hyperlink r:id="rId134">
+      <w:hyperlink r:id="rId135">
         <w:r>
           <w:rPr>
             <w:rStyle w:val="Hyperlink"/>
@@ -2771,7 +2785,7 @@
           <w:numId w:val="1021"/>
         </w:numPr>
       </w:pPr>
-      <w:hyperlink r:id="rId135">
+      <w:hyperlink r:id="rId136">
         <w:r>
           <w:rPr>
             <w:rStyle w:val="Hyperlink"/>
@@ -2788,7 +2802,7 @@
           <w:numId w:val="1021"/>
         </w:numPr>
       </w:pPr>
-      <w:hyperlink r:id="rId136">
+      <w:hyperlink r:id="rId137">
         <w:r>
           <w:rPr>
             <w:rStyle w:val="Hyperlink"/>
@@ -2805,7 +2819,7 @@
           <w:numId w:val="1021"/>
         </w:numPr>
       </w:pPr>
-      <w:hyperlink r:id="rId137">
+      <w:hyperlink r:id="rId138">
         <w:r>
           <w:rPr>
             <w:rStyle w:val="Hyperlink"/>
@@ -2822,7 +2836,7 @@
           <w:numId w:val="1021"/>
         </w:numPr>
       </w:pPr>
-      <w:hyperlink r:id="rId138">
+      <w:hyperlink r:id="rId139">
         <w:r>
           <w:rPr>
             <w:rStyle w:val="Hyperlink"/>
@@ -2845,7 +2859,7 @@
       <w:r>
         <w:t xml:space="preserve"> </w:t>
       </w:r>
-      <w:hyperlink r:id="rId139">
+      <w:hyperlink r:id="rId140">
         <w:r>
           <w:rPr>
             <w:rStyle w:val="Hyperlink"/>
@@ -2856,7 +2870,7 @@
       <w:r>
         <w:t xml:space="preserve"> </w:t>
       </w:r>
-      <w:hyperlink r:id="rId140">
+      <w:hyperlink r:id="rId141">
         <w:r>
           <w:rPr>
             <w:rStyle w:val="Hyperlink"/>
@@ -2867,7 +2881,7 @@
       <w:r>
         <w:t xml:space="preserve"> </w:t>
       </w:r>
-      <w:hyperlink r:id="rId141">
+      <w:hyperlink r:id="rId142">
         <w:r>
           <w:rPr>
             <w:rStyle w:val="Hyperlink"/>
@@ -2878,7 +2892,7 @@
       <w:r>
         <w:t xml:space="preserve"> </w:t>
       </w:r>
-      <w:hyperlink r:id="rId142">
+      <w:hyperlink r:id="rId143">
         <w:r>
           <w:rPr>
             <w:rStyle w:val="Hyperlink"/>
@@ -2889,7 +2903,7 @@
       <w:r>
         <w:t xml:space="preserve"> </w:t>
       </w:r>
-      <w:hyperlink r:id="rId143">
+      <w:hyperlink r:id="rId144">
         <w:r>
           <w:rPr>
             <w:rStyle w:val="Hyperlink"/>
@@ -2900,7 +2914,7 @@
       <w:r>
         <w:t xml:space="preserve"> </w:t>
       </w:r>
-      <w:hyperlink r:id="rId144">
+      <w:hyperlink r:id="rId145">
         <w:r>
           <w:rPr>
             <w:rStyle w:val="Hyperlink"/>
@@ -2911,7 +2925,7 @@
       <w:r>
         <w:t xml:space="preserve"> </w:t>
       </w:r>
-      <w:hyperlink r:id="rId145">
+      <w:hyperlink r:id="rId146">
         <w:r>
           <w:rPr>
             <w:rStyle w:val="Hyperlink"/>
@@ -2928,7 +2942,7 @@
           <w:numId w:val="1021"/>
         </w:numPr>
       </w:pPr>
-      <w:hyperlink r:id="rId146">
+      <w:hyperlink r:id="rId147">
         <w:r>
           <w:rPr>
             <w:rStyle w:val="Hyperlink"/>
@@ -2945,7 +2959,7 @@
           <w:numId w:val="1021"/>
         </w:numPr>
       </w:pPr>
-      <w:hyperlink r:id="rId147">
+      <w:hyperlink r:id="rId148">
         <w:r>
           <w:rPr>
             <w:rStyle w:val="Hyperlink"/>
@@ -2962,7 +2976,7 @@
           <w:numId w:val="1021"/>
         </w:numPr>
       </w:pPr>
-      <w:hyperlink r:id="rId148">
+      <w:hyperlink r:id="rId149">
         <w:r>
           <w:rPr>
             <w:rStyle w:val="Hyperlink"/>
@@ -2985,7 +2999,7 @@
       <w:r>
         <w:t xml:space="preserve"> </w:t>
       </w:r>
-      <w:hyperlink r:id="rId149">
+      <w:hyperlink r:id="rId150">
         <w:r>
           <w:rPr>
             <w:rStyle w:val="Hyperlink"/>
@@ -2999,7 +3013,7 @@
       <w:r>
         <w:t xml:space="preserve"> </w:t>
       </w:r>
-      <w:hyperlink r:id="rId150">
+      <w:hyperlink r:id="rId151">
         <w:r>
           <w:rPr>
             <w:rStyle w:val="Hyperlink"/>
@@ -3019,7 +3033,7 @@
       <w:r>
         <w:t xml:space="preserve"> </w:t>
       </w:r>
-      <w:hyperlink r:id="rId151">
+      <w:hyperlink r:id="rId152">
         <w:r>
           <w:rPr>
             <w:rStyle w:val="Hyperlink"/>
@@ -3033,7 +3047,7 @@
       <w:r>
         <w:t xml:space="preserve"> </w:t>
       </w:r>
-      <w:hyperlink r:id="rId152">
+      <w:hyperlink r:id="rId153">
         <w:r>
           <w:rPr>
             <w:rStyle w:val="Hyperlink"/>
@@ -3047,7 +3061,7 @@
       <w:r>
         <w:t xml:space="preserve"> </w:t>
       </w:r>
-      <w:hyperlink r:id="rId153">
+      <w:hyperlink r:id="rId154">
         <w:r>
           <w:rPr>
             <w:rStyle w:val="Hyperlink"/>
@@ -3061,7 +3075,7 @@
       <w:r>
         <w:t xml:space="preserve"> </w:t>
       </w:r>
-      <w:hyperlink r:id="rId154">
+      <w:hyperlink r:id="rId155">
         <w:r>
           <w:rPr>
             <w:rStyle w:val="Hyperlink"/>
@@ -3075,7 +3089,7 @@
       <w:r>
         <w:t xml:space="preserve"> </w:t>
       </w:r>
-      <w:hyperlink r:id="rId155">
+      <w:hyperlink r:id="rId156">
         <w:r>
           <w:rPr>
             <w:rStyle w:val="Hyperlink"/>
@@ -3089,7 +3103,7 @@
       <w:r>
         <w:t xml:space="preserve"> </w:t>
       </w:r>
-      <w:hyperlink r:id="rId156">
+      <w:hyperlink r:id="rId157">
         <w:r>
           <w:rPr>
             <w:rStyle w:val="Hyperlink"/>
@@ -3103,7 +3117,7 @@
       <w:r>
         <w:t xml:space="preserve"> </w:t>
       </w:r>
-      <w:hyperlink r:id="rId157">
+      <w:hyperlink r:id="rId158">
         <w:r>
           <w:rPr>
             <w:rStyle w:val="Hyperlink"/>
@@ -3117,7 +3131,7 @@
       <w:r>
         <w:t xml:space="preserve"> </w:t>
       </w:r>
-      <w:hyperlink r:id="rId158">
+      <w:hyperlink r:id="rId159">
         <w:r>
           <w:rPr>
             <w:rStyle w:val="Hyperlink"/>
@@ -3131,7 +3145,7 @@
       <w:r>
         <w:t xml:space="preserve"> </w:t>
       </w:r>
-      <w:hyperlink r:id="rId159">
+      <w:hyperlink r:id="rId160">
         <w:r>
           <w:rPr>
             <w:rStyle w:val="Hyperlink"/>
@@ -3145,7 +3159,7 @@
       <w:r>
         <w:t xml:space="preserve"> </w:t>
       </w:r>
-      <w:hyperlink r:id="rId160">
+      <w:hyperlink r:id="rId161">
         <w:r>
           <w:rPr>
             <w:rStyle w:val="Hyperlink"/>
@@ -3159,7 +3173,7 @@
       <w:r>
         <w:t xml:space="preserve"> </w:t>
       </w:r>
-      <w:hyperlink r:id="rId161">
+      <w:hyperlink r:id="rId162">
         <w:r>
           <w:rPr>
             <w:rStyle w:val="Hyperlink"/>
@@ -3173,7 +3187,7 @@
       <w:r>
         <w:t xml:space="preserve"> </w:t>
       </w:r>
-      <w:hyperlink r:id="rId162">
+      <w:hyperlink r:id="rId163">
         <w:r>
           <w:rPr>
             <w:rStyle w:val="Hyperlink"/>
@@ -3187,7 +3201,7 @@
       <w:r>
         <w:t xml:space="preserve"> </w:t>
       </w:r>
-      <w:hyperlink r:id="rId163">
+      <w:hyperlink r:id="rId164">
         <w:r>
           <w:rPr>
             <w:rStyle w:val="Hyperlink"/>
@@ -3201,7 +3215,7 @@
       <w:r>
         <w:t xml:space="preserve"> </w:t>
       </w:r>
-      <w:hyperlink r:id="rId164">
+      <w:hyperlink r:id="rId165">
         <w:r>
           <w:rPr>
             <w:rStyle w:val="Hyperlink"/>
@@ -3215,7 +3229,7 @@
       <w:r>
         <w:t xml:space="preserve"> </w:t>
       </w:r>
-      <w:hyperlink r:id="rId165">
+      <w:hyperlink r:id="rId166">
         <w:r>
           <w:rPr>
             <w:rStyle w:val="Hyperlink"/>
@@ -3229,7 +3243,7 @@
       <w:r>
         <w:t xml:space="preserve"> </w:t>
       </w:r>
-      <w:hyperlink r:id="rId166">
+      <w:hyperlink r:id="rId167">
         <w:r>
           <w:rPr>
             <w:rStyle w:val="Hyperlink"/>
@@ -3243,7 +3257,7 @@
       <w:r>
         <w:t xml:space="preserve"> </w:t>
       </w:r>
-      <w:hyperlink r:id="rId167">
+      <w:hyperlink r:id="rId168">
         <w:r>
           <w:rPr>
             <w:rStyle w:val="Hyperlink"/>
@@ -3257,7 +3271,7 @@
       <w:r>
         <w:t xml:space="preserve"> </w:t>
       </w:r>
-      <w:hyperlink r:id="rId168">
+      <w:hyperlink r:id="rId169">
         <w:r>
           <w:rPr>
             <w:rStyle w:val="Hyperlink"/>
@@ -3271,7 +3285,7 @@
       <w:r>
         <w:t xml:space="preserve"> </w:t>
       </w:r>
-      <w:hyperlink r:id="rId169">
+      <w:hyperlink r:id="rId170">
         <w:r>
           <w:rPr>
             <w:rStyle w:val="Hyperlink"/>
@@ -3285,7 +3299,7 @@
       <w:r>
         <w:t xml:space="preserve"> </w:t>
       </w:r>
-      <w:hyperlink r:id="rId170">
+      <w:hyperlink r:id="rId171">
         <w:r>
           <w:rPr>
             <w:rStyle w:val="Hyperlink"/>
@@ -3299,7 +3313,7 @@
       <w:r>
         <w:t xml:space="preserve"> </w:t>
       </w:r>
-      <w:hyperlink r:id="rId171">
+      <w:hyperlink r:id="rId172">
         <w:r>
           <w:rPr>
             <w:rStyle w:val="Hyperlink"/>
@@ -3313,7 +3327,7 @@
       <w:r>
         <w:t xml:space="preserve"> </w:t>
       </w:r>
-      <w:hyperlink r:id="rId172">
+      <w:hyperlink r:id="rId173">
         <w:r>
           <w:rPr>
             <w:rStyle w:val="Hyperlink"/>
@@ -3327,7 +3341,7 @@
       <w:r>
         <w:t xml:space="preserve"> </w:t>
       </w:r>
-      <w:hyperlink r:id="rId173">
+      <w:hyperlink r:id="rId174">
         <w:r>
           <w:rPr>
             <w:rStyle w:val="Hyperlink"/>
@@ -3341,7 +3355,7 @@
       <w:r>
         <w:t xml:space="preserve"> </w:t>
       </w:r>
-      <w:hyperlink r:id="rId174">
+      <w:hyperlink r:id="rId175">
         <w:r>
           <w:rPr>
             <w:rStyle w:val="Hyperlink"/>
@@ -3355,7 +3369,7 @@
       <w:r>
         <w:t xml:space="preserve"> </w:t>
       </w:r>
-      <w:hyperlink r:id="rId175">
+      <w:hyperlink r:id="rId176">
         <w:r>
           <w:rPr>
             <w:rStyle w:val="Hyperlink"/>
@@ -3369,7 +3383,7 @@
       <w:r>
         <w:t xml:space="preserve"> </w:t>
       </w:r>
-      <w:hyperlink r:id="rId176">
+      <w:hyperlink r:id="rId177">
         <w:r>
           <w:rPr>
             <w:rStyle w:val="Hyperlink"/>
@@ -3383,7 +3397,7 @@
       <w:r>
         <w:t xml:space="preserve"> </w:t>
       </w:r>
-      <w:hyperlink r:id="rId177">
+      <w:hyperlink r:id="rId178">
         <w:r>
           <w:rPr>
             <w:rStyle w:val="Hyperlink"/>
@@ -3397,7 +3411,7 @@
       <w:r>
         <w:t xml:space="preserve"> </w:t>
       </w:r>
-      <w:hyperlink r:id="rId178">
+      <w:hyperlink r:id="rId179">
         <w:r>
           <w:rPr>
             <w:rStyle w:val="Hyperlink"/>
@@ -3411,7 +3425,7 @@
       <w:r>
         <w:t xml:space="preserve"> </w:t>
       </w:r>
-      <w:hyperlink r:id="rId179">
+      <w:hyperlink r:id="rId180">
         <w:r>
           <w:rPr>
             <w:rStyle w:val="Hyperlink"/>
@@ -3425,7 +3439,7 @@
       <w:r>
         <w:t xml:space="preserve"> </w:t>
       </w:r>
-      <w:hyperlink r:id="rId180">
+      <w:hyperlink r:id="rId181">
         <w:r>
           <w:rPr>
             <w:rStyle w:val="Hyperlink"/>
@@ -3439,7 +3453,7 @@
       <w:r>
         <w:t xml:space="preserve"> </w:t>
       </w:r>
-      <w:hyperlink r:id="rId181">
+      <w:hyperlink r:id="rId182">
         <w:r>
           <w:rPr>
             <w:rStyle w:val="Hyperlink"/>
@@ -3453,7 +3467,7 @@
       <w:r>
         <w:t xml:space="preserve"> </w:t>
       </w:r>
-      <w:hyperlink r:id="rId182">
+      <w:hyperlink r:id="rId183">
         <w:r>
           <w:rPr>
             <w:rStyle w:val="Hyperlink"/>
@@ -3467,7 +3481,7 @@
       <w:r>
         <w:t xml:space="preserve"> </w:t>
       </w:r>
-      <w:hyperlink r:id="rId183">
+      <w:hyperlink r:id="rId184">
         <w:r>
           <w:rPr>
             <w:rStyle w:val="Hyperlink"/>
@@ -3481,7 +3495,7 @@
       <w:r>
         <w:t xml:space="preserve"> </w:t>
       </w:r>
-      <w:hyperlink r:id="rId184">
+      <w:hyperlink r:id="rId185">
         <w:r>
           <w:rPr>
             <w:rStyle w:val="Hyperlink"/>
@@ -3495,7 +3509,7 @@
       <w:r>
         <w:t xml:space="preserve"> </w:t>
       </w:r>
-      <w:hyperlink r:id="rId185">
+      <w:hyperlink r:id="rId186">
         <w:r>
           <w:rPr>
             <w:rStyle w:val="Hyperlink"/>
@@ -3509,7 +3523,7 @@
       <w:r>
         <w:t xml:space="preserve"> </w:t>
       </w:r>
-      <w:hyperlink r:id="rId186">
+      <w:hyperlink r:id="rId187">
         <w:r>
           <w:rPr>
             <w:rStyle w:val="Hyperlink"/>
@@ -3523,7 +3537,7 @@
       <w:r>
         <w:t xml:space="preserve"> </w:t>
       </w:r>
-      <w:hyperlink r:id="rId187">
+      <w:hyperlink r:id="rId188">
         <w:r>
           <w:rPr>
             <w:rStyle w:val="Hyperlink"/>
@@ -3537,7 +3551,7 @@
       <w:r>
         <w:t xml:space="preserve"> </w:t>
       </w:r>
-      <w:hyperlink r:id="rId188">
+      <w:hyperlink r:id="rId189">
         <w:r>
           <w:rPr>
             <w:rStyle w:val="Hyperlink"/>
@@ -3551,7 +3565,7 @@
       <w:r>
         <w:t xml:space="preserve"> </w:t>
       </w:r>
-      <w:hyperlink r:id="rId189">
+      <w:hyperlink r:id="rId190">
         <w:r>
           <w:rPr>
             <w:rStyle w:val="Hyperlink"/>
@@ -3565,7 +3579,7 @@
       <w:r>
         <w:t xml:space="preserve"> </w:t>
       </w:r>
-      <w:hyperlink r:id="rId190">
+      <w:hyperlink r:id="rId191">
         <w:r>
           <w:rPr>
             <w:rStyle w:val="Hyperlink"/>
@@ -3579,7 +3593,7 @@
       <w:r>
         <w:t xml:space="preserve"> </w:t>
       </w:r>
-      <w:hyperlink r:id="rId191">
+      <w:hyperlink r:id="rId192">
         <w:r>
           <w:rPr>
             <w:rStyle w:val="Hyperlink"/>
@@ -3593,7 +3607,7 @@
       <w:r>
         <w:t xml:space="preserve"> </w:t>
       </w:r>
-      <w:hyperlink r:id="rId192">
+      <w:hyperlink r:id="rId193">
         <w:r>
           <w:rPr>
             <w:rStyle w:val="Hyperlink"/>
@@ -3607,7 +3621,7 @@
       <w:r>
         <w:t xml:space="preserve"> </w:t>
       </w:r>
-      <w:hyperlink r:id="rId193">
+      <w:hyperlink r:id="rId194">
         <w:r>
           <w:rPr>
             <w:rStyle w:val="Hyperlink"/>
@@ -3621,7 +3635,7 @@
       <w:r>
         <w:t xml:space="preserve"> </w:t>
       </w:r>
-      <w:hyperlink r:id="rId194">
+      <w:hyperlink r:id="rId195">
         <w:r>
           <w:rPr>
             <w:rStyle w:val="Hyperlink"/>
@@ -3635,7 +3649,7 @@
       <w:r>
         <w:t xml:space="preserve"> </w:t>
       </w:r>
-      <w:hyperlink r:id="rId195">
+      <w:hyperlink r:id="rId196">
         <w:r>
           <w:rPr>
             <w:rStyle w:val="Hyperlink"/>
@@ -3649,7 +3663,7 @@
       <w:r>
         <w:t xml:space="preserve"> </w:t>
       </w:r>
-      <w:hyperlink r:id="rId196">
+      <w:hyperlink r:id="rId197">
         <w:r>
           <w:rPr>
             <w:rStyle w:val="Hyperlink"/>
@@ -3663,7 +3677,7 @@
       <w:r>
         <w:t xml:space="preserve"> </w:t>
       </w:r>
-      <w:hyperlink r:id="rId197">
+      <w:hyperlink r:id="rId198">
         <w:r>
           <w:rPr>
             <w:rStyle w:val="Hyperlink"/>
@@ -3677,7 +3691,7 @@
       <w:r>
         <w:t xml:space="preserve"> </w:t>
       </w:r>
-      <w:hyperlink r:id="rId198">
+      <w:hyperlink r:id="rId199">
         <w:r>
           <w:rPr>
             <w:rStyle w:val="Hyperlink"/>
@@ -3691,7 +3705,7 @@
       <w:r>
         <w:t xml:space="preserve"> </w:t>
       </w:r>
-      <w:hyperlink r:id="rId199">
+      <w:hyperlink r:id="rId200">
         <w:r>
           <w:rPr>
             <w:rStyle w:val="Hyperlink"/>
@@ -3705,7 +3719,7 @@
       <w:r>
         <w:t xml:space="preserve"> </w:t>
       </w:r>
-      <w:hyperlink r:id="rId200">
+      <w:hyperlink r:id="rId201">
         <w:r>
           <w:rPr>
             <w:rStyle w:val="Hyperlink"/>
@@ -3719,7 +3733,7 @@
       <w:r>
         <w:t xml:space="preserve"> </w:t>
       </w:r>
-      <w:hyperlink r:id="rId201">
+      <w:hyperlink r:id="rId202">
         <w:r>
           <w:rPr>
             <w:rStyle w:val="Hyperlink"/>
@@ -3733,7 +3747,7 @@
       <w:r>
         <w:t xml:space="preserve"> </w:t>
       </w:r>
-      <w:hyperlink r:id="rId202">
+      <w:hyperlink r:id="rId203">
         <w:r>
           <w:rPr>
             <w:rStyle w:val="Hyperlink"/>
@@ -3747,7 +3761,7 @@
       <w:r>
         <w:t xml:space="preserve"> </w:t>
       </w:r>
-      <w:hyperlink r:id="rId203">
+      <w:hyperlink r:id="rId204">
         <w:r>
           <w:rPr>
             <w:rStyle w:val="Hyperlink"/>
@@ -3761,7 +3775,7 @@
       <w:r>
         <w:t xml:space="preserve"> </w:t>
       </w:r>
-      <w:hyperlink r:id="rId204">
+      <w:hyperlink r:id="rId205">
         <w:r>
           <w:rPr>
             <w:rStyle w:val="Hyperlink"/>
@@ -3775,7 +3789,7 @@
       <w:r>
         <w:t xml:space="preserve"> </w:t>
       </w:r>
-      <w:hyperlink r:id="rId205">
+      <w:hyperlink r:id="rId206">
         <w:r>
           <w:rPr>
             <w:rStyle w:val="Hyperlink"/>
@@ -3789,7 +3803,7 @@
       <w:r>
         <w:t xml:space="preserve"> </w:t>
       </w:r>
-      <w:hyperlink r:id="rId206">
+      <w:hyperlink r:id="rId207">
         <w:r>
           <w:rPr>
             <w:rStyle w:val="Hyperlink"/>
@@ -3803,7 +3817,7 @@
       <w:r>
         <w:t xml:space="preserve"> </w:t>
       </w:r>
-      <w:hyperlink r:id="rId207">
+      <w:hyperlink r:id="rId208">
         <w:r>
           <w:rPr>
             <w:rStyle w:val="Hyperlink"/>
@@ -3817,7 +3831,7 @@
       <w:r>
         <w:t xml:space="preserve"> </w:t>
       </w:r>
-      <w:hyperlink r:id="rId208">
+      <w:hyperlink r:id="rId209">
         <w:r>
           <w:rPr>
             <w:rStyle w:val="Hyperlink"/>
@@ -3831,7 +3845,7 @@
       <w:r>
         <w:t xml:space="preserve"> </w:t>
       </w:r>
-      <w:hyperlink r:id="rId209">
+      <w:hyperlink r:id="rId210">
         <w:r>
           <w:rPr>
             <w:rStyle w:val="Hyperlink"/>
@@ -3845,7 +3859,7 @@
       <w:r>
         <w:t xml:space="preserve"> </w:t>
       </w:r>
-      <w:hyperlink r:id="rId210">
+      <w:hyperlink r:id="rId211">
         <w:r>
           <w:rPr>
             <w:rStyle w:val="Hyperlink"/>
@@ -3859,7 +3873,7 @@
       <w:r>
         <w:t xml:space="preserve"> </w:t>
       </w:r>
-      <w:hyperlink r:id="rId211">
+      <w:hyperlink r:id="rId212">
         <w:r>
           <w:rPr>
             <w:rStyle w:val="Hyperlink"/>
@@ -3873,7 +3887,7 @@
       <w:r>
         <w:t xml:space="preserve"> </w:t>
       </w:r>
-      <w:hyperlink r:id="rId212">
+      <w:hyperlink r:id="rId213">
         <w:r>
           <w:rPr>
             <w:rStyle w:val="Hyperlink"/>
@@ -3887,7 +3901,7 @@
       <w:r>
         <w:t xml:space="preserve"> </w:t>
       </w:r>
-      <w:hyperlink r:id="rId213">
+      <w:hyperlink r:id="rId214">
         <w:r>
           <w:rPr>
             <w:rStyle w:val="Hyperlink"/>
@@ -3901,7 +3915,7 @@
       <w:r>
         <w:t xml:space="preserve"> </w:t>
       </w:r>
-      <w:hyperlink r:id="rId214">
+      <w:hyperlink r:id="rId215">
         <w:r>
           <w:rPr>
             <w:rStyle w:val="Hyperlink"/>
@@ -3915,7 +3929,7 @@
       <w:r>
         <w:t xml:space="preserve"> </w:t>
       </w:r>
-      <w:hyperlink r:id="rId215">
+      <w:hyperlink r:id="rId216">
         <w:r>
           <w:rPr>
             <w:rStyle w:val="Hyperlink"/>
@@ -3929,7 +3943,7 @@
       <w:r>
         <w:t xml:space="preserve"> </w:t>
       </w:r>
-      <w:hyperlink r:id="rId216">
+      <w:hyperlink r:id="rId217">
         <w:r>
           <w:rPr>
             <w:rStyle w:val="Hyperlink"/>
@@ -3943,7 +3957,7 @@
       <w:r>
         <w:t xml:space="preserve"> </w:t>
       </w:r>
-      <w:hyperlink r:id="rId217">
+      <w:hyperlink r:id="rId218">
         <w:r>
           <w:rPr>
             <w:rStyle w:val="Hyperlink"/>
@@ -3957,7 +3971,7 @@
       <w:r>
         <w:t xml:space="preserve"> </w:t>
       </w:r>
-      <w:hyperlink r:id="rId218">
+      <w:hyperlink r:id="rId219">
         <w:r>
           <w:rPr>
             <w:rStyle w:val="Hyperlink"/>
@@ -3971,7 +3985,7 @@
       <w:r>
         <w:t xml:space="preserve"> </w:t>
       </w:r>
-      <w:hyperlink r:id="rId219">
+      <w:hyperlink r:id="rId220">
         <w:r>
           <w:rPr>
             <w:rStyle w:val="Hyperlink"/>
@@ -3985,7 +3999,7 @@
       <w:r>
         <w:t xml:space="preserve"> </w:t>
       </w:r>
-      <w:hyperlink r:id="rId220">
+      <w:hyperlink r:id="rId221">
         <w:r>
           <w:rPr>
             <w:rStyle w:val="Hyperlink"/>
@@ -3999,7 +4013,7 @@
       <w:r>
         <w:t xml:space="preserve"> </w:t>
       </w:r>
-      <w:hyperlink r:id="rId221">
+      <w:hyperlink r:id="rId222">
         <w:r>
           <w:rPr>
             <w:rStyle w:val="Hyperlink"/>
@@ -4013,7 +4027,7 @@
       <w:r>
         <w:t xml:space="preserve"> </w:t>
       </w:r>
-      <w:hyperlink r:id="rId222">
+      <w:hyperlink r:id="rId223">
         <w:r>
           <w:rPr>
             <w:rStyle w:val="Hyperlink"/>
@@ -4027,7 +4041,7 @@
       <w:r>
         <w:t xml:space="preserve"> </w:t>
       </w:r>
-      <w:hyperlink r:id="rId223">
+      <w:hyperlink r:id="rId224">
         <w:r>
           <w:rPr>
             <w:rStyle w:val="Hyperlink"/>
@@ -4041,7 +4055,7 @@
       <w:r>
         <w:t xml:space="preserve"> </w:t>
       </w:r>
-      <w:hyperlink r:id="rId224">
+      <w:hyperlink r:id="rId225">
         <w:r>
           <w:rPr>
             <w:rStyle w:val="Hyperlink"/>
@@ -4055,7 +4069,7 @@
       <w:r>
         <w:t xml:space="preserve"> </w:t>
       </w:r>
-      <w:hyperlink r:id="rId225">
+      <w:hyperlink r:id="rId226">
         <w:r>
           <w:rPr>
             <w:rStyle w:val="Hyperlink"/>
@@ -4069,7 +4083,7 @@
       <w:r>
         <w:t xml:space="preserve"> </w:t>
       </w:r>
-      <w:hyperlink r:id="rId226">
+      <w:hyperlink r:id="rId227">
         <w:r>
           <w:rPr>
             <w:rStyle w:val="Hyperlink"/>
@@ -4083,7 +4097,7 @@
       <w:r>
         <w:t xml:space="preserve"> </w:t>
       </w:r>
-      <w:hyperlink r:id="rId227">
+      <w:hyperlink r:id="rId228">
         <w:r>
           <w:rPr>
             <w:rStyle w:val="Hyperlink"/>
@@ -4106,7 +4120,7 @@
       <w:r>
         <w:t xml:space="preserve"> </w:t>
       </w:r>
-      <w:hyperlink r:id="rId228">
+      <w:hyperlink r:id="rId229">
         <w:r>
           <w:rPr>
             <w:rStyle w:val="Hyperlink"/>
@@ -4117,7 +4131,7 @@
       <w:r>
         <w:t xml:space="preserve"> </w:t>
       </w:r>
-      <w:hyperlink r:id="rId229">
+      <w:hyperlink r:id="rId230">
         <w:r>
           <w:rPr>
             <w:rStyle w:val="Hyperlink"/>
@@ -4128,7 +4142,7 @@
       <w:r>
         <w:t xml:space="preserve"> </w:t>
       </w:r>
-      <w:hyperlink r:id="rId230">
+      <w:hyperlink r:id="rId231">
         <w:r>
           <w:rPr>
             <w:rStyle w:val="Hyperlink"/>
@@ -4139,7 +4153,7 @@
       <w:r>
         <w:t xml:space="preserve"> </w:t>
       </w:r>
-      <w:hyperlink r:id="rId231">
+      <w:hyperlink r:id="rId232">
         <w:r>
           <w:rPr>
             <w:rStyle w:val="Hyperlink"/>
@@ -4150,7 +4164,7 @@
       <w:r>
         <w:t xml:space="preserve"> </w:t>
       </w:r>
-      <w:hyperlink r:id="rId232">
+      <w:hyperlink r:id="rId233">
         <w:r>
           <w:rPr>
             <w:rStyle w:val="Hyperlink"/>
@@ -4161,7 +4175,7 @@
       <w:r>
         <w:t xml:space="preserve"> </w:t>
       </w:r>
-      <w:hyperlink r:id="rId233">
+      <w:hyperlink r:id="rId234">
         <w:r>
           <w:rPr>
             <w:rStyle w:val="Hyperlink"/>
@@ -4172,7 +4186,7 @@
       <w:r>
         <w:t xml:space="preserve"> </w:t>
       </w:r>
-      <w:hyperlink r:id="rId234">
+      <w:hyperlink r:id="rId235">
         <w:r>
           <w:rPr>
             <w:rStyle w:val="Hyperlink"/>
@@ -4183,7 +4197,7 @@
       <w:r>
         <w:t xml:space="preserve"> </w:t>
       </w:r>
-      <w:hyperlink r:id="rId235">
+      <w:hyperlink r:id="rId236">
         <w:r>
           <w:rPr>
             <w:rStyle w:val="Hyperlink"/>
@@ -4194,7 +4208,7 @@
       <w:r>
         <w:t xml:space="preserve"> </w:t>
       </w:r>
-      <w:hyperlink r:id="rId236">
+      <w:hyperlink r:id="rId237">
         <w:r>
           <w:rPr>
             <w:rStyle w:val="Hyperlink"/>
@@ -4205,7 +4219,7 @@
       <w:r>
         <w:t xml:space="preserve"> </w:t>
       </w:r>
-      <w:hyperlink r:id="rId237">
+      <w:hyperlink r:id="rId238">
         <w:r>
           <w:rPr>
             <w:rStyle w:val="Hyperlink"/>
@@ -4216,7 +4230,7 @@
       <w:r>
         <w:t xml:space="preserve"> </w:t>
       </w:r>
-      <w:hyperlink r:id="rId238">
+      <w:hyperlink r:id="rId239">
         <w:r>
           <w:rPr>
             <w:rStyle w:val="Hyperlink"/>
@@ -4245,7 +4259,7 @@
       <w:r>
         <w:t xml:space="preserve"> </w:t>
       </w:r>
-      <w:hyperlink r:id="rId239">
+      <w:hyperlink r:id="rId240">
         <w:r>
           <w:rPr>
             <w:rStyle w:val="Hyperlink"/>
@@ -4256,7 +4270,7 @@
       <w:r>
         <w:t xml:space="preserve"> </w:t>
       </w:r>
-      <w:hyperlink r:id="rId240">
+      <w:hyperlink r:id="rId241">
         <w:r>
           <w:rPr>
             <w:rStyle w:val="Hyperlink"/>
@@ -4267,7 +4281,7 @@
       <w:r>
         <w:t xml:space="preserve"> </w:t>
       </w:r>
-      <w:hyperlink r:id="rId241">
+      <w:hyperlink r:id="rId242">
         <w:r>
           <w:rPr>
             <w:rStyle w:val="Hyperlink"/>
@@ -4290,7 +4304,7 @@
       <w:r>
         <w:t xml:space="preserve"> </w:t>
       </w:r>
-      <w:hyperlink r:id="rId242">
+      <w:hyperlink r:id="rId243">
         <w:r>
           <w:rPr>
             <w:rStyle w:val="Hyperlink"/>
@@ -4301,7 +4315,7 @@
       <w:r>
         <w:t xml:space="preserve"> </w:t>
       </w:r>
-      <w:hyperlink r:id="rId243">
+      <w:hyperlink r:id="rId244">
         <w:r>
           <w:rPr>
             <w:rStyle w:val="Hyperlink"/>
@@ -4318,7 +4332,7 @@
           <w:numId w:val="1021"/>
         </w:numPr>
       </w:pPr>
-      <w:hyperlink r:id="rId244">
+      <w:hyperlink r:id="rId245">
         <w:r>
           <w:rPr>
             <w:rStyle w:val="Hyperlink"/>
@@ -4341,7 +4355,7 @@
       <w:r>
         <w:t xml:space="preserve"> </w:t>
       </w:r>
-      <w:hyperlink r:id="rId245">
+      <w:hyperlink r:id="rId246">
         <w:r>
           <w:rPr>
             <w:rStyle w:val="Hyperlink"/>
@@ -4361,7 +4375,7 @@
       <w:r>
         <w:t xml:space="preserve"> </w:t>
       </w:r>
-      <w:hyperlink r:id="rId246">
+      <w:hyperlink r:id="rId247">
         <w:r>
           <w:rPr>
             <w:rStyle w:val="Hyperlink"/>
@@ -4381,7 +4395,7 @@
       <w:r>
         <w:t xml:space="preserve"> </w:t>
       </w:r>
-      <w:hyperlink r:id="rId247">
+      <w:hyperlink r:id="rId248">
         <w:r>
           <w:rPr>
             <w:rStyle w:val="Hyperlink"/>
@@ -4401,7 +4415,7 @@
       <w:r>
         <w:t xml:space="preserve"> </w:t>
       </w:r>
-      <w:hyperlink r:id="rId248">
+      <w:hyperlink r:id="rId249">
         <w:r>
           <w:rPr>
             <w:rStyle w:val="Hyperlink"/>
@@ -4415,7 +4429,7 @@
       <w:r>
         <w:t xml:space="preserve"> </w:t>
       </w:r>
-      <w:hyperlink r:id="rId249">
+      <w:hyperlink r:id="rId250">
         <w:r>
           <w:rPr>
             <w:rStyle w:val="Hyperlink"/>
@@ -4441,7 +4455,7 @@
       <w:r>
         <w:t xml:space="preserve"> </w:t>
       </w:r>
-      <w:hyperlink r:id="rId250">
+      <w:hyperlink r:id="rId251">
         <w:r>
           <w:rPr>
             <w:rStyle w:val="Hyperlink"/>
@@ -4455,7 +4469,7 @@
       <w:r>
         <w:t xml:space="preserve"> </w:t>
       </w:r>
-      <w:hyperlink r:id="rId251">
+      <w:hyperlink r:id="rId252">
         <w:r>
           <w:rPr>
             <w:rStyle w:val="Hyperlink"/>
@@ -4469,7 +4483,7 @@
       <w:r>
         <w:t xml:space="preserve"> </w:t>
       </w:r>
-      <w:hyperlink r:id="rId252">
+      <w:hyperlink r:id="rId253">
         <w:r>
           <w:rPr>
             <w:rStyle w:val="Hyperlink"/>
@@ -4483,7 +4497,7 @@
       <w:r>
         <w:t xml:space="preserve"> </w:t>
       </w:r>
-      <w:hyperlink r:id="rId253">
+      <w:hyperlink r:id="rId254">
         <w:r>
           <w:rPr>
             <w:rStyle w:val="Hyperlink"/>
@@ -4497,7 +4511,7 @@
       <w:r>
         <w:t xml:space="preserve"> </w:t>
       </w:r>
-      <w:hyperlink r:id="rId254">
+      <w:hyperlink r:id="rId255">
         <w:r>
           <w:rPr>
             <w:rStyle w:val="Hyperlink"/>
@@ -4511,7 +4525,7 @@
       <w:r>
         <w:t xml:space="preserve"> </w:t>
       </w:r>
-      <w:hyperlink r:id="rId255">
+      <w:hyperlink r:id="rId256">
         <w:r>
           <w:rPr>
             <w:rStyle w:val="Hyperlink"/>
@@ -4525,7 +4539,7 @@
       <w:r>
         <w:t xml:space="preserve"> </w:t>
       </w:r>
-      <w:hyperlink r:id="rId256">
+      <w:hyperlink r:id="rId257">
         <w:r>
           <w:rPr>
             <w:rStyle w:val="Hyperlink"/>
@@ -4539,7 +4553,7 @@
       <w:r>
         <w:t xml:space="preserve"> </w:t>
       </w:r>
-      <w:hyperlink r:id="rId257">
+      <w:hyperlink r:id="rId258">
         <w:r>
           <w:rPr>
             <w:rStyle w:val="Hyperlink"/>
@@ -4553,7 +4567,7 @@
       <w:r>
         <w:t xml:space="preserve"> </w:t>
       </w:r>
-      <w:hyperlink r:id="rId258">
+      <w:hyperlink r:id="rId259">
         <w:r>
           <w:rPr>
             <w:rStyle w:val="Hyperlink"/>
@@ -4567,7 +4581,7 @@
       <w:r>
         <w:t xml:space="preserve"> </w:t>
       </w:r>
-      <w:hyperlink r:id="rId259">
+      <w:hyperlink r:id="rId260">
         <w:r>
           <w:rPr>
             <w:rStyle w:val="Hyperlink"/>
@@ -4581,7 +4595,7 @@
       <w:r>
         <w:t xml:space="preserve"> </w:t>
       </w:r>
-      <w:hyperlink r:id="rId260">
+      <w:hyperlink r:id="rId261">
         <w:r>
           <w:rPr>
             <w:rStyle w:val="Hyperlink"/>
@@ -4595,7 +4609,7 @@
       <w:r>
         <w:t xml:space="preserve"> </w:t>
       </w:r>
-      <w:hyperlink r:id="rId261">
+      <w:hyperlink r:id="rId262">
         <w:r>
           <w:rPr>
             <w:rStyle w:val="Hyperlink"/>
@@ -4609,7 +4623,7 @@
       <w:r>
         <w:t xml:space="preserve"> </w:t>
       </w:r>
-      <w:hyperlink r:id="rId262">
+      <w:hyperlink r:id="rId263">
         <w:r>
           <w:rPr>
             <w:rStyle w:val="Hyperlink"/>
@@ -4623,7 +4637,7 @@
       <w:r>
         <w:t xml:space="preserve"> </w:t>
       </w:r>
-      <w:hyperlink r:id="rId263">
+      <w:hyperlink r:id="rId264">
         <w:r>
           <w:rPr>
             <w:rStyle w:val="Hyperlink"/>
@@ -4637,7 +4651,7 @@
       <w:r>
         <w:t xml:space="preserve"> </w:t>
       </w:r>
-      <w:hyperlink r:id="rId264">
+      <w:hyperlink r:id="rId265">
         <w:r>
           <w:rPr>
             <w:rStyle w:val="Hyperlink"/>
@@ -4651,7 +4665,7 @@
       <w:r>
         <w:t xml:space="preserve"> </w:t>
       </w:r>
-      <w:hyperlink r:id="rId265">
+      <w:hyperlink r:id="rId266">
         <w:r>
           <w:rPr>
             <w:rStyle w:val="Hyperlink"/>
@@ -4665,7 +4679,7 @@
       <w:r>
         <w:t xml:space="preserve"> </w:t>
       </w:r>
-      <w:hyperlink r:id="rId266">
+      <w:hyperlink r:id="rId267">
         <w:r>
           <w:rPr>
             <w:rStyle w:val="Hyperlink"/>
@@ -4679,7 +4693,7 @@
       <w:r>
         <w:t xml:space="preserve"> </w:t>
       </w:r>
-      <w:hyperlink r:id="rId267">
+      <w:hyperlink r:id="rId268">
         <w:r>
           <w:rPr>
             <w:rStyle w:val="Hyperlink"/>
@@ -4693,7 +4707,7 @@
       <w:r>
         <w:t xml:space="preserve"> </w:t>
       </w:r>
-      <w:hyperlink r:id="rId268">
+      <w:hyperlink r:id="rId269">
         <w:r>
           <w:rPr>
             <w:rStyle w:val="Hyperlink"/>
@@ -4707,7 +4721,7 @@
       <w:r>
         <w:t xml:space="preserve"> </w:t>
       </w:r>
-      <w:hyperlink r:id="rId269">
+      <w:hyperlink r:id="rId270">
         <w:r>
           <w:rPr>
             <w:rStyle w:val="Hyperlink"/>
@@ -4721,7 +4735,7 @@
       <w:r>
         <w:t xml:space="preserve"> </w:t>
       </w:r>
-      <w:hyperlink r:id="rId270">
+      <w:hyperlink r:id="rId271">
         <w:r>
           <w:rPr>
             <w:rStyle w:val="Hyperlink"/>
@@ -4735,7 +4749,7 @@
       <w:r>
         <w:t xml:space="preserve"> </w:t>
       </w:r>
-      <w:hyperlink r:id="rId271">
+      <w:hyperlink r:id="rId272">
         <w:r>
           <w:rPr>
             <w:rStyle w:val="Hyperlink"/>
@@ -4749,7 +4763,7 @@
       <w:r>
         <w:t xml:space="preserve"> </w:t>
       </w:r>
-      <w:hyperlink r:id="rId272">
+      <w:hyperlink r:id="rId273">
         <w:r>
           <w:rPr>
             <w:rStyle w:val="Hyperlink"/>
@@ -4763,7 +4777,7 @@
       <w:r>
         <w:t xml:space="preserve"> </w:t>
       </w:r>
-      <w:hyperlink r:id="rId273">
+      <w:hyperlink r:id="rId274">
         <w:r>
           <w:rPr>
             <w:rStyle w:val="Hyperlink"/>
@@ -4777,7 +4791,7 @@
       <w:r>
         <w:t xml:space="preserve"> </w:t>
       </w:r>
-      <w:hyperlink r:id="rId274">
+      <w:hyperlink r:id="rId275">
         <w:r>
           <w:rPr>
             <w:rStyle w:val="Hyperlink"/>
@@ -4791,7 +4805,7 @@
       <w:r>
         <w:t xml:space="preserve"> </w:t>
       </w:r>
-      <w:hyperlink r:id="rId275">
+      <w:hyperlink r:id="rId276">
         <w:r>
           <w:rPr>
             <w:rStyle w:val="Hyperlink"/>
@@ -4805,7 +4819,7 @@
       <w:r>
         <w:t xml:space="preserve"> </w:t>
       </w:r>
-      <w:hyperlink r:id="rId276">
+      <w:hyperlink r:id="rId277">
         <w:r>
           <w:rPr>
             <w:rStyle w:val="Hyperlink"/>
@@ -4819,7 +4833,7 @@
       <w:r>
         <w:t xml:space="preserve"> </w:t>
       </w:r>
-      <w:hyperlink r:id="rId277">
+      <w:hyperlink r:id="rId278">
         <w:r>
           <w:rPr>
             <w:rStyle w:val="Hyperlink"/>
@@ -4833,7 +4847,7 @@
       <w:r>
         <w:t xml:space="preserve"> </w:t>
       </w:r>
-      <w:hyperlink r:id="rId278">
+      <w:hyperlink r:id="rId279">
         <w:r>
           <w:rPr>
             <w:rStyle w:val="Hyperlink"/>
@@ -4847,7 +4861,7 @@
       <w:r>
         <w:t xml:space="preserve"> </w:t>
       </w:r>
-      <w:hyperlink r:id="rId279">
+      <w:hyperlink r:id="rId280">
         <w:r>
           <w:rPr>
             <w:rStyle w:val="Hyperlink"/>
@@ -4861,7 +4875,7 @@
       <w:r>
         <w:t xml:space="preserve"> </w:t>
       </w:r>
-      <w:hyperlink r:id="rId280">
+      <w:hyperlink r:id="rId281">
         <w:r>
           <w:rPr>
             <w:rStyle w:val="Hyperlink"/>
@@ -4875,7 +4889,7 @@
       <w:r>
         <w:t xml:space="preserve"> </w:t>
       </w:r>
-      <w:hyperlink r:id="rId281">
+      <w:hyperlink r:id="rId282">
         <w:r>
           <w:rPr>
             <w:rStyle w:val="Hyperlink"/>
@@ -4889,7 +4903,7 @@
       <w:r>
         <w:t xml:space="preserve"> </w:t>
       </w:r>
-      <w:hyperlink r:id="rId282">
+      <w:hyperlink r:id="rId283">
         <w:r>
           <w:rPr>
             <w:rStyle w:val="Hyperlink"/>
@@ -4903,7 +4917,7 @@
       <w:r>
         <w:t xml:space="preserve"> </w:t>
       </w:r>
-      <w:hyperlink r:id="rId283">
+      <w:hyperlink r:id="rId284">
         <w:r>
           <w:rPr>
             <w:rStyle w:val="Hyperlink"/>
@@ -4917,7 +4931,7 @@
       <w:r>
         <w:t xml:space="preserve"> </w:t>
       </w:r>
-      <w:hyperlink r:id="rId284">
+      <w:hyperlink r:id="rId285">
         <w:r>
           <w:rPr>
             <w:rStyle w:val="Hyperlink"/>
@@ -4931,7 +4945,7 @@
       <w:r>
         <w:t xml:space="preserve"> </w:t>
       </w:r>
-      <w:hyperlink r:id="rId285">
+      <w:hyperlink r:id="rId286">
         <w:r>
           <w:rPr>
             <w:rStyle w:val="Hyperlink"/>
@@ -4945,7 +4959,7 @@
       <w:r>
         <w:t xml:space="preserve"> </w:t>
       </w:r>
-      <w:hyperlink r:id="rId286">
+      <w:hyperlink r:id="rId287">
         <w:r>
           <w:rPr>
             <w:rStyle w:val="Hyperlink"/>
@@ -4959,7 +4973,7 @@
       <w:r>
         <w:t xml:space="preserve"> </w:t>
       </w:r>
-      <w:hyperlink r:id="rId287">
+      <w:hyperlink r:id="rId288">
         <w:r>
           <w:rPr>
             <w:rStyle w:val="Hyperlink"/>
@@ -4973,7 +4987,7 @@
       <w:r>
         <w:t xml:space="preserve"> </w:t>
       </w:r>
-      <w:hyperlink r:id="rId288">
+      <w:hyperlink r:id="rId289">
         <w:r>
           <w:rPr>
             <w:rStyle w:val="Hyperlink"/>
@@ -4987,7 +5001,7 @@
       <w:r>
         <w:t xml:space="preserve"> </w:t>
       </w:r>
-      <w:hyperlink r:id="rId289">
+      <w:hyperlink r:id="rId290">
         <w:r>
           <w:rPr>
             <w:rStyle w:val="Hyperlink"/>
@@ -5001,7 +5015,7 @@
       <w:r>
         <w:t xml:space="preserve"> </w:t>
       </w:r>
-      <w:hyperlink r:id="rId290">
+      <w:hyperlink r:id="rId291">
         <w:r>
           <w:rPr>
             <w:rStyle w:val="Hyperlink"/>
@@ -5015,7 +5029,7 @@
       <w:r>
         <w:t xml:space="preserve"> </w:t>
       </w:r>
-      <w:hyperlink r:id="rId291">
+      <w:hyperlink r:id="rId292">
         <w:r>
           <w:rPr>
             <w:rStyle w:val="Hyperlink"/>
@@ -5029,7 +5043,7 @@
       <w:r>
         <w:t xml:space="preserve"> </w:t>
       </w:r>
-      <w:hyperlink r:id="rId292">
+      <w:hyperlink r:id="rId293">
         <w:r>
           <w:rPr>
             <w:rStyle w:val="Hyperlink"/>
@@ -5043,7 +5057,7 @@
       <w:r>
         <w:t xml:space="preserve"> </w:t>
       </w:r>
-      <w:hyperlink r:id="rId293">
+      <w:hyperlink r:id="rId294">
         <w:r>
           <w:rPr>
             <w:rStyle w:val="Hyperlink"/>
@@ -5057,7 +5071,7 @@
       <w:r>
         <w:t xml:space="preserve"> </w:t>
       </w:r>
-      <w:hyperlink r:id="rId294">
+      <w:hyperlink r:id="rId295">
         <w:r>
           <w:rPr>
             <w:rStyle w:val="Hyperlink"/>
@@ -5071,7 +5085,7 @@
       <w:r>
         <w:t xml:space="preserve"> </w:t>
       </w:r>
-      <w:hyperlink r:id="rId295">
+      <w:hyperlink r:id="rId296">
         <w:r>
           <w:rPr>
             <w:rStyle w:val="Hyperlink"/>
@@ -5085,7 +5099,7 @@
       <w:r>
         <w:t xml:space="preserve"> </w:t>
       </w:r>
-      <w:hyperlink r:id="rId296">
+      <w:hyperlink r:id="rId297">
         <w:r>
           <w:rPr>
             <w:rStyle w:val="Hyperlink"/>
@@ -5099,7 +5113,7 @@
       <w:r>
         <w:t xml:space="preserve"> </w:t>
       </w:r>
-      <w:hyperlink r:id="rId297">
+      <w:hyperlink r:id="rId298">
         <w:r>
           <w:rPr>
             <w:rStyle w:val="Hyperlink"/>
@@ -5113,7 +5127,7 @@
       <w:r>
         <w:t xml:space="preserve"> </w:t>
       </w:r>
-      <w:hyperlink r:id="rId298">
+      <w:hyperlink r:id="rId299">
         <w:r>
           <w:rPr>
             <w:rStyle w:val="Hyperlink"/>
@@ -5127,7 +5141,7 @@
       <w:r>
         <w:t xml:space="preserve"> </w:t>
       </w:r>
-      <w:hyperlink r:id="rId299">
+      <w:hyperlink r:id="rId300">
         <w:r>
           <w:rPr>
             <w:rStyle w:val="Hyperlink"/>
@@ -5141,7 +5155,7 @@
       <w:r>
         <w:t xml:space="preserve"> </w:t>
       </w:r>
-      <w:hyperlink r:id="rId300">
+      <w:hyperlink r:id="rId301">
         <w:r>
           <w:rPr>
             <w:rStyle w:val="Hyperlink"/>
@@ -5155,7 +5169,7 @@
       <w:r>
         <w:t xml:space="preserve"> </w:t>
       </w:r>
-      <w:hyperlink r:id="rId301">
+      <w:hyperlink r:id="rId302">
         <w:r>
           <w:rPr>
             <w:rStyle w:val="Hyperlink"/>
@@ -5169,7 +5183,7 @@
       <w:r>
         <w:t xml:space="preserve"> </w:t>
       </w:r>
-      <w:hyperlink r:id="rId302">
+      <w:hyperlink r:id="rId303">
         <w:r>
           <w:rPr>
             <w:rStyle w:val="Hyperlink"/>
@@ -5183,7 +5197,7 @@
       <w:r>
         <w:t xml:space="preserve"> </w:t>
       </w:r>
-      <w:hyperlink r:id="rId303">
+      <w:hyperlink r:id="rId304">
         <w:r>
           <w:rPr>
             <w:rStyle w:val="Hyperlink"/>
@@ -5197,7 +5211,7 @@
       <w:r>
         <w:t xml:space="preserve"> </w:t>
       </w:r>
-      <w:hyperlink r:id="rId304">
+      <w:hyperlink r:id="rId305">
         <w:r>
           <w:rPr>
             <w:rStyle w:val="Hyperlink"/>
@@ -5223,7 +5237,7 @@
       <w:r>
         <w:t xml:space="preserve"> </w:t>
       </w:r>
-      <w:hyperlink r:id="rId305">
+      <w:hyperlink r:id="rId306">
         <w:r>
           <w:rPr>
             <w:rStyle w:val="Hyperlink"/>
@@ -5237,7 +5251,7 @@
       <w:r>
         <w:t xml:space="preserve"> </w:t>
       </w:r>
-      <w:hyperlink r:id="rId306">
+      <w:hyperlink r:id="rId307">
         <w:r>
           <w:rPr>
             <w:rStyle w:val="Hyperlink"/>
@@ -5251,7 +5265,7 @@
       <w:r>
         <w:t xml:space="preserve"> </w:t>
       </w:r>
-      <w:hyperlink r:id="rId307">
+      <w:hyperlink r:id="rId308">
         <w:r>
           <w:rPr>
             <w:rStyle w:val="Hyperlink"/>
@@ -5271,7 +5285,7 @@
           <w:numId w:val="1021"/>
         </w:numPr>
       </w:pPr>
-      <w:hyperlink r:id="rId308">
+      <w:hyperlink r:id="rId309">
         <w:r>
           <w:rPr>
             <w:rStyle w:val="Hyperlink"/>
@@ -5297,7 +5311,7 @@
           <w:numId w:val="1021"/>
         </w:numPr>
       </w:pPr>
-      <w:hyperlink r:id="rId309">
+      <w:hyperlink r:id="rId310">
         <w:r>
           <w:rPr>
             <w:rStyle w:val="Hyperlink"/>
@@ -5311,7 +5325,7 @@
       <w:r>
         <w:t xml:space="preserve"> </w:t>
       </w:r>
-      <w:hyperlink r:id="rId310">
+      <w:hyperlink r:id="rId311">
         <w:r>
           <w:rPr>
             <w:rStyle w:val="Hyperlink"/>
@@ -5325,7 +5339,7 @@
       <w:r>
         <w:t xml:space="preserve"> </w:t>
       </w:r>
-      <w:hyperlink r:id="rId311">
+      <w:hyperlink r:id="rId312">
         <w:r>
           <w:rPr>
             <w:rStyle w:val="Hyperlink"/>
@@ -5369,7 +5383,7 @@
           <w:numId w:val="1021"/>
         </w:numPr>
       </w:pPr>
-      <w:hyperlink r:id="rId312">
+      <w:hyperlink r:id="rId313">
         <w:r>
           <w:rPr>
             <w:rStyle w:val="Hyperlink"/>
@@ -5383,7 +5397,7 @@
       <w:r>
         <w:t xml:space="preserve"> </w:t>
       </w:r>
-      <w:hyperlink r:id="rId313">
+      <w:hyperlink r:id="rId314">
         <w:r>
           <w:rPr>
             <w:rStyle w:val="Hyperlink"/>
@@ -5409,7 +5423,7 @@
           <w:numId w:val="1021"/>
         </w:numPr>
       </w:pPr>
-      <w:hyperlink r:id="rId314">
+      <w:hyperlink r:id="rId315">
         <w:r>
           <w:rPr>
             <w:rStyle w:val="Hyperlink"/>
@@ -5420,7 +5434,7 @@
       <w:r>
         <w:t xml:space="preserve"> </w:t>
       </w:r>
-      <w:hyperlink r:id="rId315">
+      <w:hyperlink r:id="rId316">
         <w:r>
           <w:rPr>
             <w:rStyle w:val="Hyperlink"/>
@@ -5434,7 +5448,7 @@
       <w:r>
         <w:t xml:space="preserve"> </w:t>
       </w:r>
-      <w:hyperlink r:id="rId316">
+      <w:hyperlink r:id="rId317">
         <w:r>
           <w:rPr>
             <w:rStyle w:val="Hyperlink"/>
@@ -5460,7 +5474,7 @@
       <w:r>
         <w:t xml:space="preserve"> </w:t>
       </w:r>
-      <w:hyperlink r:id="rId317">
+      <w:hyperlink r:id="rId318">
         <w:r>
           <w:rPr>
             <w:rStyle w:val="Hyperlink"/>
@@ -5480,7 +5494,7 @@
           <w:numId w:val="1021"/>
         </w:numPr>
       </w:pPr>
-      <w:hyperlink r:id="rId318">
+      <w:hyperlink r:id="rId319">
         <w:r>
           <w:rPr>
             <w:rStyle w:val="Hyperlink"/>
@@ -5494,7 +5508,7 @@
       <w:r>
         <w:t xml:space="preserve"> </w:t>
       </w:r>
-      <w:hyperlink r:id="rId319">
+      <w:hyperlink r:id="rId320">
         <w:r>
           <w:rPr>
             <w:rStyle w:val="Hyperlink"/>
@@ -5508,7 +5522,7 @@
       <w:r>
         <w:t xml:space="preserve"> </w:t>
       </w:r>
-      <w:hyperlink r:id="rId320">
+      <w:hyperlink r:id="rId321">
         <w:r>
           <w:rPr>
             <w:rStyle w:val="Hyperlink"/>
@@ -5522,7 +5536,7 @@
       <w:r>
         <w:t xml:space="preserve"> </w:t>
       </w:r>
-      <w:hyperlink r:id="rId321">
+      <w:hyperlink r:id="rId322">
         <w:r>
           <w:rPr>
             <w:rStyle w:val="Hyperlink"/>
@@ -5536,7 +5550,7 @@
       <w:r>
         <w:t xml:space="preserve"> </w:t>
       </w:r>
-      <w:hyperlink r:id="rId322">
+      <w:hyperlink r:id="rId323">
         <w:r>
           <w:rPr>
             <w:rStyle w:val="Hyperlink"/>
@@ -5550,7 +5564,7 @@
       <w:r>
         <w:t xml:space="preserve"> </w:t>
       </w:r>
-      <w:hyperlink r:id="rId323">
+      <w:hyperlink r:id="rId324">
         <w:r>
           <w:rPr>
             <w:rStyle w:val="Hyperlink"/>
@@ -5564,7 +5578,7 @@
       <w:r>
         <w:t xml:space="preserve"> </w:t>
       </w:r>
-      <w:hyperlink r:id="rId324">
+      <w:hyperlink r:id="rId325">
         <w:r>
           <w:rPr>
             <w:rStyle w:val="Hyperlink"/>
@@ -5578,7 +5592,7 @@
       <w:r>
         <w:t xml:space="preserve"> </w:t>
       </w:r>
-      <w:hyperlink r:id="rId325">
+      <w:hyperlink r:id="rId326">
         <w:r>
           <w:rPr>
             <w:rStyle w:val="Hyperlink"/>
@@ -5592,7 +5606,7 @@
       <w:r>
         <w:t xml:space="preserve"> </w:t>
       </w:r>
-      <w:hyperlink r:id="rId326">
+      <w:hyperlink r:id="rId327">
         <w:r>
           <w:rPr>
             <w:rStyle w:val="Hyperlink"/>
@@ -5606,7 +5620,7 @@
       <w:r>
         <w:t xml:space="preserve"> </w:t>
       </w:r>
-      <w:hyperlink r:id="rId327">
+      <w:hyperlink r:id="rId328">
         <w:r>
           <w:rPr>
             <w:rStyle w:val="Hyperlink"/>
@@ -5620,7 +5634,7 @@
       <w:r>
         <w:t xml:space="preserve"> </w:t>
       </w:r>
-      <w:hyperlink r:id="rId328">
+      <w:hyperlink r:id="rId329">
         <w:r>
           <w:rPr>
             <w:rStyle w:val="Hyperlink"/>
@@ -5634,7 +5648,7 @@
       <w:r>
         <w:t xml:space="preserve"> </w:t>
       </w:r>
-      <w:hyperlink r:id="rId329">
+      <w:hyperlink r:id="rId330">
         <w:r>
           <w:rPr>
             <w:rStyle w:val="Hyperlink"/>
@@ -5648,7 +5662,7 @@
       <w:r>
         <w:t xml:space="preserve"> </w:t>
       </w:r>
-      <w:hyperlink r:id="rId330">
+      <w:hyperlink r:id="rId331">
         <w:r>
           <w:rPr>
             <w:rStyle w:val="Hyperlink"/>
@@ -5662,7 +5676,7 @@
       <w:r>
         <w:t xml:space="preserve"> </w:t>
       </w:r>
-      <w:hyperlink r:id="rId331">
+      <w:hyperlink r:id="rId332">
         <w:r>
           <w:rPr>
             <w:rStyle w:val="Hyperlink"/>
@@ -5676,7 +5690,7 @@
       <w:r>
         <w:t xml:space="preserve"> </w:t>
       </w:r>
-      <w:hyperlink r:id="rId332">
+      <w:hyperlink r:id="rId333">
         <w:r>
           <w:rPr>
             <w:rStyle w:val="Hyperlink"/>
@@ -5690,7 +5704,7 @@
       <w:r>
         <w:t xml:space="preserve"> </w:t>
       </w:r>
-      <w:hyperlink r:id="rId333">
+      <w:hyperlink r:id="rId334">
         <w:r>
           <w:rPr>
             <w:rStyle w:val="Hyperlink"/>
@@ -5704,7 +5718,7 @@
       <w:r>
         <w:t xml:space="preserve"> </w:t>
       </w:r>
-      <w:hyperlink r:id="rId334">
+      <w:hyperlink r:id="rId335">
         <w:r>
           <w:rPr>
             <w:rStyle w:val="Hyperlink"/>
@@ -5718,7 +5732,7 @@
       <w:r>
         <w:t xml:space="preserve"> </w:t>
       </w:r>
-      <w:hyperlink r:id="rId335">
+      <w:hyperlink r:id="rId336">
         <w:r>
           <w:rPr>
             <w:rStyle w:val="Hyperlink"/>
@@ -5732,7 +5746,7 @@
       <w:r>
         <w:t xml:space="preserve"> </w:t>
       </w:r>
-      <w:hyperlink r:id="rId336">
+      <w:hyperlink r:id="rId337">
         <w:r>
           <w:rPr>
             <w:rStyle w:val="Hyperlink"/>
@@ -5746,7 +5760,7 @@
       <w:r>
         <w:t xml:space="preserve"> </w:t>
       </w:r>
-      <w:hyperlink r:id="rId337">
+      <w:hyperlink r:id="rId338">
         <w:r>
           <w:rPr>
             <w:rStyle w:val="Hyperlink"/>
@@ -5760,7 +5774,7 @@
       <w:r>
         <w:t xml:space="preserve"> </w:t>
       </w:r>
-      <w:hyperlink r:id="rId338">
+      <w:hyperlink r:id="rId339">
         <w:r>
           <w:rPr>
             <w:rStyle w:val="Hyperlink"/>
@@ -5774,7 +5788,7 @@
       <w:r>
         <w:t xml:space="preserve"> </w:t>
       </w:r>
-      <w:hyperlink r:id="rId339">
+      <w:hyperlink r:id="rId340">
         <w:r>
           <w:rPr>
             <w:rStyle w:val="Hyperlink"/>
@@ -5788,7 +5802,7 @@
       <w:r>
         <w:t xml:space="preserve"> </w:t>
       </w:r>
-      <w:hyperlink r:id="rId340">
+      <w:hyperlink r:id="rId341">
         <w:r>
           <w:rPr>
             <w:rStyle w:val="Hyperlink"/>
@@ -5802,7 +5816,7 @@
       <w:r>
         <w:t xml:space="preserve"> </w:t>
       </w:r>
-      <w:hyperlink r:id="rId341">
+      <w:hyperlink r:id="rId342">
         <w:r>
           <w:rPr>
             <w:rStyle w:val="Hyperlink"/>
@@ -5816,7 +5830,7 @@
       <w:r>
         <w:t xml:space="preserve"> </w:t>
       </w:r>
-      <w:hyperlink r:id="rId342">
+      <w:hyperlink r:id="rId343">
         <w:r>
           <w:rPr>
             <w:rStyle w:val="Hyperlink"/>
@@ -5830,7 +5844,7 @@
       <w:r>
         <w:t xml:space="preserve"> </w:t>
       </w:r>
-      <w:hyperlink r:id="rId343">
+      <w:hyperlink r:id="rId344">
         <w:r>
           <w:rPr>
             <w:rStyle w:val="Hyperlink"/>
@@ -5844,7 +5858,7 @@
       <w:r>
         <w:t xml:space="preserve"> </w:t>
       </w:r>
-      <w:hyperlink r:id="rId344">
+      <w:hyperlink r:id="rId345">
         <w:r>
           <w:rPr>
             <w:rStyle w:val="Hyperlink"/>
@@ -5864,7 +5878,7 @@
           <w:numId w:val="1021"/>
         </w:numPr>
       </w:pPr>
-      <w:hyperlink r:id="rId345">
+      <w:hyperlink r:id="rId346">
         <w:r>
           <w:rPr>
             <w:rStyle w:val="Hyperlink"/>
@@ -5878,7 +5892,7 @@
       <w:r>
         <w:t xml:space="preserve"> </w:t>
       </w:r>
-      <w:hyperlink r:id="rId346">
+      <w:hyperlink r:id="rId347">
         <w:r>
           <w:rPr>
             <w:rStyle w:val="Hyperlink"/>
@@ -5892,7 +5906,7 @@
       <w:r>
         <w:t xml:space="preserve"> </w:t>
       </w:r>
-      <w:hyperlink r:id="rId347">
+      <w:hyperlink r:id="rId348">
         <w:r>
           <w:rPr>
             <w:rStyle w:val="Hyperlink"/>
@@ -5906,7 +5920,7 @@
       <w:r>
         <w:t xml:space="preserve"> </w:t>
       </w:r>
-      <w:hyperlink r:id="rId348">
+      <w:hyperlink r:id="rId349">
         <w:r>
           <w:rPr>
             <w:rStyle w:val="Hyperlink"/>
@@ -5956,7 +5970,7 @@
           <w:numId w:val="1021"/>
         </w:numPr>
       </w:pPr>
-      <w:hyperlink r:id="rId349">
+      <w:hyperlink r:id="rId350">
         <w:r>
           <w:rPr>
             <w:rStyle w:val="Hyperlink"/>
@@ -5970,7 +5984,7 @@
       <w:r>
         <w:t xml:space="preserve"> </w:t>
       </w:r>
-      <w:hyperlink r:id="rId350">
+      <w:hyperlink r:id="rId351">
         <w:r>
           <w:rPr>
             <w:rStyle w:val="Hyperlink"/>
@@ -5990,7 +6004,7 @@
           <w:numId w:val="1021"/>
         </w:numPr>
       </w:pPr>
-      <w:hyperlink r:id="rId351">
+      <w:hyperlink r:id="rId352">
         <w:r>
           <w:rPr>
             <w:rStyle w:val="Hyperlink"/>
@@ -6004,7 +6018,7 @@
       <w:r>
         <w:t xml:space="preserve"> </w:t>
       </w:r>
-      <w:hyperlink r:id="rId352">
+      <w:hyperlink r:id="rId353">
         <w:r>
           <w:rPr>
             <w:rStyle w:val="Hyperlink"/>
@@ -6018,7 +6032,7 @@
       <w:r>
         <w:t xml:space="preserve"> </w:t>
       </w:r>
-      <w:hyperlink r:id="rId353">
+      <w:hyperlink r:id="rId354">
         <w:r>
           <w:rPr>
             <w:rStyle w:val="Hyperlink"/>
@@ -6032,7 +6046,7 @@
       <w:r>
         <w:t xml:space="preserve"> </w:t>
       </w:r>
-      <w:hyperlink r:id="rId354">
+      <w:hyperlink r:id="rId355">
         <w:r>
           <w:rPr>
             <w:rStyle w:val="Hyperlink"/>
@@ -6046,7 +6060,7 @@
       <w:r>
         <w:t xml:space="preserve"> </w:t>
       </w:r>
-      <w:hyperlink r:id="rId355">
+      <w:hyperlink r:id="rId356">
         <w:r>
           <w:rPr>
             <w:rStyle w:val="Hyperlink"/>
@@ -6060,7 +6074,7 @@
       <w:r>
         <w:t xml:space="preserve"> </w:t>
       </w:r>
-      <w:hyperlink r:id="rId356">
+      <w:hyperlink r:id="rId357">
         <w:r>
           <w:rPr>
             <w:rStyle w:val="Hyperlink"/>
@@ -6074,7 +6088,7 @@
       <w:r>
         <w:t xml:space="preserve"> </w:t>
       </w:r>
-      <w:hyperlink r:id="rId357">
+      <w:hyperlink r:id="rId358">
         <w:r>
           <w:rPr>
             <w:rStyle w:val="Hyperlink"/>
@@ -6088,7 +6102,7 @@
       <w:r>
         <w:t xml:space="preserve"> </w:t>
       </w:r>
-      <w:hyperlink r:id="rId358">
+      <w:hyperlink r:id="rId359">
         <w:r>
           <w:rPr>
             <w:rStyle w:val="Hyperlink"/>
@@ -6102,7 +6116,7 @@
       <w:r>
         <w:t xml:space="preserve"> </w:t>
       </w:r>
-      <w:hyperlink r:id="rId359">
+      <w:hyperlink r:id="rId360">
         <w:r>
           <w:rPr>
             <w:rStyle w:val="Hyperlink"/>
@@ -6116,7 +6130,7 @@
       <w:r>
         <w:t xml:space="preserve"> </w:t>
       </w:r>
-      <w:hyperlink r:id="rId360">
+      <w:hyperlink r:id="rId361">
         <w:r>
           <w:rPr>
             <w:rStyle w:val="Hyperlink"/>
@@ -6130,7 +6144,7 @@
       <w:r>
         <w:t xml:space="preserve"> </w:t>
       </w:r>
-      <w:hyperlink r:id="rId361">
+      <w:hyperlink r:id="rId362">
         <w:r>
           <w:rPr>
             <w:rStyle w:val="Hyperlink"/>
@@ -6144,7 +6158,7 @@
       <w:r>
         <w:t xml:space="preserve"> </w:t>
       </w:r>
-      <w:hyperlink r:id="rId362">
+      <w:hyperlink r:id="rId363">
         <w:r>
           <w:rPr>
             <w:rStyle w:val="Hyperlink"/>
@@ -6158,7 +6172,7 @@
       <w:r>
         <w:t xml:space="preserve"> </w:t>
       </w:r>
-      <w:hyperlink r:id="rId363">
+      <w:hyperlink r:id="rId364">
         <w:r>
           <w:rPr>
             <w:rStyle w:val="Hyperlink"/>
@@ -6172,7 +6186,7 @@
       <w:r>
         <w:t xml:space="preserve"> </w:t>
       </w:r>
-      <w:hyperlink r:id="rId364">
+      <w:hyperlink r:id="rId365">
         <w:r>
           <w:rPr>
             <w:rStyle w:val="Hyperlink"/>
@@ -6186,7 +6200,7 @@
       <w:r>
         <w:t xml:space="preserve"> </w:t>
       </w:r>
-      <w:hyperlink r:id="rId365">
+      <w:hyperlink r:id="rId366">
         <w:r>
           <w:rPr>
             <w:rStyle w:val="Hyperlink"/>
@@ -6200,7 +6214,7 @@
       <w:r>
         <w:t xml:space="preserve"> </w:t>
       </w:r>
-      <w:hyperlink r:id="rId366">
+      <w:hyperlink r:id="rId367">
         <w:r>
           <w:rPr>
             <w:rStyle w:val="Hyperlink"/>
@@ -6214,7 +6228,7 @@
       <w:r>
         <w:t xml:space="preserve"> </w:t>
       </w:r>
-      <w:hyperlink r:id="rId367">
+      <w:hyperlink r:id="rId368">
         <w:r>
           <w:rPr>
             <w:rStyle w:val="Hyperlink"/>
@@ -6228,7 +6242,7 @@
       <w:r>
         <w:t xml:space="preserve"> </w:t>
       </w:r>
-      <w:hyperlink r:id="rId368">
+      <w:hyperlink r:id="rId369">
         <w:r>
           <w:rPr>
             <w:rStyle w:val="Hyperlink"/>
@@ -6242,7 +6256,7 @@
       <w:r>
         <w:t xml:space="preserve"> </w:t>
       </w:r>
-      <w:hyperlink r:id="rId369">
+      <w:hyperlink r:id="rId370">
         <w:r>
           <w:rPr>
             <w:rStyle w:val="Hyperlink"/>
@@ -6256,7 +6270,7 @@
       <w:r>
         <w:t xml:space="preserve"> </w:t>
       </w:r>
-      <w:hyperlink r:id="rId370">
+      <w:hyperlink r:id="rId371">
         <w:r>
           <w:rPr>
             <w:rStyle w:val="Hyperlink"/>
@@ -6270,7 +6284,7 @@
       <w:r>
         <w:t xml:space="preserve"> </w:t>
       </w:r>
-      <w:hyperlink r:id="rId371">
+      <w:hyperlink r:id="rId372">
         <w:r>
           <w:rPr>
             <w:rStyle w:val="Hyperlink"/>
@@ -6284,7 +6298,7 @@
       <w:r>
         <w:t xml:space="preserve"> </w:t>
       </w:r>
-      <w:hyperlink r:id="rId372">
+      <w:hyperlink r:id="rId373">
         <w:r>
           <w:rPr>
             <w:rStyle w:val="Hyperlink"/>
@@ -6298,7 +6312,7 @@
       <w:r>
         <w:t xml:space="preserve"> </w:t>
       </w:r>
-      <w:hyperlink r:id="rId373">
+      <w:hyperlink r:id="rId374">
         <w:r>
           <w:rPr>
             <w:rStyle w:val="Hyperlink"/>
@@ -6312,7 +6326,7 @@
       <w:r>
         <w:t xml:space="preserve"> </w:t>
       </w:r>
-      <w:hyperlink r:id="rId374">
+      <w:hyperlink r:id="rId375">
         <w:r>
           <w:rPr>
             <w:rStyle w:val="Hyperlink"/>
@@ -6326,7 +6340,7 @@
       <w:r>
         <w:t xml:space="preserve"> </w:t>
       </w:r>
-      <w:hyperlink r:id="rId375">
+      <w:hyperlink r:id="rId376">
         <w:r>
           <w:rPr>
             <w:rStyle w:val="Hyperlink"/>
@@ -6340,7 +6354,7 @@
       <w:r>
         <w:t xml:space="preserve"> </w:t>
       </w:r>
-      <w:hyperlink r:id="rId376">
+      <w:hyperlink r:id="rId377">
         <w:r>
           <w:rPr>
             <w:rStyle w:val="Hyperlink"/>
@@ -6354,7 +6368,7 @@
       <w:r>
         <w:t xml:space="preserve"> </w:t>
       </w:r>
-      <w:hyperlink r:id="rId377">
+      <w:hyperlink r:id="rId378">
         <w:r>
           <w:rPr>
             <w:rStyle w:val="Hyperlink"/>
@@ -6368,7 +6382,7 @@
       <w:r>
         <w:t xml:space="preserve"> </w:t>
       </w:r>
-      <w:hyperlink r:id="rId378">
+      <w:hyperlink r:id="rId379">
         <w:r>
           <w:rPr>
             <w:rStyle w:val="Hyperlink"/>
@@ -6388,7 +6402,7 @@
           <w:numId w:val="1021"/>
         </w:numPr>
       </w:pPr>
-      <w:hyperlink r:id="rId379">
+      <w:hyperlink r:id="rId380">
         <w:r>
           <w:rPr>
             <w:rStyle w:val="Hyperlink"/>
@@ -6402,7 +6416,7 @@
       <w:r>
         <w:t xml:space="preserve"> </w:t>
       </w:r>
-      <w:hyperlink r:id="rId380">
+      <w:hyperlink r:id="rId381">
         <w:r>
           <w:rPr>
             <w:rStyle w:val="Hyperlink"/>
@@ -6416,7 +6430,7 @@
       <w:r>
         <w:t xml:space="preserve"> </w:t>
       </w:r>
-      <w:hyperlink r:id="rId381">
+      <w:hyperlink r:id="rId382">
         <w:r>
           <w:rPr>
             <w:rStyle w:val="Hyperlink"/>
@@ -6436,7 +6450,7 @@
           <w:numId w:val="1021"/>
         </w:numPr>
       </w:pPr>
-      <w:hyperlink r:id="rId382">
+      <w:hyperlink r:id="rId383">
         <w:r>
           <w:rPr>
             <w:rStyle w:val="Hyperlink"/>
@@ -6459,7 +6473,7 @@
       <w:r>
         <w:t xml:space="preserve"> </w:t>
       </w:r>
-      <w:hyperlink r:id="rId383">
+      <w:hyperlink r:id="rId384">
         <w:r>
           <w:rPr>
             <w:rStyle w:val="Hyperlink"/>
@@ -6482,7 +6496,7 @@
       <w:r>
         <w:t xml:space="preserve"> </w:t>
       </w:r>
-      <w:hyperlink r:id="rId384">
+      <w:hyperlink r:id="rId385">
         <w:r>
           <w:rPr>
             <w:rStyle w:val="Hyperlink"/>
@@ -6496,7 +6510,7 @@
       <w:r>
         <w:t xml:space="preserve"> </w:t>
       </w:r>
-      <w:hyperlink r:id="rId385">
+      <w:hyperlink r:id="rId386">
         <w:r>
           <w:rPr>
             <w:rStyle w:val="Hyperlink"/>
@@ -6510,7 +6524,7 @@
       <w:r>
         <w:t xml:space="preserve"> </w:t>
       </w:r>
-      <w:hyperlink r:id="rId386">
+      <w:hyperlink r:id="rId387">
         <w:r>
           <w:rPr>
             <w:rStyle w:val="Hyperlink"/>
@@ -6524,7 +6538,7 @@
       <w:r>
         <w:t xml:space="preserve"> </w:t>
       </w:r>
-      <w:hyperlink r:id="rId387">
+      <w:hyperlink r:id="rId388">
         <w:r>
           <w:rPr>
             <w:rStyle w:val="Hyperlink"/>
@@ -6538,7 +6552,7 @@
       <w:r>
         <w:t xml:space="preserve"> </w:t>
       </w:r>
-      <w:hyperlink r:id="rId388">
+      <w:hyperlink r:id="rId389">
         <w:r>
           <w:rPr>
             <w:rStyle w:val="Hyperlink"/>
@@ -6552,7 +6566,7 @@
       <w:r>
         <w:t xml:space="preserve"> </w:t>
       </w:r>
-      <w:hyperlink r:id="rId389">
+      <w:hyperlink r:id="rId390">
         <w:r>
           <w:rPr>
             <w:rStyle w:val="Hyperlink"/>
@@ -6602,7 +6616,7 @@
       <w:r>
         <w:t xml:space="preserve"> </w:t>
       </w:r>
-      <w:hyperlink r:id="rId390">
+      <w:hyperlink r:id="rId391">
         <w:r>
           <w:rPr>
             <w:rStyle w:val="Hyperlink"/>
@@ -6616,7 +6630,7 @@
       <w:r>
         <w:t xml:space="preserve"> </w:t>
       </w:r>
-      <w:hyperlink r:id="rId391">
+      <w:hyperlink r:id="rId392">
         <w:r>
           <w:rPr>
             <w:rStyle w:val="Hyperlink"/>
@@ -6639,7 +6653,7 @@
           <w:numId w:val="1021"/>
         </w:numPr>
       </w:pPr>
-      <w:hyperlink r:id="rId392">
+      <w:hyperlink r:id="rId393">
         <w:r>
           <w:rPr>
             <w:rStyle w:val="Hyperlink"/>
@@ -6671,7 +6685,7 @@
           <w:numId w:val="1021"/>
         </w:numPr>
       </w:pPr>
-      <w:hyperlink r:id="rId393">
+      <w:hyperlink r:id="rId394">
         <w:r>
           <w:rPr>
             <w:rStyle w:val="Hyperlink"/>
@@ -6682,7 +6696,7 @@
       <w:r>
         <w:t xml:space="preserve"> </w:t>
       </w:r>
-      <w:hyperlink r:id="rId394">
+      <w:hyperlink r:id="rId395">
         <w:r>
           <w:rPr>
             <w:rStyle w:val="Hyperlink"/>
@@ -6693,7 +6707,7 @@
       <w:r>
         <w:t xml:space="preserve"> </w:t>
       </w:r>
-      <w:hyperlink r:id="rId395">
+      <w:hyperlink r:id="rId396">
         <w:r>
           <w:rPr>
             <w:rStyle w:val="Hyperlink"/>
@@ -6704,7 +6718,7 @@
       <w:r>
         <w:t xml:space="preserve"> </w:t>
       </w:r>
-      <w:hyperlink r:id="rId396">
+      <w:hyperlink r:id="rId397">
         <w:r>
           <w:rPr>
             <w:rStyle w:val="Hyperlink"/>
@@ -6715,7 +6729,7 @@
       <w:r>
         <w:t xml:space="preserve"> </w:t>
       </w:r>
-      <w:hyperlink r:id="rId397">
+      <w:hyperlink r:id="rId398">
         <w:r>
           <w:rPr>
             <w:rStyle w:val="Hyperlink"/>
@@ -6726,7 +6740,7 @@
       <w:r>
         <w:t xml:space="preserve"> </w:t>
       </w:r>
-      <w:hyperlink r:id="rId398">
+      <w:hyperlink r:id="rId399">
         <w:r>
           <w:rPr>
             <w:rStyle w:val="Hyperlink"/>
@@ -6737,7 +6751,7 @@
       <w:r>
         <w:t xml:space="preserve"> </w:t>
       </w:r>
-      <w:hyperlink r:id="rId399">
+      <w:hyperlink r:id="rId400">
         <w:r>
           <w:rPr>
             <w:rStyle w:val="Hyperlink"/>
@@ -6748,7 +6762,7 @@
       <w:r>
         <w:t xml:space="preserve"> </w:t>
       </w:r>
-      <w:hyperlink r:id="rId400">
+      <w:hyperlink r:id="rId401">
         <w:r>
           <w:rPr>
             <w:rStyle w:val="Hyperlink"/>
@@ -6757,7 +6771,7 @@
         </w:r>
       </w:hyperlink>
     </w:p>
-    <w:bookmarkEnd w:id="401"/>
+    <w:bookmarkEnd w:id="402"/>
     <w:sectPr/>
   </w:body>
 </w:document>

--- a/KenAdenijiResume.docx
+++ b/KenAdenijiResume.docx
@@ -392,7 +392,7 @@
         </w:numPr>
       </w:pPr>
       <w:r>
-        <w:t xml:space="preserve">In 2006, I was granted United States of America (USA) permanent resident alien status.</w:t>
+        <w:t xml:space="preserve">Please be advised that you have been granted permanent resident status as of the above date. Approval Date: November 24, 2006 A: 27 931 849 Adj. Class: F16 District Director: David N. Still U.S. Dept. Homeland Security U.S. Citizenship and Immigration Services 630 Sansome Street San Francisco, California 94111.</w:t>
       </w:r>
     </w:p>
     <w:p>
@@ -620,6 +620,30 @@
       </w:r>
       <w:r>
         <w:t xml:space="preserve">First position in the last year of primary school, primary five, examination.</w:t>
+      </w:r>
+    </w:p>
+    <w:p>
+      <w:pPr>
+        <w:pStyle w:val="Compact"/>
+        <w:numPr>
+          <w:ilvl w:val="0"/>
+          <w:numId w:val="1002"/>
+        </w:numPr>
+      </w:pPr>
+      <w:r>
+        <w:t xml:space="preserve">On</w:t>
+      </w:r>
+      <w:r>
+        <w:t xml:space="preserve"> </w:t>
+      </w:r>
+      <w:r>
+        <w:t xml:space="preserve">2026-05-30,</w:t>
+      </w:r>
+      <w:r>
+        <w:t xml:space="preserve"> </w:t>
+      </w:r>
+      <w:r>
+        <w:t xml:space="preserve">The Center for Public Service Productivity and Development, in collaboration with Crown University Delaware - USA, awarded me an honorary doctorate degree in Doctor of Engineering (D. Eng)</w:t>
       </w:r>
     </w:p>
     <w:bookmarkEnd w:id="38"/>

--- a/KenAdenijiResume.docx
+++ b/KenAdenijiResume.docx
@@ -459,7 +459,7 @@
         </w:numPr>
       </w:pPr>
       <w:r>
-        <w:t xml:space="preserve">In 1987, a minority scholarship recipient at the</w:t>
+        <w:t xml:space="preserve">In 1987, a scholarship recipient at the</w:t>
       </w:r>
       <w:r>
         <w:t xml:space="preserve"> </w:t>
@@ -519,7 +519,7 @@
         </w:numPr>
       </w:pPr>
       <w:r>
-        <w:t xml:space="preserve">38-year work experience.</w:t>
+        <w:t xml:space="preserve">40-year work experience.</w:t>
       </w:r>
     </w:p>
     <w:p>

--- a/KenAdenijiResume.docx
+++ b/KenAdenijiResume.docx
@@ -643,7 +643,7 @@
         <w:t xml:space="preserve"> </w:t>
       </w:r>
       <w:r>
-        <w:t xml:space="preserve">The Center for Public Service Productivity and Development, in collaboration with Crown University Delaware - USA, awarded me an honorary doctorate degree in Doctor of Engineering (D. Eng)</w:t>
+        <w:t xml:space="preserve">The Center for Public Service Productivity and Development, in collaboration with Crown University Delaware - USA, honored me with a Doctor of Engineering (D. Eng) degree.</w:t>
       </w:r>
     </w:p>
     <w:bookmarkEnd w:id="38"/>

--- a/KenAdenijiResume.docx
+++ b/KenAdenijiResume.docx
@@ -1204,7 +1204,7 @@
       </w:r>
     </w:p>
     <w:bookmarkEnd w:id="62"/>
-    <w:bookmarkStart w:id="64" w:name="X59ef651d5849c15382a56219c4a05aa721d25c5"/>
+    <w:bookmarkStart w:id="64" w:name="X77451bca879db643bca609e8a48829324a317e8"/>
     <w:p>
       <w:pPr>
         <w:pStyle w:val="Heading3"/>
@@ -1221,7 +1221,7 @@
         <w:t xml:space="preserve"> </w:t>
       </w:r>
       <w:r>
-        <w:t xml:space="preserve">Powersoft Australia 1st Consultant (March 1995 to October 1995).</w:t>
+        <w:t xml:space="preserve">Powersoft Australia 1st Consultant (March 1995 to October 1995)</w:t>
       </w:r>
     </w:p>
     <w:p>

--- a/KenAdenijiResume.docx
+++ b/KenAdenijiResume.docx
@@ -1460,6 +1460,12 @@
       </w:r>
       <w:r>
         <w:t xml:space="preserve">2007-06-25 ... 2008-03-15 Employment term.</w:t>
+      </w:r>
+      <w:r>
+        <w:t xml:space="preserve"> </w:t>
+      </w:r>
+      <w:r>
+        <w:t xml:space="preserve">2007-09-23 Employment status changed from contractor to full-time staff.</w:t>
       </w:r>
       <w:r>
         <w:t xml:space="preserve"> </w:t>

--- a/KenAdenijiResume.docx
+++ b/KenAdenijiResume.docx
@@ -2272,7 +2272,7 @@
           <w:rPr>
             <w:rStyle w:val="Hyperlink"/>
           </w:rPr>
-          <w:t xml:space="preserve">Language</w:t>
+          <w:t xml:space="preserve">Aishaq and training</w:t>
         </w:r>
       </w:hyperlink>
     </w:p>
